--- a/radovi/master-rad/master_rad_asd_esp32s3_cir.docx
+++ b/radovi/master-rad/master_rad_asd_esp32s3_cir.docx
@@ -2,9 +2,21 @@
 <file path=word/document.xml><?xml version="1.0" encoding="utf-8"?>
 <w:document xmlns:wpc="http://schemas.microsoft.com/office/word/2010/wordprocessingCanvas" xmlns:cx="http://schemas.microsoft.com/office/drawing/2014/chartex" xmlns:cx1="http://schemas.microsoft.com/office/drawing/2015/9/8/chartex" xmlns:cx2="http://schemas.microsoft.com/office/drawing/2015/10/21/chartex" xmlns:cx3="http://schemas.microsoft.com/office/drawing/2016/5/9/chartex" xmlns:cx4="http://schemas.microsoft.com/office/drawing/2016/5/10/chartex" xmlns:cx5="http://schemas.microsoft.com/office/drawing/2016/5/11/chartex" xmlns:cx6="http://schemas.microsoft.com/office/drawing/2016/5/12/chartex" xmlns:cx7="http://schemas.microsoft.com/office/drawing/2016/5/13/chartex" xmlns:cx8="http://schemas.microsoft.com/office/drawing/2016/5/14/chartex" xmlns:mc="http://schemas.openxmlformats.org/markup-compatibility/2006" xmlns:aink="http://schemas.microsoft.com/office/drawing/2016/ink" xmlns:am3d="http://schemas.microsoft.com/office/drawing/2017/model3d" xmlns:o="urn:schemas-microsoft-com:office:office" xmlns:oel="http://schemas.microsoft.com/office/2019/extlst" xmlns:r="http://schemas.openxmlformats.org/officeDocument/2006/relationships" xmlns:m="http://schemas.openxmlformats.org/officeDocument/2006/math" xmlns:v="urn:schemas-microsoft-com:vml" xmlns:wp14="http://schemas.microsoft.com/office/word/2010/wordprocessingDrawing" xmlns:wp="http://schemas.openxmlformats.org/drawingml/2006/wordprocessingDrawing" xmlns:w10="urn:schemas-microsoft-com:office:word" xmlns:w="http://schemas.openxmlformats.org/wordprocessingml/2006/main" xmlns:w14="http://schemas.microsoft.com/office/word/2010/wordml" xmlns:w15="http://schemas.microsoft.com/office/word/2012/wordml" xmlns:w16cex="http://schemas.microsoft.com/office/word/2018/wordml/cex" xmlns:w16cid="http://schemas.microsoft.com/office/word/2016/wordml/cid" xmlns:w16="http://schemas.microsoft.com/office/word/2018/wordml" xmlns:w16du="http://schemas.microsoft.com/office/word/2023/wordml/word16du" xmlns:w16sdtdh="http://schemas.microsoft.com/office/word/2020/wordml/sdtdatahash" xmlns:w16sdtfl="http://schemas.microsoft.com/office/word/2024/wordml/sdtformatlock" xmlns:w16se="http://schemas.microsoft.com/office/word/2015/wordml/symex" xmlns:wpg="http://schemas.microsoft.com/office/word/2010/wordprocessingGroup" xmlns:wpi="http://schemas.microsoft.com/office/word/2010/wordprocessingInk" xmlns:wne="http://schemas.microsoft.com/office/word/2006/wordml" xmlns:wps="http://schemas.microsoft.com/office/word/2010/wordprocessingShape" mc:Ignorable="w14 w15 w16se w16cid w16 w16cex w16sdtdh w16sdtfl w16du wp14">
   <w:body>
-    <w:p/>
-    <w:p/>
-    <w:p/>
+    <w:p>
+      <w:pPr>
+        <w:spacing w:after="0" w:line="240" w:lineRule="exact"/>
+      </w:pPr>
+    </w:p>
+    <w:p>
+      <w:pPr>
+        <w:spacing w:after="0" w:line="240" w:lineRule="exact"/>
+      </w:pPr>
+    </w:p>
+    <w:p>
+      <w:pPr>
+        <w:spacing w:after="0" w:line="240" w:lineRule="exact"/>
+      </w:pPr>
+    </w:p>
     <w:p>
       <w:pPr>
         <w:spacing w:after="80"/>
@@ -67,11 +79,31 @@
         <w:t>Модул: Embedded системи и алгоритми</w:t>
       </w:r>
     </w:p>
-    <w:p/>
-    <w:p/>
-    <w:p/>
-    <w:p/>
-    <w:p/>
+    <w:p>
+      <w:pPr>
+        <w:spacing w:after="0" w:line="240" w:lineRule="exact"/>
+      </w:pPr>
+    </w:p>
+    <w:p>
+      <w:pPr>
+        <w:spacing w:after="0" w:line="240" w:lineRule="exact"/>
+      </w:pPr>
+    </w:p>
+    <w:p>
+      <w:pPr>
+        <w:spacing w:after="0" w:line="240" w:lineRule="exact"/>
+      </w:pPr>
+    </w:p>
+    <w:p>
+      <w:pPr>
+        <w:spacing w:after="0" w:line="240" w:lineRule="exact"/>
+      </w:pPr>
+    </w:p>
+    <w:p>
+      <w:pPr>
+        <w:spacing w:after="0" w:line="240" w:lineRule="exact"/>
+      </w:pPr>
+    </w:p>
     <w:p>
       <w:pPr>
         <w:spacing w:after="80"/>
@@ -84,9 +116,21 @@
         <w:t>Михајло Живковић</w:t>
       </w:r>
     </w:p>
-    <w:p/>
-    <w:p/>
-    <w:p/>
+    <w:p>
+      <w:pPr>
+        <w:spacing w:after="0" w:line="240" w:lineRule="exact"/>
+      </w:pPr>
+    </w:p>
+    <w:p>
+      <w:pPr>
+        <w:spacing w:after="0" w:line="240" w:lineRule="exact"/>
+      </w:pPr>
+    </w:p>
+    <w:p>
+      <w:pPr>
+        <w:spacing w:after="0" w:line="240" w:lineRule="exact"/>
+      </w:pPr>
+    </w:p>
     <w:p>
       <w:pPr>
         <w:spacing w:after="80"/>
@@ -97,11 +141,19 @@
           <w:b/>
           <w:sz w:val="32"/>
         </w:rPr>
-        <w:t>НЕНАДГЛЕДАНА ДЕТЕКЦИЈА АНОМАЛИЈА ЗВУКА МАШИНА НА МИКРОКОНТРОЛЕРУ ESP32-S3 СА САМОКАЛИБРАЦИЈОМ НА ЛИЦУ МЈЕСТА</w:t>
-      </w:r>
-    </w:p>
-    <w:p/>
-    <w:p/>
+        <w:t>НЕНАДГЛЕДАНА ДЕТЕКЦИЈА АНОМАЛИЈА ЗВУКА МАШИНА НА МИКРОКОНТРОЛЕРУ ESP32-S3 СА САМОКАЛИБРАЦИЈОМ</w:t>
+      </w:r>
+    </w:p>
+    <w:p>
+      <w:pPr>
+        <w:spacing w:after="0" w:line="240" w:lineRule="exact"/>
+      </w:pPr>
+    </w:p>
+    <w:p>
+      <w:pPr>
+        <w:spacing w:after="0" w:line="240" w:lineRule="exact"/>
+      </w:pPr>
+    </w:p>
     <w:p>
       <w:pPr>
         <w:spacing w:after="80"/>
@@ -115,14 +167,46 @@
         <w:t>МАСТЕР РАД</w:t>
       </w:r>
     </w:p>
-    <w:p/>
-    <w:p/>
-    <w:p/>
-    <w:p/>
-    <w:p/>
-    <w:p/>
-    <w:p/>
-    <w:p/>
+    <w:p>
+      <w:pPr>
+        <w:spacing w:after="0" w:line="240" w:lineRule="exact"/>
+      </w:pPr>
+    </w:p>
+    <w:p>
+      <w:pPr>
+        <w:spacing w:after="0" w:line="240" w:lineRule="exact"/>
+      </w:pPr>
+    </w:p>
+    <w:p>
+      <w:pPr>
+        <w:spacing w:after="0" w:line="240" w:lineRule="exact"/>
+      </w:pPr>
+    </w:p>
+    <w:p>
+      <w:pPr>
+        <w:spacing w:after="0" w:line="240" w:lineRule="exact"/>
+      </w:pPr>
+    </w:p>
+    <w:p>
+      <w:pPr>
+        <w:spacing w:after="0" w:line="240" w:lineRule="exact"/>
+      </w:pPr>
+    </w:p>
+    <w:p>
+      <w:pPr>
+        <w:spacing w:after="0" w:line="240" w:lineRule="exact"/>
+      </w:pPr>
+    </w:p>
+    <w:p>
+      <w:pPr>
+        <w:spacing w:after="0" w:line="240" w:lineRule="exact"/>
+      </w:pPr>
+    </w:p>
+    <w:p>
+      <w:pPr>
+        <w:spacing w:after="0" w:line="240" w:lineRule="exact"/>
+      </w:pPr>
+    </w:p>
     <w:p>
       <w:pPr>
         <w:spacing w:after="80"/>
@@ -136,12 +220,26 @@
       </w:r>
     </w:p>
     <w:p>
-      <w:r>
+      <w:pPr>
+        <w:spacing w:after="0" w:line="20" w:lineRule="exact"/>
+      </w:pPr>
+      <w:r>
+        <w:rPr>
+          <w:sz w:val="2"/>
+        </w:rPr>
         <w:br w:type="page"/>
       </w:r>
     </w:p>
-    <w:p/>
-    <w:p/>
+    <w:p>
+      <w:pPr>
+        <w:spacing w:after="0" w:line="240" w:lineRule="exact"/>
+      </w:pPr>
+    </w:p>
+    <w:p>
+      <w:pPr>
+        <w:spacing w:after="0" w:line="240" w:lineRule="exact"/>
+      </w:pPr>
+    </w:p>
     <w:p>
       <w:pPr>
         <w:spacing w:after="80"/>
@@ -196,10 +294,26 @@
         <w:t>Одсек/смјер/усмјерење: Енергетика, електроника и телекомуникације / Embedded системи и алгоритми</w:t>
       </w:r>
     </w:p>
-    <w:p/>
-    <w:p/>
-    <w:p/>
-    <w:p/>
+    <w:p>
+      <w:pPr>
+        <w:spacing w:after="0" w:line="240" w:lineRule="exact"/>
+      </w:pPr>
+    </w:p>
+    <w:p>
+      <w:pPr>
+        <w:spacing w:after="0" w:line="240" w:lineRule="exact"/>
+      </w:pPr>
+    </w:p>
+    <w:p>
+      <w:pPr>
+        <w:spacing w:after="0" w:line="240" w:lineRule="exact"/>
+      </w:pPr>
+    </w:p>
+    <w:p>
+      <w:pPr>
+        <w:spacing w:after="0" w:line="240" w:lineRule="exact"/>
+      </w:pPr>
+    </w:p>
     <w:p>
       <w:pPr>
         <w:spacing w:after="80"/>
@@ -213,9 +327,21 @@
         <w:t>МАСТЕР РАД</w:t>
       </w:r>
     </w:p>
-    <w:p/>
-    <w:p/>
-    <w:p/>
+    <w:p>
+      <w:pPr>
+        <w:spacing w:after="0" w:line="240" w:lineRule="exact"/>
+      </w:pPr>
+    </w:p>
+    <w:p>
+      <w:pPr>
+        <w:spacing w:after="0" w:line="240" w:lineRule="exact"/>
+      </w:pPr>
+    </w:p>
+    <w:p>
+      <w:pPr>
+        <w:spacing w:after="0" w:line="240" w:lineRule="exact"/>
+      </w:pPr>
+    </w:p>
     <w:p>
       <w:pPr>
         <w:spacing w:after="80"/>
@@ -276,12 +402,36 @@
         <w:t>Ментор рада: проф. др Иван Мезеи, ред. проф.</w:t>
       </w:r>
     </w:p>
-    <w:p/>
-    <w:p/>
-    <w:p/>
-    <w:p/>
-    <w:p/>
-    <w:p/>
+    <w:p>
+      <w:pPr>
+        <w:spacing w:after="0" w:line="240" w:lineRule="exact"/>
+      </w:pPr>
+    </w:p>
+    <w:p>
+      <w:pPr>
+        <w:spacing w:after="0" w:line="240" w:lineRule="exact"/>
+      </w:pPr>
+    </w:p>
+    <w:p>
+      <w:pPr>
+        <w:spacing w:after="0" w:line="240" w:lineRule="exact"/>
+      </w:pPr>
+    </w:p>
+    <w:p>
+      <w:pPr>
+        <w:spacing w:after="0" w:line="240" w:lineRule="exact"/>
+      </w:pPr>
+    </w:p>
+    <w:p>
+      <w:pPr>
+        <w:spacing w:after="0" w:line="240" w:lineRule="exact"/>
+      </w:pPr>
+    </w:p>
+    <w:p>
+      <w:pPr>
+        <w:spacing w:after="0" w:line="240" w:lineRule="exact"/>
+      </w:pPr>
+    </w:p>
     <w:p>
       <w:pPr>
         <w:spacing w:after="80"/>
@@ -301,7 +451,13 @@
       </w:r>
     </w:p>
     <w:p>
-      <w:r>
+      <w:pPr>
+        <w:spacing w:after="0" w:line="20" w:lineRule="exact"/>
+      </w:pPr>
+      <w:r>
+        <w:rPr>
+          <w:sz w:val="2"/>
+        </w:rPr>
         <w:br w:type="page"/>
       </w:r>
     </w:p>
@@ -319,26 +475,28 @@
         <w:t>КЉУЧНА ДОКУМЕНТАЦИЈСКА ИНФОРМАЦИЈА</w:t>
       </w:r>
     </w:p>
-    <w:p/>
+    <w:p>
+      <w:pPr>
+        <w:spacing w:after="0" w:line="240" w:lineRule="exact"/>
+      </w:pPr>
+    </w:p>
     <w:tbl>
       <w:tblPr>
         <w:tblStyle w:val="TableGrid"/>
         <w:tblW w:w="0" w:type="auto"/>
+        <w:tblLayout w:type="fixed"/>
         <w:tblLook w:val="04A0" w:firstRow="1" w:lastRow="0" w:firstColumn="1" w:lastColumn="0" w:noHBand="0" w:noVBand="1"/>
       </w:tblPr>
       <w:tblGrid>
-        <w:gridCol w:w="3685"/>
-        <w:gridCol w:w="5102"/>
+        <w:gridCol w:w="3402"/>
+        <w:gridCol w:w="5386"/>
       </w:tblGrid>
       <w:tr>
         <w:tc>
           <w:tcPr>
-            <w:tcW w:w="3685" w:type="dxa"/>
-          </w:tcPr>
-          <w:p>
-            <w:pPr>
-              <w:spacing w:after="40"/>
-            </w:pPr>
+            <w:tcW w:w="3402" w:type="dxa"/>
+          </w:tcPr>
+          <w:p>
             <w:r>
               <w:rPr>
                 <w:b/>
@@ -350,24 +508,17 @@
         </w:tc>
         <w:tc>
           <w:tcPr>
-            <w:tcW w:w="5102" w:type="dxa"/>
-          </w:tcPr>
-          <w:p>
-            <w:pPr>
-              <w:spacing w:after="40"/>
-            </w:pPr>
-          </w:p>
+            <w:tcW w:w="5386" w:type="dxa"/>
+          </w:tcPr>
+          <w:p/>
         </w:tc>
       </w:tr>
       <w:tr>
         <w:tc>
           <w:tcPr>
-            <w:tcW w:w="3685" w:type="dxa"/>
-          </w:tcPr>
-          <w:p>
-            <w:pPr>
-              <w:spacing w:after="40"/>
-            </w:pPr>
+            <w:tcW w:w="3402" w:type="dxa"/>
+          </w:tcPr>
+          <w:p>
             <w:r>
               <w:rPr>
                 <w:b/>
@@ -379,24 +530,17 @@
         </w:tc>
         <w:tc>
           <w:tcPr>
-            <w:tcW w:w="5102" w:type="dxa"/>
-          </w:tcPr>
-          <w:p>
-            <w:pPr>
-              <w:spacing w:after="40"/>
-            </w:pPr>
-          </w:p>
+            <w:tcW w:w="5386" w:type="dxa"/>
+          </w:tcPr>
+          <w:p/>
         </w:tc>
       </w:tr>
       <w:tr>
         <w:tc>
           <w:tcPr>
-            <w:tcW w:w="3685" w:type="dxa"/>
-          </w:tcPr>
-          <w:p>
-            <w:pPr>
-              <w:spacing w:after="40"/>
-            </w:pPr>
+            <w:tcW w:w="3402" w:type="dxa"/>
+          </w:tcPr>
+          <w:p>
             <w:r>
               <w:rPr>
                 <w:b/>
@@ -408,12 +552,9 @@
         </w:tc>
         <w:tc>
           <w:tcPr>
-            <w:tcW w:w="5102" w:type="dxa"/>
-          </w:tcPr>
-          <w:p>
-            <w:pPr>
-              <w:spacing w:after="40"/>
-            </w:pPr>
+            <w:tcW w:w="5386" w:type="dxa"/>
+          </w:tcPr>
+          <w:p>
             <w:r>
               <w:rPr>
                 <w:sz w:val="20"/>
@@ -426,12 +567,9 @@
       <w:tr>
         <w:tc>
           <w:tcPr>
-            <w:tcW w:w="3685" w:type="dxa"/>
-          </w:tcPr>
-          <w:p>
-            <w:pPr>
-              <w:spacing w:after="40"/>
-            </w:pPr>
+            <w:tcW w:w="3402" w:type="dxa"/>
+          </w:tcPr>
+          <w:p>
             <w:r>
               <w:rPr>
                 <w:b/>
@@ -443,12 +581,9 @@
         </w:tc>
         <w:tc>
           <w:tcPr>
-            <w:tcW w:w="5102" w:type="dxa"/>
-          </w:tcPr>
-          <w:p>
-            <w:pPr>
-              <w:spacing w:after="40"/>
-            </w:pPr>
+            <w:tcW w:w="5386" w:type="dxa"/>
+          </w:tcPr>
+          <w:p>
             <w:r>
               <w:rPr>
                 <w:sz w:val="20"/>
@@ -461,12 +596,9 @@
       <w:tr>
         <w:tc>
           <w:tcPr>
-            <w:tcW w:w="3685" w:type="dxa"/>
-          </w:tcPr>
-          <w:p>
-            <w:pPr>
-              <w:spacing w:after="40"/>
-            </w:pPr>
+            <w:tcW w:w="3402" w:type="dxa"/>
+          </w:tcPr>
+          <w:p>
             <w:r>
               <w:rPr>
                 <w:b/>
@@ -478,12 +610,9 @@
         </w:tc>
         <w:tc>
           <w:tcPr>
-            <w:tcW w:w="5102" w:type="dxa"/>
-          </w:tcPr>
-          <w:p>
-            <w:pPr>
-              <w:spacing w:after="40"/>
-            </w:pPr>
+            <w:tcW w:w="5386" w:type="dxa"/>
+          </w:tcPr>
+          <w:p>
             <w:r>
               <w:rPr>
                 <w:sz w:val="20"/>
@@ -496,12 +625,9 @@
       <w:tr>
         <w:tc>
           <w:tcPr>
-            <w:tcW w:w="3685" w:type="dxa"/>
-          </w:tcPr>
-          <w:p>
-            <w:pPr>
-              <w:spacing w:after="40"/>
-            </w:pPr>
+            <w:tcW w:w="3402" w:type="dxa"/>
+          </w:tcPr>
+          <w:p>
             <w:r>
               <w:rPr>
                 <w:b/>
@@ -513,12 +639,9 @@
         </w:tc>
         <w:tc>
           <w:tcPr>
-            <w:tcW w:w="5102" w:type="dxa"/>
-          </w:tcPr>
-          <w:p>
-            <w:pPr>
-              <w:spacing w:after="40"/>
-            </w:pPr>
+            <w:tcW w:w="5386" w:type="dxa"/>
+          </w:tcPr>
+          <w:p>
             <w:r>
               <w:rPr>
                 <w:sz w:val="20"/>
@@ -531,12 +654,9 @@
       <w:tr>
         <w:tc>
           <w:tcPr>
-            <w:tcW w:w="3685" w:type="dxa"/>
-          </w:tcPr>
-          <w:p>
-            <w:pPr>
-              <w:spacing w:after="40"/>
-            </w:pPr>
+            <w:tcW w:w="3402" w:type="dxa"/>
+          </w:tcPr>
+          <w:p>
             <w:r>
               <w:rPr>
                 <w:b/>
@@ -548,12 +668,9 @@
         </w:tc>
         <w:tc>
           <w:tcPr>
-            <w:tcW w:w="5102" w:type="dxa"/>
-          </w:tcPr>
-          <w:p>
-            <w:pPr>
-              <w:spacing w:after="40"/>
-            </w:pPr>
+            <w:tcW w:w="5386" w:type="dxa"/>
+          </w:tcPr>
+          <w:p>
             <w:r>
               <w:rPr>
                 <w:sz w:val="20"/>
@@ -566,12 +683,9 @@
       <w:tr>
         <w:tc>
           <w:tcPr>
-            <w:tcW w:w="3685" w:type="dxa"/>
-          </w:tcPr>
-          <w:p>
-            <w:pPr>
-              <w:spacing w:after="40"/>
-            </w:pPr>
+            <w:tcW w:w="3402" w:type="dxa"/>
+          </w:tcPr>
+          <w:p>
             <w:r>
               <w:rPr>
                 <w:b/>
@@ -583,12 +697,9 @@
         </w:tc>
         <w:tc>
           <w:tcPr>
-            <w:tcW w:w="5102" w:type="dxa"/>
-          </w:tcPr>
-          <w:p>
-            <w:pPr>
-              <w:spacing w:after="40"/>
-            </w:pPr>
+            <w:tcW w:w="5386" w:type="dxa"/>
+          </w:tcPr>
+          <w:p>
             <w:r>
               <w:rPr>
                 <w:sz w:val="20"/>
@@ -601,12 +712,9 @@
       <w:tr>
         <w:tc>
           <w:tcPr>
-            <w:tcW w:w="3685" w:type="dxa"/>
-          </w:tcPr>
-          <w:p>
-            <w:pPr>
-              <w:spacing w:after="40"/>
-            </w:pPr>
+            <w:tcW w:w="3402" w:type="dxa"/>
+          </w:tcPr>
+          <w:p>
             <w:r>
               <w:rPr>
                 <w:b/>
@@ -618,12 +726,9 @@
         </w:tc>
         <w:tc>
           <w:tcPr>
-            <w:tcW w:w="5102" w:type="dxa"/>
-          </w:tcPr>
-          <w:p>
-            <w:pPr>
-              <w:spacing w:after="40"/>
-            </w:pPr>
+            <w:tcW w:w="5386" w:type="dxa"/>
+          </w:tcPr>
+          <w:p>
             <w:r>
               <w:rPr>
                 <w:sz w:val="20"/>
@@ -636,12 +741,9 @@
       <w:tr>
         <w:tc>
           <w:tcPr>
-            <w:tcW w:w="3685" w:type="dxa"/>
-          </w:tcPr>
-          <w:p>
-            <w:pPr>
-              <w:spacing w:after="40"/>
-            </w:pPr>
+            <w:tcW w:w="3402" w:type="dxa"/>
+          </w:tcPr>
+          <w:p>
             <w:r>
               <w:rPr>
                 <w:b/>
@@ -653,12 +755,9 @@
         </w:tc>
         <w:tc>
           <w:tcPr>
-            <w:tcW w:w="5102" w:type="dxa"/>
-          </w:tcPr>
-          <w:p>
-            <w:pPr>
-              <w:spacing w:after="40"/>
-            </w:pPr>
+            <w:tcW w:w="5386" w:type="dxa"/>
+          </w:tcPr>
+          <w:p>
             <w:r>
               <w:rPr>
                 <w:sz w:val="20"/>
@@ -671,12 +770,9 @@
       <w:tr>
         <w:tc>
           <w:tcPr>
-            <w:tcW w:w="3685" w:type="dxa"/>
-          </w:tcPr>
-          <w:p>
-            <w:pPr>
-              <w:spacing w:after="40"/>
-            </w:pPr>
+            <w:tcW w:w="3402" w:type="dxa"/>
+          </w:tcPr>
+          <w:p>
             <w:r>
               <w:rPr>
                 <w:b/>
@@ -688,12 +784,9 @@
         </w:tc>
         <w:tc>
           <w:tcPr>
-            <w:tcW w:w="5102" w:type="dxa"/>
-          </w:tcPr>
-          <w:p>
-            <w:pPr>
-              <w:spacing w:after="40"/>
-            </w:pPr>
+            <w:tcW w:w="5386" w:type="dxa"/>
+          </w:tcPr>
+          <w:p>
             <w:r>
               <w:rPr>
                 <w:sz w:val="20"/>
@@ -706,12 +799,9 @@
       <w:tr>
         <w:tc>
           <w:tcPr>
-            <w:tcW w:w="3685" w:type="dxa"/>
-          </w:tcPr>
-          <w:p>
-            <w:pPr>
-              <w:spacing w:after="40"/>
-            </w:pPr>
+            <w:tcW w:w="3402" w:type="dxa"/>
+          </w:tcPr>
+          <w:p>
             <w:r>
               <w:rPr>
                 <w:b/>
@@ -723,12 +813,9 @@
         </w:tc>
         <w:tc>
           <w:tcPr>
-            <w:tcW w:w="5102" w:type="dxa"/>
-          </w:tcPr>
-          <w:p>
-            <w:pPr>
-              <w:spacing w:after="40"/>
-            </w:pPr>
+            <w:tcW w:w="5386" w:type="dxa"/>
+          </w:tcPr>
+          <w:p>
             <w:r>
               <w:rPr>
                 <w:sz w:val="20"/>
@@ -741,12 +828,9 @@
       <w:tr>
         <w:tc>
           <w:tcPr>
-            <w:tcW w:w="3685" w:type="dxa"/>
-          </w:tcPr>
-          <w:p>
-            <w:pPr>
-              <w:spacing w:after="40"/>
-            </w:pPr>
+            <w:tcW w:w="3402" w:type="dxa"/>
+          </w:tcPr>
+          <w:p>
             <w:r>
               <w:rPr>
                 <w:b/>
@@ -758,12 +842,9 @@
         </w:tc>
         <w:tc>
           <w:tcPr>
-            <w:tcW w:w="5102" w:type="dxa"/>
-          </w:tcPr>
-          <w:p>
-            <w:pPr>
-              <w:spacing w:after="40"/>
-            </w:pPr>
+            <w:tcW w:w="5386" w:type="dxa"/>
+          </w:tcPr>
+          <w:p>
             <w:r>
               <w:rPr>
                 <w:sz w:val="20"/>
@@ -776,12 +857,9 @@
       <w:tr>
         <w:tc>
           <w:tcPr>
-            <w:tcW w:w="3685" w:type="dxa"/>
-          </w:tcPr>
-          <w:p>
-            <w:pPr>
-              <w:spacing w:after="40"/>
-            </w:pPr>
+            <w:tcW w:w="3402" w:type="dxa"/>
+          </w:tcPr>
+          <w:p>
             <w:r>
               <w:rPr>
                 <w:b/>
@@ -793,12 +871,9 @@
         </w:tc>
         <w:tc>
           <w:tcPr>
-            <w:tcW w:w="5102" w:type="dxa"/>
-          </w:tcPr>
-          <w:p>
-            <w:pPr>
-              <w:spacing w:after="40"/>
-            </w:pPr>
+            <w:tcW w:w="5386" w:type="dxa"/>
+          </w:tcPr>
+          <w:p>
             <w:r>
               <w:rPr>
                 <w:sz w:val="20"/>
@@ -811,12 +886,9 @@
       <w:tr>
         <w:tc>
           <w:tcPr>
-            <w:tcW w:w="3685" w:type="dxa"/>
-          </w:tcPr>
-          <w:p>
-            <w:pPr>
-              <w:spacing w:after="40"/>
-            </w:pPr>
+            <w:tcW w:w="3402" w:type="dxa"/>
+          </w:tcPr>
+          <w:p>
             <w:r>
               <w:rPr>
                 <w:b/>
@@ -828,12 +900,9 @@
         </w:tc>
         <w:tc>
           <w:tcPr>
-            <w:tcW w:w="5102" w:type="dxa"/>
-          </w:tcPr>
-          <w:p>
-            <w:pPr>
-              <w:spacing w:after="40"/>
-            </w:pPr>
+            <w:tcW w:w="5386" w:type="dxa"/>
+          </w:tcPr>
+          <w:p>
             <w:r>
               <w:rPr>
                 <w:sz w:val="20"/>
@@ -846,12 +915,9 @@
       <w:tr>
         <w:tc>
           <w:tcPr>
-            <w:tcW w:w="3685" w:type="dxa"/>
-          </w:tcPr>
-          <w:p>
-            <w:pPr>
-              <w:spacing w:after="40"/>
-            </w:pPr>
+            <w:tcW w:w="3402" w:type="dxa"/>
+          </w:tcPr>
+          <w:p>
             <w:r>
               <w:rPr>
                 <w:b/>
@@ -863,17 +929,38 @@
         </w:tc>
         <w:tc>
           <w:tcPr>
-            <w:tcW w:w="5102" w:type="dxa"/>
-          </w:tcPr>
-          <w:p>
-            <w:pPr>
-              <w:spacing w:after="40"/>
-            </w:pPr>
-            <w:r>
-              <w:rPr>
-                <w:sz w:val="20"/>
-              </w:rPr>
-              <w:t>9 поглавља / 47 страна / 12 цитата / 20 табела / 6 слика / 0 графика / 3 прилога</w:t>
+            <w:tcW w:w="5386" w:type="dxa"/>
+          </w:tcPr>
+          <w:p>
+            <w:r>
+              <w:rPr>
+                <w:sz w:val="20"/>
+              </w:rPr>
+              <w:t xml:space="preserve">9 поглавља / </w:t>
+            </w:r>
+            <w:r>
+              <w:fldChar w:fldCharType="begin"/>
+            </w:r>
+            <w:r>
+              <w:instrText>NUMPAGES</w:instrText>
+            </w:r>
+            <w:r>
+              <w:fldChar w:fldCharType="separate"/>
+            </w:r>
+            <w:r>
+              <w:rPr>
+                <w:noProof/>
+              </w:rPr>
+              <w:t>42</w:t>
+            </w:r>
+            <w:r>
+              <w:fldChar w:fldCharType="end"/>
+            </w:r>
+            <w:r>
+              <w:rPr>
+                <w:sz w:val="20"/>
+              </w:rPr>
+              <w:t xml:space="preserve"> страна / 12 цитата / 20 табела / 6 слика / 0 графика / 3 прилога</w:t>
             </w:r>
           </w:p>
         </w:tc>
@@ -881,12 +968,9 @@
       <w:tr>
         <w:tc>
           <w:tcPr>
-            <w:tcW w:w="3685" w:type="dxa"/>
-          </w:tcPr>
-          <w:p>
-            <w:pPr>
-              <w:spacing w:after="40"/>
-            </w:pPr>
+            <w:tcW w:w="3402" w:type="dxa"/>
+          </w:tcPr>
+          <w:p>
             <w:r>
               <w:rPr>
                 <w:b/>
@@ -898,12 +982,9 @@
         </w:tc>
         <w:tc>
           <w:tcPr>
-            <w:tcW w:w="5102" w:type="dxa"/>
-          </w:tcPr>
-          <w:p>
-            <w:pPr>
-              <w:spacing w:after="40"/>
-            </w:pPr>
+            <w:tcW w:w="5386" w:type="dxa"/>
+          </w:tcPr>
+          <w:p>
             <w:r>
               <w:rPr>
                 <w:sz w:val="20"/>
@@ -916,12 +997,9 @@
       <w:tr>
         <w:tc>
           <w:tcPr>
-            <w:tcW w:w="3685" w:type="dxa"/>
-          </w:tcPr>
-          <w:p>
-            <w:pPr>
-              <w:spacing w:after="40"/>
-            </w:pPr>
+            <w:tcW w:w="3402" w:type="dxa"/>
+          </w:tcPr>
+          <w:p>
             <w:r>
               <w:rPr>
                 <w:b/>
@@ -933,12 +1011,9 @@
         </w:tc>
         <w:tc>
           <w:tcPr>
-            <w:tcW w:w="5102" w:type="dxa"/>
-          </w:tcPr>
-          <w:p>
-            <w:pPr>
-              <w:spacing w:after="40"/>
-            </w:pPr>
+            <w:tcW w:w="5386" w:type="dxa"/>
+          </w:tcPr>
+          <w:p>
             <w:r>
               <w:rPr>
                 <w:sz w:val="20"/>
@@ -951,12 +1026,9 @@
       <w:tr>
         <w:tc>
           <w:tcPr>
-            <w:tcW w:w="3685" w:type="dxa"/>
-          </w:tcPr>
-          <w:p>
-            <w:pPr>
-              <w:spacing w:after="40"/>
-            </w:pPr>
+            <w:tcW w:w="3402" w:type="dxa"/>
+          </w:tcPr>
+          <w:p>
             <w:r>
               <w:rPr>
                 <w:b/>
@@ -968,12 +1040,9 @@
         </w:tc>
         <w:tc>
           <w:tcPr>
-            <w:tcW w:w="5102" w:type="dxa"/>
-          </w:tcPr>
-          <w:p>
-            <w:pPr>
-              <w:spacing w:after="40"/>
-            </w:pPr>
+            <w:tcW w:w="5386" w:type="dxa"/>
+          </w:tcPr>
+          <w:p>
             <w:r>
               <w:rPr>
                 <w:sz w:val="20"/>
@@ -986,12 +1055,9 @@
       <w:tr>
         <w:tc>
           <w:tcPr>
-            <w:tcW w:w="3685" w:type="dxa"/>
-          </w:tcPr>
-          <w:p>
-            <w:pPr>
-              <w:spacing w:after="40"/>
-            </w:pPr>
+            <w:tcW w:w="3402" w:type="dxa"/>
+          </w:tcPr>
+          <w:p>
             <w:r>
               <w:rPr>
                 <w:b/>
@@ -1003,24 +1069,17 @@
         </w:tc>
         <w:tc>
           <w:tcPr>
-            <w:tcW w:w="5102" w:type="dxa"/>
-          </w:tcPr>
-          <w:p>
-            <w:pPr>
-              <w:spacing w:after="40"/>
-            </w:pPr>
-          </w:p>
+            <w:tcW w:w="5386" w:type="dxa"/>
+          </w:tcPr>
+          <w:p/>
         </w:tc>
       </w:tr>
       <w:tr>
         <w:tc>
           <w:tcPr>
-            <w:tcW w:w="3685" w:type="dxa"/>
-          </w:tcPr>
-          <w:p>
-            <w:pPr>
-              <w:spacing w:after="40"/>
-            </w:pPr>
+            <w:tcW w:w="3402" w:type="dxa"/>
+          </w:tcPr>
+          <w:p>
             <w:r>
               <w:rPr>
                 <w:b/>
@@ -1032,12 +1091,9 @@
         </w:tc>
         <w:tc>
           <w:tcPr>
-            <w:tcW w:w="5102" w:type="dxa"/>
-          </w:tcPr>
-          <w:p>
-            <w:pPr>
-              <w:spacing w:after="40"/>
-            </w:pPr>
+            <w:tcW w:w="5386" w:type="dxa"/>
+          </w:tcPr>
+          <w:p>
             <w:r>
               <w:rPr>
                 <w:sz w:val="20"/>
@@ -1050,12 +1106,9 @@
       <w:tr>
         <w:tc>
           <w:tcPr>
-            <w:tcW w:w="3685" w:type="dxa"/>
-          </w:tcPr>
-          <w:p>
-            <w:pPr>
-              <w:spacing w:after="40"/>
-            </w:pPr>
+            <w:tcW w:w="3402" w:type="dxa"/>
+          </w:tcPr>
+          <w:p>
             <w:r>
               <w:rPr>
                 <w:b/>
@@ -1067,24 +1120,17 @@
         </w:tc>
         <w:tc>
           <w:tcPr>
-            <w:tcW w:w="5102" w:type="dxa"/>
-          </w:tcPr>
-          <w:p>
-            <w:pPr>
-              <w:spacing w:after="40"/>
-            </w:pPr>
-          </w:p>
+            <w:tcW w:w="5386" w:type="dxa"/>
+          </w:tcPr>
+          <w:p/>
         </w:tc>
       </w:tr>
       <w:tr>
         <w:tc>
           <w:tcPr>
-            <w:tcW w:w="3685" w:type="dxa"/>
-          </w:tcPr>
-          <w:p>
-            <w:pPr>
-              <w:spacing w:after="40"/>
-            </w:pPr>
+            <w:tcW w:w="3402" w:type="dxa"/>
+          </w:tcPr>
+          <w:p>
             <w:r>
               <w:rPr>
                 <w:b/>
@@ -1096,23 +1142,14 @@
         </w:tc>
         <w:tc>
           <w:tcPr>
-            <w:tcW w:w="5102" w:type="dxa"/>
-          </w:tcPr>
-          <w:p>
-            <w:pPr>
-              <w:spacing w:after="40"/>
-            </w:pPr>
-            <w:r>
-              <w:rPr>
-                <w:sz w:val="20"/>
-              </w:rPr>
-              <w:t xml:space="preserve">У раду је реализован самосталан уређај за ненадгледану детекцију аномалија звука ротационих машина, заснован на микроконтролеру ESP32-S3 и једном MEMS микрофону. Општи облик варијације нормалног рада учи се унапријед на рачунару из 990 исправних снимака из скупа DCASE 2026 Task 2, а уређај се при постављању сам калибрише на вентилатору који никада није чуо и сам изводи праг одлуке из периода у којем су присутна само нормална стања. Обиљежје је спектар снаге високе резолуције сажет у 96 логаритамских трака, </w:t>
-            </w:r>
-            <w:r>
-              <w:rPr>
-                <w:sz w:val="20"/>
-              </w:rPr>
-              <w:t>а мјера одступања је Махаланобисова удаљеност од локално наученог центра. На референтном скупу за вентилатор постигнут је AUC 0,867. На стварном вентилатору потврђено је да уређај самостално научи нормално стање, одбије непоуздан прозор умјесто да га тумачи и поуздано пријави константну акустичку промјену, уз обраду од 716 ms по прозору од 10 s и без иједног изгубљеног узорка.</w:t>
+            <w:tcW w:w="5386" w:type="dxa"/>
+          </w:tcPr>
+          <w:p>
+            <w:r>
+              <w:rPr>
+                <w:sz w:val="20"/>
+              </w:rPr>
+              <w:t>У раду је реализован прототип за ненадгледану детекцију аномалија звука вентилатора на микроконтролеру ESP32-S3 са једним MEMS микрофоном. Глобални модел учи се из 990 нормалних снимака DCASE 2026, а центар и прагови из нормалног звука конкретне поставке. Користе се 96 логаритамских спектралних трака и квадрирана Махаланобисова удаљеност. Развојни AUC износи 0,856 за десет калибрационих прозора; одвојена референца са двадесет прозора даје 0,867. У двије завршне физичке пробе прихваћени су калибрација и запис телеметрије. Проба тоном даје аларм и трајно одступање, док проба папирићем детектује један од три блока и не пролази задате критерије. Обрада обиљежја и оцјене траје око 716 ms по прозору од 10 s. Нема пријављених губитака узорака, али дугорочна поузданост и детекција потврђених кварова нису утврђене.</w:t>
             </w:r>
           </w:p>
         </w:tc>
@@ -1120,12 +1157,9 @@
       <w:tr>
         <w:tc>
           <w:tcPr>
-            <w:tcW w:w="3685" w:type="dxa"/>
-          </w:tcPr>
-          <w:p>
-            <w:pPr>
-              <w:spacing w:after="40"/>
-            </w:pPr>
+            <w:tcW w:w="3402" w:type="dxa"/>
+          </w:tcPr>
+          <w:p>
             <w:r>
               <w:rPr>
                 <w:b/>
@@ -1137,24 +1171,17 @@
         </w:tc>
         <w:tc>
           <w:tcPr>
-            <w:tcW w:w="5102" w:type="dxa"/>
-          </w:tcPr>
-          <w:p>
-            <w:pPr>
-              <w:spacing w:after="40"/>
-            </w:pPr>
-          </w:p>
+            <w:tcW w:w="5386" w:type="dxa"/>
+          </w:tcPr>
+          <w:p/>
         </w:tc>
       </w:tr>
       <w:tr>
         <w:tc>
           <w:tcPr>
-            <w:tcW w:w="3685" w:type="dxa"/>
-          </w:tcPr>
-          <w:p>
-            <w:pPr>
-              <w:spacing w:after="40"/>
-            </w:pPr>
+            <w:tcW w:w="3402" w:type="dxa"/>
+          </w:tcPr>
+          <w:p>
             <w:r>
               <w:rPr>
                 <w:b/>
@@ -1166,24 +1193,17 @@
         </w:tc>
         <w:tc>
           <w:tcPr>
-            <w:tcW w:w="5102" w:type="dxa"/>
-          </w:tcPr>
-          <w:p>
-            <w:pPr>
-              <w:spacing w:after="40"/>
-            </w:pPr>
-          </w:p>
+            <w:tcW w:w="5386" w:type="dxa"/>
+          </w:tcPr>
+          <w:p/>
         </w:tc>
       </w:tr>
       <w:tr>
         <w:tc>
           <w:tcPr>
-            <w:tcW w:w="3685" w:type="dxa"/>
-          </w:tcPr>
-          <w:p>
-            <w:pPr>
-              <w:spacing w:after="40"/>
-            </w:pPr>
+            <w:tcW w:w="3402" w:type="dxa"/>
+          </w:tcPr>
+          <w:p>
             <w:r>
               <w:rPr>
                 <w:b/>
@@ -1195,12 +1215,9 @@
         </w:tc>
         <w:tc>
           <w:tcPr>
-            <w:tcW w:w="5102" w:type="dxa"/>
-          </w:tcPr>
-          <w:p>
-            <w:pPr>
-              <w:spacing w:after="40"/>
-            </w:pPr>
+            <w:tcW w:w="5386" w:type="dxa"/>
+          </w:tcPr>
+          <w:p>
             <w:r>
               <w:rPr>
                 <w:sz w:val="20"/>
@@ -1213,22 +1230,15 @@
       <w:tr>
         <w:tc>
           <w:tcPr>
-            <w:tcW w:w="3685" w:type="dxa"/>
-          </w:tcPr>
-          <w:p>
-            <w:pPr>
-              <w:spacing w:after="40"/>
-            </w:pPr>
-          </w:p>
-        </w:tc>
-        <w:tc>
-          <w:tcPr>
-            <w:tcW w:w="5102" w:type="dxa"/>
-          </w:tcPr>
-          <w:p>
-            <w:pPr>
-              <w:spacing w:after="40"/>
-            </w:pPr>
+            <w:tcW w:w="3402" w:type="dxa"/>
+          </w:tcPr>
+          <w:p/>
+        </w:tc>
+        <w:tc>
+          <w:tcPr>
+            <w:tcW w:w="5386" w:type="dxa"/>
+          </w:tcPr>
+          <w:p>
             <w:r>
               <w:rPr>
                 <w:sz w:val="20"/>
@@ -1241,22 +1251,15 @@
       <w:tr>
         <w:tc>
           <w:tcPr>
-            <w:tcW w:w="3685" w:type="dxa"/>
-          </w:tcPr>
-          <w:p>
-            <w:pPr>
-              <w:spacing w:after="40"/>
-            </w:pPr>
-          </w:p>
-        </w:tc>
-        <w:tc>
-          <w:tcPr>
-            <w:tcW w:w="5102" w:type="dxa"/>
-          </w:tcPr>
-          <w:p>
-            <w:pPr>
-              <w:spacing w:after="40"/>
-            </w:pPr>
+            <w:tcW w:w="3402" w:type="dxa"/>
+          </w:tcPr>
+          <w:p/>
+        </w:tc>
+        <w:tc>
+          <w:tcPr>
+            <w:tcW w:w="5386" w:type="dxa"/>
+          </w:tcPr>
+          <w:p>
             <w:r>
               <w:rPr>
                 <w:sz w:val="20"/>
@@ -1269,12 +1272,9 @@
       <w:tr>
         <w:tc>
           <w:tcPr>
-            <w:tcW w:w="3685" w:type="dxa"/>
-          </w:tcPr>
-          <w:p>
-            <w:pPr>
-              <w:spacing w:after="40"/>
-            </w:pPr>
+            <w:tcW w:w="3402" w:type="dxa"/>
+          </w:tcPr>
+          <w:p>
             <w:r>
               <w:rPr>
                 <w:b/>
@@ -1286,19 +1286,21 @@
         </w:tc>
         <w:tc>
           <w:tcPr>
-            <w:tcW w:w="5102" w:type="dxa"/>
-          </w:tcPr>
-          <w:p>
-            <w:pPr>
-              <w:spacing w:after="40"/>
-            </w:pPr>
-          </w:p>
+            <w:tcW w:w="5386" w:type="dxa"/>
+          </w:tcPr>
+          <w:p/>
         </w:tc>
       </w:tr>
     </w:tbl>
     <w:p/>
     <w:p>
-      <w:r>
+      <w:pPr>
+        <w:spacing w:after="0" w:line="20" w:lineRule="exact"/>
+      </w:pPr>
+      <w:r>
+        <w:rPr>
+          <w:sz w:val="2"/>
+        </w:rPr>
         <w:br w:type="page"/>
       </w:r>
     </w:p>
@@ -1316,26 +1318,28 @@
         <w:t>KEY WORDS DOCUMENTATION</w:t>
       </w:r>
     </w:p>
-    <w:p/>
+    <w:p>
+      <w:pPr>
+        <w:spacing w:after="0" w:line="240" w:lineRule="exact"/>
+      </w:pPr>
+    </w:p>
     <w:tbl>
       <w:tblPr>
         <w:tblStyle w:val="TableGrid"/>
         <w:tblW w:w="0" w:type="auto"/>
+        <w:tblLayout w:type="fixed"/>
         <w:tblLook w:val="04A0" w:firstRow="1" w:lastRow="0" w:firstColumn="1" w:lastColumn="0" w:noHBand="0" w:noVBand="1"/>
       </w:tblPr>
       <w:tblGrid>
-        <w:gridCol w:w="3685"/>
-        <w:gridCol w:w="5102"/>
+        <w:gridCol w:w="3402"/>
+        <w:gridCol w:w="5386"/>
       </w:tblGrid>
       <w:tr>
         <w:tc>
           <w:tcPr>
-            <w:tcW w:w="3685" w:type="dxa"/>
-          </w:tcPr>
-          <w:p>
-            <w:pPr>
-              <w:spacing w:after="40"/>
-            </w:pPr>
+            <w:tcW w:w="3402" w:type="dxa"/>
+          </w:tcPr>
+          <w:p>
             <w:r>
               <w:rPr>
                 <w:b/>
@@ -1347,24 +1351,17 @@
         </w:tc>
         <w:tc>
           <w:tcPr>
-            <w:tcW w:w="5102" w:type="dxa"/>
-          </w:tcPr>
-          <w:p>
-            <w:pPr>
-              <w:spacing w:after="40"/>
-            </w:pPr>
-          </w:p>
+            <w:tcW w:w="5386" w:type="dxa"/>
+          </w:tcPr>
+          <w:p/>
         </w:tc>
       </w:tr>
       <w:tr>
         <w:tc>
           <w:tcPr>
-            <w:tcW w:w="3685" w:type="dxa"/>
-          </w:tcPr>
-          <w:p>
-            <w:pPr>
-              <w:spacing w:after="40"/>
-            </w:pPr>
+            <w:tcW w:w="3402" w:type="dxa"/>
+          </w:tcPr>
+          <w:p>
             <w:r>
               <w:rPr>
                 <w:b/>
@@ -1376,24 +1373,17 @@
         </w:tc>
         <w:tc>
           <w:tcPr>
-            <w:tcW w:w="5102" w:type="dxa"/>
-          </w:tcPr>
-          <w:p>
-            <w:pPr>
-              <w:spacing w:after="40"/>
-            </w:pPr>
-          </w:p>
+            <w:tcW w:w="5386" w:type="dxa"/>
+          </w:tcPr>
+          <w:p/>
         </w:tc>
       </w:tr>
       <w:tr>
         <w:tc>
           <w:tcPr>
-            <w:tcW w:w="3685" w:type="dxa"/>
-          </w:tcPr>
-          <w:p>
-            <w:pPr>
-              <w:spacing w:after="40"/>
-            </w:pPr>
+            <w:tcW w:w="3402" w:type="dxa"/>
+          </w:tcPr>
+          <w:p>
             <w:r>
               <w:rPr>
                 <w:b/>
@@ -1405,12 +1395,9 @@
         </w:tc>
         <w:tc>
           <w:tcPr>
-            <w:tcW w:w="5102" w:type="dxa"/>
-          </w:tcPr>
-          <w:p>
-            <w:pPr>
-              <w:spacing w:after="40"/>
-            </w:pPr>
+            <w:tcW w:w="5386" w:type="dxa"/>
+          </w:tcPr>
+          <w:p>
             <w:r>
               <w:rPr>
                 <w:sz w:val="20"/>
@@ -1423,12 +1410,9 @@
       <w:tr>
         <w:tc>
           <w:tcPr>
-            <w:tcW w:w="3685" w:type="dxa"/>
-          </w:tcPr>
-          <w:p>
-            <w:pPr>
-              <w:spacing w:after="40"/>
-            </w:pPr>
+            <w:tcW w:w="3402" w:type="dxa"/>
+          </w:tcPr>
+          <w:p>
             <w:r>
               <w:rPr>
                 <w:b/>
@@ -1440,12 +1424,9 @@
         </w:tc>
         <w:tc>
           <w:tcPr>
-            <w:tcW w:w="5102" w:type="dxa"/>
-          </w:tcPr>
-          <w:p>
-            <w:pPr>
-              <w:spacing w:after="40"/>
-            </w:pPr>
+            <w:tcW w:w="5386" w:type="dxa"/>
+          </w:tcPr>
+          <w:p>
             <w:r>
               <w:rPr>
                 <w:sz w:val="20"/>
@@ -1458,12 +1439,9 @@
       <w:tr>
         <w:tc>
           <w:tcPr>
-            <w:tcW w:w="3685" w:type="dxa"/>
-          </w:tcPr>
-          <w:p>
-            <w:pPr>
-              <w:spacing w:after="40"/>
-            </w:pPr>
+            <w:tcW w:w="3402" w:type="dxa"/>
+          </w:tcPr>
+          <w:p>
             <w:r>
               <w:rPr>
                 <w:b/>
@@ -1475,12 +1453,9 @@
         </w:tc>
         <w:tc>
           <w:tcPr>
-            <w:tcW w:w="5102" w:type="dxa"/>
-          </w:tcPr>
-          <w:p>
-            <w:pPr>
-              <w:spacing w:after="40"/>
-            </w:pPr>
+            <w:tcW w:w="5386" w:type="dxa"/>
+          </w:tcPr>
+          <w:p>
             <w:r>
               <w:rPr>
                 <w:sz w:val="20"/>
@@ -1493,12 +1468,9 @@
       <w:tr>
         <w:tc>
           <w:tcPr>
-            <w:tcW w:w="3685" w:type="dxa"/>
-          </w:tcPr>
-          <w:p>
-            <w:pPr>
-              <w:spacing w:after="40"/>
-            </w:pPr>
+            <w:tcW w:w="3402" w:type="dxa"/>
+          </w:tcPr>
+          <w:p>
             <w:r>
               <w:rPr>
                 <w:b/>
@@ -1510,12 +1482,9 @@
         </w:tc>
         <w:tc>
           <w:tcPr>
-            <w:tcW w:w="5102" w:type="dxa"/>
-          </w:tcPr>
-          <w:p>
-            <w:pPr>
-              <w:spacing w:after="40"/>
-            </w:pPr>
+            <w:tcW w:w="5386" w:type="dxa"/>
+          </w:tcPr>
+          <w:p>
             <w:r>
               <w:rPr>
                 <w:sz w:val="20"/>
@@ -1528,12 +1497,9 @@
       <w:tr>
         <w:tc>
           <w:tcPr>
-            <w:tcW w:w="3685" w:type="dxa"/>
-          </w:tcPr>
-          <w:p>
-            <w:pPr>
-              <w:spacing w:after="40"/>
-            </w:pPr>
+            <w:tcW w:w="3402" w:type="dxa"/>
+          </w:tcPr>
+          <w:p>
             <w:r>
               <w:rPr>
                 <w:b/>
@@ -1545,12 +1511,9 @@
         </w:tc>
         <w:tc>
           <w:tcPr>
-            <w:tcW w:w="5102" w:type="dxa"/>
-          </w:tcPr>
-          <w:p>
-            <w:pPr>
-              <w:spacing w:after="40"/>
-            </w:pPr>
+            <w:tcW w:w="5386" w:type="dxa"/>
+          </w:tcPr>
+          <w:p>
             <w:r>
               <w:rPr>
                 <w:sz w:val="20"/>
@@ -1563,12 +1526,9 @@
       <w:tr>
         <w:tc>
           <w:tcPr>
-            <w:tcW w:w="3685" w:type="dxa"/>
-          </w:tcPr>
-          <w:p>
-            <w:pPr>
-              <w:spacing w:after="40"/>
-            </w:pPr>
+            <w:tcW w:w="3402" w:type="dxa"/>
+          </w:tcPr>
+          <w:p>
             <w:r>
               <w:rPr>
                 <w:b/>
@@ -1580,12 +1540,9 @@
         </w:tc>
         <w:tc>
           <w:tcPr>
-            <w:tcW w:w="5102" w:type="dxa"/>
-          </w:tcPr>
-          <w:p>
-            <w:pPr>
-              <w:spacing w:after="40"/>
-            </w:pPr>
+            <w:tcW w:w="5386" w:type="dxa"/>
+          </w:tcPr>
+          <w:p>
             <w:r>
               <w:rPr>
                 <w:sz w:val="20"/>
@@ -1598,12 +1555,9 @@
       <w:tr>
         <w:tc>
           <w:tcPr>
-            <w:tcW w:w="3685" w:type="dxa"/>
-          </w:tcPr>
-          <w:p>
-            <w:pPr>
-              <w:spacing w:after="40"/>
-            </w:pPr>
+            <w:tcW w:w="3402" w:type="dxa"/>
+          </w:tcPr>
+          <w:p>
             <w:r>
               <w:rPr>
                 <w:b/>
@@ -1615,12 +1569,9 @@
         </w:tc>
         <w:tc>
           <w:tcPr>
-            <w:tcW w:w="5102" w:type="dxa"/>
-          </w:tcPr>
-          <w:p>
-            <w:pPr>
-              <w:spacing w:after="40"/>
-            </w:pPr>
+            <w:tcW w:w="5386" w:type="dxa"/>
+          </w:tcPr>
+          <w:p>
             <w:r>
               <w:rPr>
                 <w:sz w:val="20"/>
@@ -1633,12 +1584,9 @@
       <w:tr>
         <w:tc>
           <w:tcPr>
-            <w:tcW w:w="3685" w:type="dxa"/>
-          </w:tcPr>
-          <w:p>
-            <w:pPr>
-              <w:spacing w:after="40"/>
-            </w:pPr>
+            <w:tcW w:w="3402" w:type="dxa"/>
+          </w:tcPr>
+          <w:p>
             <w:r>
               <w:rPr>
                 <w:b/>
@@ -1650,12 +1598,9 @@
         </w:tc>
         <w:tc>
           <w:tcPr>
-            <w:tcW w:w="5102" w:type="dxa"/>
-          </w:tcPr>
-          <w:p>
-            <w:pPr>
-              <w:spacing w:after="40"/>
-            </w:pPr>
+            <w:tcW w:w="5386" w:type="dxa"/>
+          </w:tcPr>
+          <w:p>
             <w:r>
               <w:rPr>
                 <w:sz w:val="20"/>
@@ -1668,12 +1613,9 @@
       <w:tr>
         <w:tc>
           <w:tcPr>
-            <w:tcW w:w="3685" w:type="dxa"/>
-          </w:tcPr>
-          <w:p>
-            <w:pPr>
-              <w:spacing w:after="40"/>
-            </w:pPr>
+            <w:tcW w:w="3402" w:type="dxa"/>
+          </w:tcPr>
+          <w:p>
             <w:r>
               <w:rPr>
                 <w:b/>
@@ -1685,12 +1627,9 @@
         </w:tc>
         <w:tc>
           <w:tcPr>
-            <w:tcW w:w="5102" w:type="dxa"/>
-          </w:tcPr>
-          <w:p>
-            <w:pPr>
-              <w:spacing w:after="40"/>
-            </w:pPr>
+            <w:tcW w:w="5386" w:type="dxa"/>
+          </w:tcPr>
+          <w:p>
             <w:r>
               <w:rPr>
                 <w:sz w:val="20"/>
@@ -1703,12 +1642,9 @@
       <w:tr>
         <w:tc>
           <w:tcPr>
-            <w:tcW w:w="3685" w:type="dxa"/>
-          </w:tcPr>
-          <w:p>
-            <w:pPr>
-              <w:spacing w:after="40"/>
-            </w:pPr>
+            <w:tcW w:w="3402" w:type="dxa"/>
+          </w:tcPr>
+          <w:p>
             <w:r>
               <w:rPr>
                 <w:b/>
@@ -1720,12 +1656,9 @@
         </w:tc>
         <w:tc>
           <w:tcPr>
-            <w:tcW w:w="5102" w:type="dxa"/>
-          </w:tcPr>
-          <w:p>
-            <w:pPr>
-              <w:spacing w:after="40"/>
-            </w:pPr>
+            <w:tcW w:w="5386" w:type="dxa"/>
+          </w:tcPr>
+          <w:p>
             <w:r>
               <w:rPr>
                 <w:sz w:val="20"/>
@@ -1738,12 +1671,9 @@
       <w:tr>
         <w:tc>
           <w:tcPr>
-            <w:tcW w:w="3685" w:type="dxa"/>
-          </w:tcPr>
-          <w:p>
-            <w:pPr>
-              <w:spacing w:after="40"/>
-            </w:pPr>
+            <w:tcW w:w="3402" w:type="dxa"/>
+          </w:tcPr>
+          <w:p>
             <w:r>
               <w:rPr>
                 <w:b/>
@@ -1755,12 +1685,9 @@
         </w:tc>
         <w:tc>
           <w:tcPr>
-            <w:tcW w:w="5102" w:type="dxa"/>
-          </w:tcPr>
-          <w:p>
-            <w:pPr>
-              <w:spacing w:after="40"/>
-            </w:pPr>
+            <w:tcW w:w="5386" w:type="dxa"/>
+          </w:tcPr>
+          <w:p>
             <w:r>
               <w:rPr>
                 <w:sz w:val="20"/>
@@ -1773,12 +1700,9 @@
       <w:tr>
         <w:tc>
           <w:tcPr>
-            <w:tcW w:w="3685" w:type="dxa"/>
-          </w:tcPr>
-          <w:p>
-            <w:pPr>
-              <w:spacing w:after="40"/>
-            </w:pPr>
+            <w:tcW w:w="3402" w:type="dxa"/>
+          </w:tcPr>
+          <w:p>
             <w:r>
               <w:rPr>
                 <w:b/>
@@ -1790,12 +1714,9 @@
         </w:tc>
         <w:tc>
           <w:tcPr>
-            <w:tcW w:w="5102" w:type="dxa"/>
-          </w:tcPr>
-          <w:p>
-            <w:pPr>
-              <w:spacing w:after="40"/>
-            </w:pPr>
+            <w:tcW w:w="5386" w:type="dxa"/>
+          </w:tcPr>
+          <w:p>
             <w:r>
               <w:rPr>
                 <w:sz w:val="20"/>
@@ -1808,12 +1729,9 @@
       <w:tr>
         <w:tc>
           <w:tcPr>
-            <w:tcW w:w="3685" w:type="dxa"/>
-          </w:tcPr>
-          <w:p>
-            <w:pPr>
-              <w:spacing w:after="40"/>
-            </w:pPr>
+            <w:tcW w:w="3402" w:type="dxa"/>
+          </w:tcPr>
+          <w:p>
             <w:r>
               <w:rPr>
                 <w:b/>
@@ -1825,12 +1743,9 @@
         </w:tc>
         <w:tc>
           <w:tcPr>
-            <w:tcW w:w="5102" w:type="dxa"/>
-          </w:tcPr>
-          <w:p>
-            <w:pPr>
-              <w:spacing w:after="40"/>
-            </w:pPr>
+            <w:tcW w:w="5386" w:type="dxa"/>
+          </w:tcPr>
+          <w:p>
             <w:r>
               <w:rPr>
                 <w:sz w:val="20"/>
@@ -1843,12 +1758,9 @@
       <w:tr>
         <w:tc>
           <w:tcPr>
-            <w:tcW w:w="3685" w:type="dxa"/>
-          </w:tcPr>
-          <w:p>
-            <w:pPr>
-              <w:spacing w:after="40"/>
-            </w:pPr>
+            <w:tcW w:w="3402" w:type="dxa"/>
+          </w:tcPr>
+          <w:p>
             <w:r>
               <w:rPr>
                 <w:b/>
@@ -1860,17 +1772,38 @@
         </w:tc>
         <w:tc>
           <w:tcPr>
-            <w:tcW w:w="5102" w:type="dxa"/>
-          </w:tcPr>
-          <w:p>
-            <w:pPr>
-              <w:spacing w:after="40"/>
-            </w:pPr>
-            <w:r>
-              <w:rPr>
-                <w:sz w:val="20"/>
-              </w:rPr>
-              <w:t>9 chapters / 47 pages / 12 references / 20 tables / 6 figures / 0 graphs / 3 appendices</w:t>
+            <w:tcW w:w="5386" w:type="dxa"/>
+          </w:tcPr>
+          <w:p>
+            <w:r>
+              <w:rPr>
+                <w:sz w:val="20"/>
+              </w:rPr>
+              <w:t xml:space="preserve">9 chapters / </w:t>
+            </w:r>
+            <w:r>
+              <w:fldChar w:fldCharType="begin"/>
+            </w:r>
+            <w:r>
+              <w:instrText>NUMPAGES</w:instrText>
+            </w:r>
+            <w:r>
+              <w:fldChar w:fldCharType="separate"/>
+            </w:r>
+            <w:r>
+              <w:rPr>
+                <w:noProof/>
+              </w:rPr>
+              <w:t>42</w:t>
+            </w:r>
+            <w:r>
+              <w:fldChar w:fldCharType="end"/>
+            </w:r>
+            <w:r>
+              <w:rPr>
+                <w:sz w:val="20"/>
+              </w:rPr>
+              <w:t xml:space="preserve"> pages / 12 references / 20 tables / 6 figures / 0 graphs / 3 appendices</w:t>
             </w:r>
           </w:p>
         </w:tc>
@@ -1878,12 +1811,9 @@
       <w:tr>
         <w:tc>
           <w:tcPr>
-            <w:tcW w:w="3685" w:type="dxa"/>
-          </w:tcPr>
-          <w:p>
-            <w:pPr>
-              <w:spacing w:after="40"/>
-            </w:pPr>
+            <w:tcW w:w="3402" w:type="dxa"/>
+          </w:tcPr>
+          <w:p>
             <w:r>
               <w:rPr>
                 <w:b/>
@@ -1895,12 +1825,9 @@
         </w:tc>
         <w:tc>
           <w:tcPr>
-            <w:tcW w:w="5102" w:type="dxa"/>
-          </w:tcPr>
-          <w:p>
-            <w:pPr>
-              <w:spacing w:after="40"/>
-            </w:pPr>
+            <w:tcW w:w="5386" w:type="dxa"/>
+          </w:tcPr>
+          <w:p>
             <w:r>
               <w:rPr>
                 <w:sz w:val="20"/>
@@ -1913,12 +1840,9 @@
       <w:tr>
         <w:tc>
           <w:tcPr>
-            <w:tcW w:w="3685" w:type="dxa"/>
-          </w:tcPr>
-          <w:p>
-            <w:pPr>
-              <w:spacing w:after="40"/>
-            </w:pPr>
+            <w:tcW w:w="3402" w:type="dxa"/>
+          </w:tcPr>
+          <w:p>
             <w:r>
               <w:rPr>
                 <w:b/>
@@ -1930,12 +1854,9 @@
         </w:tc>
         <w:tc>
           <w:tcPr>
-            <w:tcW w:w="5102" w:type="dxa"/>
-          </w:tcPr>
-          <w:p>
-            <w:pPr>
-              <w:spacing w:after="40"/>
-            </w:pPr>
+            <w:tcW w:w="5386" w:type="dxa"/>
+          </w:tcPr>
+          <w:p>
             <w:r>
               <w:rPr>
                 <w:sz w:val="20"/>
@@ -1948,12 +1869,9 @@
       <w:tr>
         <w:tc>
           <w:tcPr>
-            <w:tcW w:w="3685" w:type="dxa"/>
-          </w:tcPr>
-          <w:p>
-            <w:pPr>
-              <w:spacing w:after="40"/>
-            </w:pPr>
+            <w:tcW w:w="3402" w:type="dxa"/>
+          </w:tcPr>
+          <w:p>
             <w:r>
               <w:rPr>
                 <w:b/>
@@ -1965,12 +1883,9 @@
         </w:tc>
         <w:tc>
           <w:tcPr>
-            <w:tcW w:w="5102" w:type="dxa"/>
-          </w:tcPr>
-          <w:p>
-            <w:pPr>
-              <w:spacing w:after="40"/>
-            </w:pPr>
+            <w:tcW w:w="5386" w:type="dxa"/>
+          </w:tcPr>
+          <w:p>
             <w:r>
               <w:rPr>
                 <w:sz w:val="20"/>
@@ -1983,12 +1898,9 @@
       <w:tr>
         <w:tc>
           <w:tcPr>
-            <w:tcW w:w="3685" w:type="dxa"/>
-          </w:tcPr>
-          <w:p>
-            <w:pPr>
-              <w:spacing w:after="40"/>
-            </w:pPr>
+            <w:tcW w:w="3402" w:type="dxa"/>
+          </w:tcPr>
+          <w:p>
             <w:r>
               <w:rPr>
                 <w:b/>
@@ -2000,24 +1912,17 @@
         </w:tc>
         <w:tc>
           <w:tcPr>
-            <w:tcW w:w="5102" w:type="dxa"/>
-          </w:tcPr>
-          <w:p>
-            <w:pPr>
-              <w:spacing w:after="40"/>
-            </w:pPr>
-          </w:p>
+            <w:tcW w:w="5386" w:type="dxa"/>
+          </w:tcPr>
+          <w:p/>
         </w:tc>
       </w:tr>
       <w:tr>
         <w:tc>
           <w:tcPr>
-            <w:tcW w:w="3685" w:type="dxa"/>
-          </w:tcPr>
-          <w:p>
-            <w:pPr>
-              <w:spacing w:after="40"/>
-            </w:pPr>
+            <w:tcW w:w="3402" w:type="dxa"/>
+          </w:tcPr>
+          <w:p>
             <w:r>
               <w:rPr>
                 <w:b/>
@@ -2029,12 +1934,9 @@
         </w:tc>
         <w:tc>
           <w:tcPr>
-            <w:tcW w:w="5102" w:type="dxa"/>
-          </w:tcPr>
-          <w:p>
-            <w:pPr>
-              <w:spacing w:after="40"/>
-            </w:pPr>
+            <w:tcW w:w="5386" w:type="dxa"/>
+          </w:tcPr>
+          <w:p>
             <w:r>
               <w:rPr>
                 <w:sz w:val="20"/>
@@ -2047,12 +1949,9 @@
       <w:tr>
         <w:tc>
           <w:tcPr>
-            <w:tcW w:w="3685" w:type="dxa"/>
-          </w:tcPr>
-          <w:p>
-            <w:pPr>
-              <w:spacing w:after="40"/>
-            </w:pPr>
+            <w:tcW w:w="3402" w:type="dxa"/>
+          </w:tcPr>
+          <w:p>
             <w:r>
               <w:rPr>
                 <w:b/>
@@ -2064,24 +1963,17 @@
         </w:tc>
         <w:tc>
           <w:tcPr>
-            <w:tcW w:w="5102" w:type="dxa"/>
-          </w:tcPr>
-          <w:p>
-            <w:pPr>
-              <w:spacing w:after="40"/>
-            </w:pPr>
-          </w:p>
+            <w:tcW w:w="5386" w:type="dxa"/>
+          </w:tcPr>
+          <w:p/>
         </w:tc>
       </w:tr>
       <w:tr>
         <w:tc>
           <w:tcPr>
-            <w:tcW w:w="3685" w:type="dxa"/>
-          </w:tcPr>
-          <w:p>
-            <w:pPr>
-              <w:spacing w:after="40"/>
-            </w:pPr>
+            <w:tcW w:w="3402" w:type="dxa"/>
+          </w:tcPr>
+          <w:p>
             <w:r>
               <w:rPr>
                 <w:b/>
@@ -2093,23 +1985,14 @@
         </w:tc>
         <w:tc>
           <w:tcPr>
-            <w:tcW w:w="5102" w:type="dxa"/>
-          </w:tcPr>
-          <w:p>
-            <w:pPr>
-              <w:spacing w:after="40"/>
-            </w:pPr>
-            <w:r>
-              <w:rPr>
-                <w:sz w:val="20"/>
-              </w:rPr>
-              <w:t>This thesis presents a self-contained device for unsupervised anomalous sound detection of rotating machinery, built around an ESP32-S3 microcontroller and a single MEMS microphone. The general shape of normal-operation variation is learned offline on a workstation from 990 healthy recordings of the DCASE 2026 Task 2 dataset, while the device calibrates itself on a previously unheard fan and derives its own decision threshold from a normal-only period. The feature is a high-resolution power spectral density</w:t>
-            </w:r>
-            <w:r>
-              <w:rPr>
-                <w:sz w:val="20"/>
-              </w:rPr>
-              <w:t xml:space="preserve"> summarised into 96 logarithmic bands, and the deviation measure is the Mahalanobis distance from a locally learned centre. An AUC of 0.867 is achieved on the fan benchmark. On a physical fan the device is shown to learn the normal state autonomously, to reject an unreliable window instead of interpreting it, and to reliably report a constant acoustic change, with 716 ms of computation per 10 s window and no dropped samples.</w:t>
+            <w:tcW w:w="5386" w:type="dxa"/>
+          </w:tcPr>
+          <w:p>
+            <w:r>
+              <w:rPr>
+                <w:sz w:val="20"/>
+              </w:rPr>
+              <w:t>This thesis presents an unsupervised fan sound anomaly-detection prototype using an ESP32-S3 and one MEMS microphone. A global model is fitted on 990 normal DCASE 2026 recordings; a local centre and thresholds are learned from normal audio at the installation. The detector uses 96 logarithmic spectral bands and squared Mahalanobis distance. Developmental AUC is 0.856 with ten calibration windows; a separate twenty-window reference reaches 0.867. Two final physical trials pass commissioning and telemetry checks. The added-tone trial produces alarm and sustained-deviation events, while the paper-strip trial detects one of three change blocks and fails its acceptance criteria. Feature and score computation takes about 716 ms per 10 s window. No dropped samples are reported, but long-term reliability and detection of confirmed faults remain unestablished.</w:t>
             </w:r>
           </w:p>
         </w:tc>
@@ -2117,12 +2000,9 @@
       <w:tr>
         <w:tc>
           <w:tcPr>
-            <w:tcW w:w="3685" w:type="dxa"/>
-          </w:tcPr>
-          <w:p>
-            <w:pPr>
-              <w:spacing w:after="40"/>
-            </w:pPr>
+            <w:tcW w:w="3402" w:type="dxa"/>
+          </w:tcPr>
+          <w:p>
             <w:r>
               <w:rPr>
                 <w:b/>
@@ -2134,24 +2014,17 @@
         </w:tc>
         <w:tc>
           <w:tcPr>
-            <w:tcW w:w="5102" w:type="dxa"/>
-          </w:tcPr>
-          <w:p>
-            <w:pPr>
-              <w:spacing w:after="40"/>
-            </w:pPr>
-          </w:p>
+            <w:tcW w:w="5386" w:type="dxa"/>
+          </w:tcPr>
+          <w:p/>
         </w:tc>
       </w:tr>
       <w:tr>
         <w:tc>
           <w:tcPr>
-            <w:tcW w:w="3685" w:type="dxa"/>
-          </w:tcPr>
-          <w:p>
-            <w:pPr>
-              <w:spacing w:after="40"/>
-            </w:pPr>
+            <w:tcW w:w="3402" w:type="dxa"/>
+          </w:tcPr>
+          <w:p>
             <w:r>
               <w:rPr>
                 <w:b/>
@@ -2163,24 +2036,17 @@
         </w:tc>
         <w:tc>
           <w:tcPr>
-            <w:tcW w:w="5102" w:type="dxa"/>
-          </w:tcPr>
-          <w:p>
-            <w:pPr>
-              <w:spacing w:after="40"/>
-            </w:pPr>
-          </w:p>
+            <w:tcW w:w="5386" w:type="dxa"/>
+          </w:tcPr>
+          <w:p/>
         </w:tc>
       </w:tr>
       <w:tr>
         <w:tc>
           <w:tcPr>
-            <w:tcW w:w="3685" w:type="dxa"/>
-          </w:tcPr>
-          <w:p>
-            <w:pPr>
-              <w:spacing w:after="40"/>
-            </w:pPr>
+            <w:tcW w:w="3402" w:type="dxa"/>
+          </w:tcPr>
+          <w:p>
             <w:r>
               <w:rPr>
                 <w:b/>
@@ -2192,12 +2058,9 @@
         </w:tc>
         <w:tc>
           <w:tcPr>
-            <w:tcW w:w="5102" w:type="dxa"/>
-          </w:tcPr>
-          <w:p>
-            <w:pPr>
-              <w:spacing w:after="40"/>
-            </w:pPr>
+            <w:tcW w:w="5386" w:type="dxa"/>
+          </w:tcPr>
+          <w:p>
             <w:r>
               <w:rPr>
                 <w:sz w:val="20"/>
@@ -2210,22 +2073,15 @@
       <w:tr>
         <w:tc>
           <w:tcPr>
-            <w:tcW w:w="3685" w:type="dxa"/>
-          </w:tcPr>
-          <w:p>
-            <w:pPr>
-              <w:spacing w:after="40"/>
-            </w:pPr>
-          </w:p>
-        </w:tc>
-        <w:tc>
-          <w:tcPr>
-            <w:tcW w:w="5102" w:type="dxa"/>
-          </w:tcPr>
-          <w:p>
-            <w:pPr>
-              <w:spacing w:after="40"/>
-            </w:pPr>
+            <w:tcW w:w="3402" w:type="dxa"/>
+          </w:tcPr>
+          <w:p/>
+        </w:tc>
+        <w:tc>
+          <w:tcPr>
+            <w:tcW w:w="5386" w:type="dxa"/>
+          </w:tcPr>
+          <w:p>
             <w:r>
               <w:rPr>
                 <w:sz w:val="20"/>
@@ -2238,22 +2094,15 @@
       <w:tr>
         <w:tc>
           <w:tcPr>
-            <w:tcW w:w="3685" w:type="dxa"/>
-          </w:tcPr>
-          <w:p>
-            <w:pPr>
-              <w:spacing w:after="40"/>
-            </w:pPr>
-          </w:p>
-        </w:tc>
-        <w:tc>
-          <w:tcPr>
-            <w:tcW w:w="5102" w:type="dxa"/>
-          </w:tcPr>
-          <w:p>
-            <w:pPr>
-              <w:spacing w:after="40"/>
-            </w:pPr>
+            <w:tcW w:w="3402" w:type="dxa"/>
+          </w:tcPr>
+          <w:p/>
+        </w:tc>
+        <w:tc>
+          <w:tcPr>
+            <w:tcW w:w="5386" w:type="dxa"/>
+          </w:tcPr>
+          <w:p>
             <w:r>
               <w:rPr>
                 <w:sz w:val="20"/>
@@ -2266,12 +2115,9 @@
       <w:tr>
         <w:tc>
           <w:tcPr>
-            <w:tcW w:w="3685" w:type="dxa"/>
-          </w:tcPr>
-          <w:p>
-            <w:pPr>
-              <w:spacing w:after="40"/>
-            </w:pPr>
+            <w:tcW w:w="3402" w:type="dxa"/>
+          </w:tcPr>
+          <w:p>
             <w:r>
               <w:rPr>
                 <w:b/>
@@ -2283,19 +2129,21 @@
         </w:tc>
         <w:tc>
           <w:tcPr>
-            <w:tcW w:w="5102" w:type="dxa"/>
-          </w:tcPr>
-          <w:p>
-            <w:pPr>
-              <w:spacing w:after="40"/>
-            </w:pPr>
-          </w:p>
+            <w:tcW w:w="5386" w:type="dxa"/>
+          </w:tcPr>
+          <w:p/>
         </w:tc>
       </w:tr>
     </w:tbl>
     <w:p/>
     <w:p>
-      <w:r>
+      <w:pPr>
+        <w:spacing w:after="0" w:line="20" w:lineRule="exact"/>
+      </w:pPr>
+      <w:r>
+        <w:rPr>
+          <w:sz w:val="2"/>
+        </w:rPr>
         <w:br w:type="page"/>
       </w:r>
     </w:p>
@@ -2313,8 +2161,16 @@
         <w:t>ЗАДАТАК МАСТЕР РАДА</w:t>
       </w:r>
     </w:p>
-    <w:p/>
-    <w:p/>
+    <w:p>
+      <w:pPr>
+        <w:spacing w:after="0" w:line="240" w:lineRule="exact"/>
+      </w:pPr>
+    </w:p>
+    <w:p>
+      <w:pPr>
+        <w:spacing w:after="0" w:line="240" w:lineRule="exact"/>
+      </w:pPr>
+    </w:p>
     <w:p>
       <w:pPr>
         <w:pStyle w:val="BodyText"/>
@@ -2333,12 +2189,36 @@
         <w:t>Реализовати комплетан ток обраде на уређају: прихват звука преко сабирнице I2S, израчунавање спектралног обиљежја, оцјену одступања и временско правило одлучивања, уз провјере исправности сигнала које у случају недостатка доказа заустављају ток умјесто да наставе. Спровести мјерења на референтном скупу података и на стварном вентилатору, по унапријед закључаном протоколу, и пријавити измјерене вриједности заједно са границама тврдњи које оне подржавају.</w:t>
       </w:r>
     </w:p>
-    <w:p/>
-    <w:p/>
-    <w:p/>
-    <w:p/>
-    <w:p/>
-    <w:p/>
+    <w:p>
+      <w:pPr>
+        <w:spacing w:after="0" w:line="240" w:lineRule="exact"/>
+      </w:pPr>
+    </w:p>
+    <w:p>
+      <w:pPr>
+        <w:spacing w:after="0" w:line="240" w:lineRule="exact"/>
+      </w:pPr>
+    </w:p>
+    <w:p>
+      <w:pPr>
+        <w:spacing w:after="0" w:line="240" w:lineRule="exact"/>
+      </w:pPr>
+    </w:p>
+    <w:p>
+      <w:pPr>
+        <w:spacing w:after="0" w:line="240" w:lineRule="exact"/>
+      </w:pPr>
+    </w:p>
+    <w:p>
+      <w:pPr>
+        <w:spacing w:after="0" w:line="240" w:lineRule="exact"/>
+      </w:pPr>
+    </w:p>
+    <w:p>
+      <w:pPr>
+        <w:spacing w:after="0" w:line="240" w:lineRule="exact"/>
+      </w:pPr>
+    </w:p>
     <w:p>
       <w:pPr>
         <w:spacing w:after="80"/>
@@ -2369,7 +2249,13 @@
       </w:r>
     </w:p>
     <w:p>
-      <w:r>
+      <w:pPr>
+        <w:spacing w:after="0" w:line="20" w:lineRule="exact"/>
+      </w:pPr>
+      <w:r>
+        <w:rPr>
+          <w:sz w:val="2"/>
+        </w:rPr>
         <w:br w:type="page"/>
       </w:r>
     </w:p>
@@ -2387,165 +2273,33 @@
         <w:t>Изјава о академској честитости</w:t>
       </w:r>
     </w:p>
-    <w:p/>
+    <w:p>
+      <w:pPr>
+        <w:spacing w:after="0" w:line="240" w:lineRule="exact"/>
+      </w:pPr>
+    </w:p>
+    <w:p>
+      <w:pPr>
+        <w:spacing w:after="0" w:line="240" w:lineRule="exact"/>
+      </w:pPr>
+    </w:p>
     <w:p>
       <w:pPr>
         <w:pStyle w:val="BodyText"/>
         <w:ind w:firstLine="0"/>
       </w:pPr>
       <w:r>
-        <w:t>Студент: _____________________________________</w:t>
-      </w:r>
-    </w:p>
-    <w:p>
-      <w:pPr>
-        <w:pStyle w:val="BodyText"/>
-        <w:ind w:firstLine="0"/>
-      </w:pPr>
-      <w:r>
-        <w:t>Број индекса: _________________________________</w:t>
-      </w:r>
-    </w:p>
-    <w:p>
-      <w:pPr>
-        <w:pStyle w:val="BodyText"/>
-        <w:ind w:firstLine="0"/>
-      </w:pPr>
-      <w:r>
-        <w:t>Студент/киња основних или мастер академских студија</w:t>
-      </w:r>
-    </w:p>
-    <w:p>
-      <w:pPr>
-        <w:pStyle w:val="BodyText"/>
-        <w:ind w:firstLine="0"/>
-      </w:pPr>
-      <w:r>
-        <w:t>Аутор рада под називом:</w:t>
-      </w:r>
-    </w:p>
-    <w:p>
-      <w:pPr>
-        <w:pStyle w:val="BodyText"/>
-        <w:ind w:firstLine="0"/>
-      </w:pPr>
-      <w:r>
-        <w:t>__________________________________________________________________</w:t>
-      </w:r>
-    </w:p>
-    <w:p>
-      <w:pPr>
-        <w:pStyle w:val="BodyText"/>
-        <w:ind w:firstLine="0"/>
-      </w:pPr>
-      <w:r>
-        <w:t>__________________________________________________________________</w:t>
-      </w:r>
-    </w:p>
-    <w:p/>
-    <w:p>
-      <w:pPr>
-        <w:pStyle w:val="BodyText"/>
-        <w:ind w:firstLine="0"/>
-      </w:pPr>
-      <w:r>
-        <w:t>Потписивањем изјављујем:</w:t>
-      </w:r>
-    </w:p>
-    <w:p>
-      <w:pPr>
-        <w:pStyle w:val="ListBullet"/>
-        <w:spacing w:after="60"/>
-      </w:pPr>
-      <w:r>
-        <w:t>да је рад искључиво резултат мог сопственог истраживачког рада;</w:t>
-      </w:r>
-    </w:p>
-    <w:p>
-      <w:pPr>
-        <w:pStyle w:val="ListBullet"/>
-        <w:spacing w:after="60"/>
-      </w:pPr>
-      <w:r>
-        <w:t>да нисам користио алате вјештачке интелигенције за генерисање и/или креирање дијелова рада;</w:t>
-      </w:r>
-    </w:p>
-    <w:p>
-      <w:pPr>
-        <w:pStyle w:val="ListBullet"/>
-        <w:spacing w:after="60"/>
-      </w:pPr>
-      <w:r>
-        <w:t>да сам рад и мишљења других аутора које сам користио у овом раду назначио или цитирао и наведени су у списку литературе/референци који су саставни дио овог рада;</w:t>
-      </w:r>
-    </w:p>
-    <w:p>
-      <w:pPr>
-        <w:pStyle w:val="ListBullet"/>
-        <w:spacing w:after="60"/>
-      </w:pPr>
-      <w:r>
-        <w:t>да сам добио све дозволе за коришћење ауторског дјела који се у цјелости уносе у предати рад и да сам то јасно навео;</w:t>
-      </w:r>
-    </w:p>
-    <w:p>
-      <w:pPr>
-        <w:pStyle w:val="ListBullet"/>
-        <w:spacing w:after="60"/>
-      </w:pPr>
-      <w:r>
-        <w:t>да сам свјестан да је плагијат коришћење туђих радова у било ком облику (као цитата, парафраза, слика, табела, дијаграма, дизајна, планова, фотографија, филма, музике, формула, веб сајтова, компјутерских програма и сл.) без навођења аутора или представљање туђих ауторских дјела као мојих, кажњиво по закону (Закон о ауторском и сродним правима, Службени гласник Републике Србије, бр. 104/2009, 99/2011, 119/2012), као и других закона и одговарајућих аката Универзитета у Новом Саду;</w:t>
-      </w:r>
-    </w:p>
-    <w:p>
-      <w:pPr>
-        <w:pStyle w:val="ListBullet"/>
-        <w:spacing w:after="60"/>
-      </w:pPr>
-      <w:r>
-        <w:t>да сам свјестан да плагијат укључује и представљање, употребу и дистрибуирање рада предавача или других студената као сопствених;</w:t>
-      </w:r>
-    </w:p>
-    <w:p>
-      <w:pPr>
-        <w:pStyle w:val="ListBullet"/>
-        <w:spacing w:after="60"/>
-      </w:pPr>
-      <w:r>
-        <w:t>да сам свјестан посљедица које код доказаног плагијата могу проузроковати на предати рад и мој статус;</w:t>
-      </w:r>
-    </w:p>
-    <w:p>
-      <w:pPr>
-        <w:pStyle w:val="ListBullet"/>
-        <w:spacing w:after="60"/>
-      </w:pPr>
-      <w:r>
-        <w:t>да је електронска верзија рада идентична штампаном примјерку и пристајем на његово објављивање под условима прописаним актима Универзитета.</w:t>
-      </w:r>
-    </w:p>
-    <w:p/>
-    <w:p/>
-    <w:p>
-      <w:pPr>
-        <w:pStyle w:val="BodyText"/>
-        <w:ind w:firstLine="0"/>
-      </w:pPr>
-      <w:r>
-        <w:t>У Новом Саду, ______________          Потпис студента/студенткиње</w:t>
-      </w:r>
-    </w:p>
-    <w:p>
-      <w:pPr>
-        <w:pStyle w:val="BodyText"/>
-        <w:ind w:firstLine="0"/>
-      </w:pPr>
-      <w:r>
-        <w:t xml:space="preserve">                                      ________________________</w:t>
-      </w:r>
-    </w:p>
-    <w:p>
-      <w:r>
+        <w:t>[TODO] Овдје се умеће званична изјава о академској честитости усаглашена са ментором прије предаје рада.</w:t>
+      </w:r>
+    </w:p>
+    <w:p>
+      <w:pPr>
+        <w:spacing w:after="0" w:line="20" w:lineRule="exact"/>
+      </w:pPr>
+      <w:r>
+        <w:rPr>
+          <w:sz w:val="2"/>
+        </w:rPr>
         <w:br w:type="page"/>
       </w:r>
     </w:p>
@@ -2563,7 +2317,11 @@
         <w:t>САДРЖАЈ</w:t>
       </w:r>
     </w:p>
-    <w:p/>
+    <w:p>
+      <w:pPr>
+        <w:spacing w:after="0" w:line="240" w:lineRule="exact"/>
+      </w:pPr>
+    </w:p>
     <w:p>
       <w:pPr>
         <w:pStyle w:val="TOC1"/>
@@ -2588,7 +2346,7 @@
       <w:r>
         <w:fldChar w:fldCharType="separate"/>
       </w:r>
-      <w:hyperlink w:anchor="_Toc239182886" w:history="1">
+      <w:hyperlink w:anchor="_Toc239635374" w:history="1">
         <w:r>
           <w:rPr>
             <w:rStyle w:val="Hyperlink"/>
@@ -2616,7 +2374,7 @@
             <w:noProof/>
             <w:webHidden/>
           </w:rPr>
-          <w:instrText xml:space="preserve"> PAGEREF _Toc239182886 \h </w:instrText>
+          <w:instrText xml:space="preserve"> PAGEREF _Toc239635374 \h </w:instrText>
         </w:r>
         <w:r>
           <w:rPr>
@@ -2662,7 +2420,7 @@
           <w14:ligatures w14:val="standardContextual"/>
         </w:rPr>
       </w:pPr>
-      <w:hyperlink w:anchor="_Toc239182887" w:history="1">
+      <w:hyperlink w:anchor="_Toc239635375" w:history="1">
         <w:r>
           <w:rPr>
             <w:rStyle w:val="Hyperlink"/>
@@ -2690,7 +2448,7 @@
             <w:noProof/>
             <w:webHidden/>
           </w:rPr>
-          <w:instrText xml:space="preserve"> PAGEREF _Toc239182887 \h </w:instrText>
+          <w:instrText xml:space="preserve"> PAGEREF _Toc239635375 \h </w:instrText>
         </w:r>
         <w:r>
           <w:rPr>
@@ -2736,7 +2494,7 @@
           <w14:ligatures w14:val="standardContextual"/>
         </w:rPr>
       </w:pPr>
-      <w:hyperlink w:anchor="_Toc239182888" w:history="1">
+      <w:hyperlink w:anchor="_Toc239635376" w:history="1">
         <w:r>
           <w:rPr>
             <w:rStyle w:val="Hyperlink"/>
@@ -2764,7 +2522,7 @@
             <w:noProof/>
             <w:webHidden/>
           </w:rPr>
-          <w:instrText xml:space="preserve"> PAGEREF _Toc239182888 \h </w:instrText>
+          <w:instrText xml:space="preserve"> PAGEREF _Toc239635376 \h </w:instrText>
         </w:r>
         <w:r>
           <w:rPr>
@@ -2810,7 +2568,7 @@
           <w14:ligatures w14:val="standardContextual"/>
         </w:rPr>
       </w:pPr>
-      <w:hyperlink w:anchor="_Toc239182889" w:history="1">
+      <w:hyperlink w:anchor="_Toc239635377" w:history="1">
         <w:r>
           <w:rPr>
             <w:rStyle w:val="Hyperlink"/>
@@ -2838,7 +2596,7 @@
             <w:noProof/>
             <w:webHidden/>
           </w:rPr>
-          <w:instrText xml:space="preserve"> PAGEREF _Toc239182889 \h </w:instrText>
+          <w:instrText xml:space="preserve"> PAGEREF _Toc239635377 \h </w:instrText>
         </w:r>
         <w:r>
           <w:rPr>
@@ -2858,7 +2616,7 @@
             <w:noProof/>
             <w:webHidden/>
           </w:rPr>
-          <w:t>2</w:t>
+          <w:t>1</w:t>
         </w:r>
         <w:r>
           <w:rPr>
@@ -2884,7 +2642,7 @@
           <w14:ligatures w14:val="standardContextual"/>
         </w:rPr>
       </w:pPr>
-      <w:hyperlink w:anchor="_Toc239182890" w:history="1">
+      <w:hyperlink w:anchor="_Toc239635378" w:history="1">
         <w:r>
           <w:rPr>
             <w:rStyle w:val="Hyperlink"/>
@@ -2912,7 +2670,7 @@
             <w:noProof/>
             <w:webHidden/>
           </w:rPr>
-          <w:instrText xml:space="preserve"> PAGEREF _Toc239182890 \h </w:instrText>
+          <w:instrText xml:space="preserve"> PAGEREF _Toc239635378 \h </w:instrText>
         </w:r>
         <w:r>
           <w:rPr>
@@ -2958,7 +2716,7 @@
           <w14:ligatures w14:val="standardContextual"/>
         </w:rPr>
       </w:pPr>
-      <w:hyperlink w:anchor="_Toc239182891" w:history="1">
+      <w:hyperlink w:anchor="_Toc239635379" w:history="1">
         <w:r>
           <w:rPr>
             <w:rStyle w:val="Hyperlink"/>
@@ -2986,7 +2744,7 @@
             <w:noProof/>
             <w:webHidden/>
           </w:rPr>
-          <w:instrText xml:space="preserve"> PAGEREF _Toc239182891 \h </w:instrText>
+          <w:instrText xml:space="preserve"> PAGEREF _Toc239635379 \h </w:instrText>
         </w:r>
         <w:r>
           <w:rPr>
@@ -3032,7 +2790,7 @@
           <w14:ligatures w14:val="standardContextual"/>
         </w:rPr>
       </w:pPr>
-      <w:hyperlink w:anchor="_Toc239182892" w:history="1">
+      <w:hyperlink w:anchor="_Toc239635380" w:history="1">
         <w:r>
           <w:rPr>
             <w:rStyle w:val="Hyperlink"/>
@@ -3060,7 +2818,7 @@
             <w:noProof/>
             <w:webHidden/>
           </w:rPr>
-          <w:instrText xml:space="preserve"> PAGEREF _Toc239182892 \h </w:instrText>
+          <w:instrText xml:space="preserve"> PAGEREF _Toc239635380 \h </w:instrText>
         </w:r>
         <w:r>
           <w:rPr>
@@ -3106,7 +2864,7 @@
           <w14:ligatures w14:val="standardContextual"/>
         </w:rPr>
       </w:pPr>
-      <w:hyperlink w:anchor="_Toc239182893" w:history="1">
+      <w:hyperlink w:anchor="_Toc239635381" w:history="1">
         <w:r>
           <w:rPr>
             <w:rStyle w:val="Hyperlink"/>
@@ -3134,7 +2892,7 @@
             <w:noProof/>
             <w:webHidden/>
           </w:rPr>
-          <w:instrText xml:space="preserve"> PAGEREF _Toc239182893 \h </w:instrText>
+          <w:instrText xml:space="preserve"> PAGEREF _Toc239635381 \h </w:instrText>
         </w:r>
         <w:r>
           <w:rPr>
@@ -3180,7 +2938,7 @@
           <w14:ligatures w14:val="standardContextual"/>
         </w:rPr>
       </w:pPr>
-      <w:hyperlink w:anchor="_Toc239182894" w:history="1">
+      <w:hyperlink w:anchor="_Toc239635382" w:history="1">
         <w:r>
           <w:rPr>
             <w:rStyle w:val="Hyperlink"/>
@@ -3208,7 +2966,7 @@
             <w:noProof/>
             <w:webHidden/>
           </w:rPr>
-          <w:instrText xml:space="preserve"> PAGEREF _Toc239182894 \h </w:instrText>
+          <w:instrText xml:space="preserve"> PAGEREF _Toc239635382 \h </w:instrText>
         </w:r>
         <w:r>
           <w:rPr>
@@ -3254,7 +3012,7 @@
           <w14:ligatures w14:val="standardContextual"/>
         </w:rPr>
       </w:pPr>
-      <w:hyperlink w:anchor="_Toc239182895" w:history="1">
+      <w:hyperlink w:anchor="_Toc239635383" w:history="1">
         <w:r>
           <w:rPr>
             <w:rStyle w:val="Hyperlink"/>
@@ -3282,7 +3040,7 @@
             <w:noProof/>
             <w:webHidden/>
           </w:rPr>
-          <w:instrText xml:space="preserve"> PAGEREF _Toc239182895 \h </w:instrText>
+          <w:instrText xml:space="preserve"> PAGEREF _Toc239635383 \h </w:instrText>
         </w:r>
         <w:r>
           <w:rPr>
@@ -3328,7 +3086,7 @@
           <w14:ligatures w14:val="standardContextual"/>
         </w:rPr>
       </w:pPr>
-      <w:hyperlink w:anchor="_Toc239182896" w:history="1">
+      <w:hyperlink w:anchor="_Toc239635384" w:history="1">
         <w:r>
           <w:rPr>
             <w:rStyle w:val="Hyperlink"/>
@@ -3356,7 +3114,7 @@
             <w:noProof/>
             <w:webHidden/>
           </w:rPr>
-          <w:instrText xml:space="preserve"> PAGEREF _Toc239182896 \h </w:instrText>
+          <w:instrText xml:space="preserve"> PAGEREF _Toc239635384 \h </w:instrText>
         </w:r>
         <w:r>
           <w:rPr>
@@ -3402,7 +3160,7 @@
           <w14:ligatures w14:val="standardContextual"/>
         </w:rPr>
       </w:pPr>
-      <w:hyperlink w:anchor="_Toc239182897" w:history="1">
+      <w:hyperlink w:anchor="_Toc239635385" w:history="1">
         <w:r>
           <w:rPr>
             <w:rStyle w:val="Hyperlink"/>
@@ -3430,7 +3188,7 @@
             <w:noProof/>
             <w:webHidden/>
           </w:rPr>
-          <w:instrText xml:space="preserve"> PAGEREF _Toc239182897 \h </w:instrText>
+          <w:instrText xml:space="preserve"> PAGEREF _Toc239635385 \h </w:instrText>
         </w:r>
         <w:r>
           <w:rPr>
@@ -3476,7 +3234,7 @@
           <w14:ligatures w14:val="standardContextual"/>
         </w:rPr>
       </w:pPr>
-      <w:hyperlink w:anchor="_Toc239182898" w:history="1">
+      <w:hyperlink w:anchor="_Toc239635386" w:history="1">
         <w:r>
           <w:rPr>
             <w:rStyle w:val="Hyperlink"/>
@@ -3504,7 +3262,7 @@
             <w:noProof/>
             <w:webHidden/>
           </w:rPr>
-          <w:instrText xml:space="preserve"> PAGEREF _Toc239182898 \h </w:instrText>
+          <w:instrText xml:space="preserve"> PAGEREF _Toc239635386 \h </w:instrText>
         </w:r>
         <w:r>
           <w:rPr>
@@ -3550,7 +3308,7 @@
           <w14:ligatures w14:val="standardContextual"/>
         </w:rPr>
       </w:pPr>
-      <w:hyperlink w:anchor="_Toc239182899" w:history="1">
+      <w:hyperlink w:anchor="_Toc239635387" w:history="1">
         <w:r>
           <w:rPr>
             <w:rStyle w:val="Hyperlink"/>
@@ -3578,7 +3336,7 @@
             <w:noProof/>
             <w:webHidden/>
           </w:rPr>
-          <w:instrText xml:space="preserve"> PAGEREF _Toc239182899 \h </w:instrText>
+          <w:instrText xml:space="preserve"> PAGEREF _Toc239635387 \h </w:instrText>
         </w:r>
         <w:r>
           <w:rPr>
@@ -3624,7 +3382,7 @@
           <w14:ligatures w14:val="standardContextual"/>
         </w:rPr>
       </w:pPr>
-      <w:hyperlink w:anchor="_Toc239182900" w:history="1">
+      <w:hyperlink w:anchor="_Toc239635388" w:history="1">
         <w:r>
           <w:rPr>
             <w:rStyle w:val="Hyperlink"/>
@@ -3652,7 +3410,7 @@
             <w:noProof/>
             <w:webHidden/>
           </w:rPr>
-          <w:instrText xml:space="preserve"> PAGEREF _Toc239182900 \h </w:instrText>
+          <w:instrText xml:space="preserve"> PAGEREF _Toc239635388 \h </w:instrText>
         </w:r>
         <w:r>
           <w:rPr>
@@ -3698,7 +3456,7 @@
           <w14:ligatures w14:val="standardContextual"/>
         </w:rPr>
       </w:pPr>
-      <w:hyperlink w:anchor="_Toc239182901" w:history="1">
+      <w:hyperlink w:anchor="_Toc239635389" w:history="1">
         <w:r>
           <w:rPr>
             <w:rStyle w:val="Hyperlink"/>
@@ -3726,7 +3484,7 @@
             <w:noProof/>
             <w:webHidden/>
           </w:rPr>
-          <w:instrText xml:space="preserve"> PAGEREF _Toc239182901 \h </w:instrText>
+          <w:instrText xml:space="preserve"> PAGEREF _Toc239635389 \h </w:instrText>
         </w:r>
         <w:r>
           <w:rPr>
@@ -3772,7 +3530,7 @@
           <w14:ligatures w14:val="standardContextual"/>
         </w:rPr>
       </w:pPr>
-      <w:hyperlink w:anchor="_Toc239182902" w:history="1">
+      <w:hyperlink w:anchor="_Toc239635390" w:history="1">
         <w:r>
           <w:rPr>
             <w:rStyle w:val="Hyperlink"/>
@@ -3800,7 +3558,7 @@
             <w:noProof/>
             <w:webHidden/>
           </w:rPr>
-          <w:instrText xml:space="preserve"> PAGEREF _Toc239182902 \h </w:instrText>
+          <w:instrText xml:space="preserve"> PAGEREF _Toc239635390 \h </w:instrText>
         </w:r>
         <w:r>
           <w:rPr>
@@ -3846,14 +3604,14 @@
           <w14:ligatures w14:val="standardContextual"/>
         </w:rPr>
       </w:pPr>
-      <w:hyperlink w:anchor="_Toc239182903" w:history="1">
+      <w:hyperlink w:anchor="_Toc239635391" w:history="1">
         <w:r>
           <w:rPr>
             <w:rStyle w:val="Hyperlink"/>
             <w:rFonts w:ascii="Arial" w:hAnsi="Arial"/>
             <w:noProof/>
           </w:rPr>
-          <w:t>4.1. Правило поштеног поређења</w:t>
+          <w:t>4.1. Протокол поређења</w:t>
         </w:r>
         <w:r>
           <w:rPr>
@@ -3874,7 +3632,7 @@
             <w:noProof/>
             <w:webHidden/>
           </w:rPr>
-          <w:instrText xml:space="preserve"> PAGEREF _Toc239182903 \h </w:instrText>
+          <w:instrText xml:space="preserve"> PAGEREF _Toc239635391 \h </w:instrText>
         </w:r>
         <w:r>
           <w:rPr>
@@ -3920,7 +3678,7 @@
           <w14:ligatures w14:val="standardContextual"/>
         </w:rPr>
       </w:pPr>
-      <w:hyperlink w:anchor="_Toc239182904" w:history="1">
+      <w:hyperlink w:anchor="_Toc239635392" w:history="1">
         <w:r>
           <w:rPr>
             <w:rStyle w:val="Hyperlink"/>
@@ -3948,7 +3706,7 @@
             <w:noProof/>
             <w:webHidden/>
           </w:rPr>
-          <w:instrText xml:space="preserve"> PAGEREF _Toc239182904 \h </w:instrText>
+          <w:instrText xml:space="preserve"> PAGEREF _Toc239635392 \h </w:instrText>
         </w:r>
         <w:r>
           <w:rPr>
@@ -3994,7 +3752,7 @@
           <w14:ligatures w14:val="standardContextual"/>
         </w:rPr>
       </w:pPr>
-      <w:hyperlink w:anchor="_Toc239182905" w:history="1">
+      <w:hyperlink w:anchor="_Toc239635393" w:history="1">
         <w:r>
           <w:rPr>
             <w:rStyle w:val="Hyperlink"/>
@@ -4022,7 +3780,7 @@
             <w:noProof/>
             <w:webHidden/>
           </w:rPr>
-          <w:instrText xml:space="preserve"> PAGEREF _Toc239182905 \h </w:instrText>
+          <w:instrText xml:space="preserve"> PAGEREF _Toc239635393 \h </w:instrText>
         </w:r>
         <w:r>
           <w:rPr>
@@ -4042,7 +3800,7 @@
             <w:noProof/>
             <w:webHidden/>
           </w:rPr>
-          <w:t>9</w:t>
+          <w:t>8</w:t>
         </w:r>
         <w:r>
           <w:rPr>
@@ -4068,7 +3826,7 @@
           <w14:ligatures w14:val="standardContextual"/>
         </w:rPr>
       </w:pPr>
-      <w:hyperlink w:anchor="_Toc239182906" w:history="1">
+      <w:hyperlink w:anchor="_Toc239635394" w:history="1">
         <w:r>
           <w:rPr>
             <w:rStyle w:val="Hyperlink"/>
@@ -4096,7 +3854,7 @@
             <w:noProof/>
             <w:webHidden/>
           </w:rPr>
-          <w:instrText xml:space="preserve"> PAGEREF _Toc239182906 \h </w:instrText>
+          <w:instrText xml:space="preserve"> PAGEREF _Toc239635394 \h </w:instrText>
         </w:r>
         <w:r>
           <w:rPr>
@@ -4142,7 +3900,7 @@
           <w14:ligatures w14:val="standardContextual"/>
         </w:rPr>
       </w:pPr>
-      <w:hyperlink w:anchor="_Toc239182907" w:history="1">
+      <w:hyperlink w:anchor="_Toc239635395" w:history="1">
         <w:r>
           <w:rPr>
             <w:rStyle w:val="Hyperlink"/>
@@ -4170,7 +3928,7 @@
             <w:noProof/>
             <w:webHidden/>
           </w:rPr>
-          <w:instrText xml:space="preserve"> PAGEREF _Toc239182907 \h </w:instrText>
+          <w:instrText xml:space="preserve"> PAGEREF _Toc239635395 \h </w:instrText>
         </w:r>
         <w:r>
           <w:rPr>
@@ -4216,7 +3974,7 @@
           <w14:ligatures w14:val="standardContextual"/>
         </w:rPr>
       </w:pPr>
-      <w:hyperlink w:anchor="_Toc239182908" w:history="1">
+      <w:hyperlink w:anchor="_Toc239635396" w:history="1">
         <w:r>
           <w:rPr>
             <w:rStyle w:val="Hyperlink"/>
@@ -4244,7 +4002,7 @@
             <w:noProof/>
             <w:webHidden/>
           </w:rPr>
-          <w:instrText xml:space="preserve"> PAGEREF _Toc239182908 \h </w:instrText>
+          <w:instrText xml:space="preserve"> PAGEREF _Toc239635396 \h </w:instrText>
         </w:r>
         <w:r>
           <w:rPr>
@@ -4290,14 +4048,14 @@
           <w14:ligatures w14:val="standardContextual"/>
         </w:rPr>
       </w:pPr>
-      <w:hyperlink w:anchor="_Toc239182909" w:history="1">
+      <w:hyperlink w:anchor="_Toc239635397" w:history="1">
         <w:r>
           <w:rPr>
             <w:rStyle w:val="Hyperlink"/>
             <w:rFonts w:ascii="Arial" w:hAnsi="Arial"/>
             <w:noProof/>
           </w:rPr>
-          <w:t>4.7. Фаза 5 — шест унапријед наведених алтернатива</w:t>
+          <w:t>4.7. Фаза 5 — поређење алтернативних обиљежја</w:t>
         </w:r>
         <w:r>
           <w:rPr>
@@ -4318,7 +4076,7 @@
             <w:noProof/>
             <w:webHidden/>
           </w:rPr>
-          <w:instrText xml:space="preserve"> PAGEREF _Toc239182909 \h </w:instrText>
+          <w:instrText xml:space="preserve"> PAGEREF _Toc239635397 \h </w:instrText>
         </w:r>
         <w:r>
           <w:rPr>
@@ -4338,7 +4096,7 @@
             <w:noProof/>
             <w:webHidden/>
           </w:rPr>
-          <w:t>12</w:t>
+          <w:t>11</w:t>
         </w:r>
         <w:r>
           <w:rPr>
@@ -4364,7 +4122,7 @@
           <w14:ligatures w14:val="standardContextual"/>
         </w:rPr>
       </w:pPr>
-      <w:hyperlink w:anchor="_Toc239182910" w:history="1">
+      <w:hyperlink w:anchor="_Toc239635398" w:history="1">
         <w:r>
           <w:rPr>
             <w:rStyle w:val="Hyperlink"/>
@@ -4392,7 +4150,7 @@
             <w:noProof/>
             <w:webHidden/>
           </w:rPr>
-          <w:instrText xml:space="preserve"> PAGEREF _Toc239182910 \h </w:instrText>
+          <w:instrText xml:space="preserve"> PAGEREF _Toc239635398 \h </w:instrText>
         </w:r>
         <w:r>
           <w:rPr>
@@ -4412,7 +4170,7 @@
             <w:noProof/>
             <w:webHidden/>
           </w:rPr>
-          <w:t>13</w:t>
+          <w:t>12</w:t>
         </w:r>
         <w:r>
           <w:rPr>
@@ -4438,7 +4196,7 @@
           <w14:ligatures w14:val="standardContextual"/>
         </w:rPr>
       </w:pPr>
-      <w:hyperlink w:anchor="_Toc239182911" w:history="1">
+      <w:hyperlink w:anchor="_Toc239635399" w:history="1">
         <w:r>
           <w:rPr>
             <w:rStyle w:val="Hyperlink"/>
@@ -4466,7 +4224,7 @@
             <w:noProof/>
             <w:webHidden/>
           </w:rPr>
-          <w:instrText xml:space="preserve"> PAGEREF _Toc239182911 \h </w:instrText>
+          <w:instrText xml:space="preserve"> PAGEREF _Toc239635399 \h </w:instrText>
         </w:r>
         <w:r>
           <w:rPr>
@@ -4512,7 +4270,7 @@
           <w14:ligatures w14:val="standardContextual"/>
         </w:rPr>
       </w:pPr>
-      <w:hyperlink w:anchor="_Toc239182912" w:history="1">
+      <w:hyperlink w:anchor="_Toc239635400" w:history="1">
         <w:r>
           <w:rPr>
             <w:rStyle w:val="Hyperlink"/>
@@ -4540,7 +4298,7 @@
             <w:noProof/>
             <w:webHidden/>
           </w:rPr>
-          <w:instrText xml:space="preserve"> PAGEREF _Toc239182912 \h </w:instrText>
+          <w:instrText xml:space="preserve"> PAGEREF _Toc239635400 \h </w:instrText>
         </w:r>
         <w:r>
           <w:rPr>
@@ -4560,7 +4318,7 @@
             <w:noProof/>
             <w:webHidden/>
           </w:rPr>
-          <w:t>15</w:t>
+          <w:t>14</w:t>
         </w:r>
         <w:r>
           <w:rPr>
@@ -4586,7 +4344,7 @@
           <w14:ligatures w14:val="standardContextual"/>
         </w:rPr>
       </w:pPr>
-      <w:hyperlink w:anchor="_Toc239182913" w:history="1">
+      <w:hyperlink w:anchor="_Toc239635401" w:history="1">
         <w:r>
           <w:rPr>
             <w:rStyle w:val="Hyperlink"/>
@@ -4614,7 +4372,7 @@
             <w:noProof/>
             <w:webHidden/>
           </w:rPr>
-          <w:instrText xml:space="preserve"> PAGEREF _Toc239182913 \h </w:instrText>
+          <w:instrText xml:space="preserve"> PAGEREF _Toc239635401 \h </w:instrText>
         </w:r>
         <w:r>
           <w:rPr>
@@ -4634,7 +4392,7 @@
             <w:noProof/>
             <w:webHidden/>
           </w:rPr>
-          <w:t>15</w:t>
+          <w:t>14</w:t>
         </w:r>
         <w:r>
           <w:rPr>
@@ -4660,7 +4418,7 @@
           <w14:ligatures w14:val="standardContextual"/>
         </w:rPr>
       </w:pPr>
-      <w:hyperlink w:anchor="_Toc239182914" w:history="1">
+      <w:hyperlink w:anchor="_Toc239635402" w:history="1">
         <w:r>
           <w:rPr>
             <w:rStyle w:val="Hyperlink"/>
@@ -4688,7 +4446,7 @@
             <w:noProof/>
             <w:webHidden/>
           </w:rPr>
-          <w:instrText xml:space="preserve"> PAGEREF _Toc239182914 \h </w:instrText>
+          <w:instrText xml:space="preserve"> PAGEREF _Toc239635402 \h </w:instrText>
         </w:r>
         <w:r>
           <w:rPr>
@@ -4708,7 +4466,7 @@
             <w:noProof/>
             <w:webHidden/>
           </w:rPr>
-          <w:t>15</w:t>
+          <w:t>14</w:t>
         </w:r>
         <w:r>
           <w:rPr>
@@ -4734,7 +4492,7 @@
           <w14:ligatures w14:val="standardContextual"/>
         </w:rPr>
       </w:pPr>
-      <w:hyperlink w:anchor="_Toc239182915" w:history="1">
+      <w:hyperlink w:anchor="_Toc239635403" w:history="1">
         <w:r>
           <w:rPr>
             <w:rStyle w:val="Hyperlink"/>
@@ -4762,7 +4520,7 @@
             <w:noProof/>
             <w:webHidden/>
           </w:rPr>
-          <w:instrText xml:space="preserve"> PAGEREF _Toc239182915 \h </w:instrText>
+          <w:instrText xml:space="preserve"> PAGEREF _Toc239635403 \h </w:instrText>
         </w:r>
         <w:r>
           <w:rPr>
@@ -4782,7 +4540,7 @@
             <w:noProof/>
             <w:webHidden/>
           </w:rPr>
-          <w:t>16</w:t>
+          <w:t>15</w:t>
         </w:r>
         <w:r>
           <w:rPr>
@@ -4808,7 +4566,7 @@
           <w14:ligatures w14:val="standardContextual"/>
         </w:rPr>
       </w:pPr>
-      <w:hyperlink w:anchor="_Toc239182916" w:history="1">
+      <w:hyperlink w:anchor="_Toc239635404" w:history="1">
         <w:r>
           <w:rPr>
             <w:rStyle w:val="Hyperlink"/>
@@ -4836,7 +4594,7 @@
             <w:noProof/>
             <w:webHidden/>
           </w:rPr>
-          <w:instrText xml:space="preserve"> PAGEREF _Toc239182916 \h </w:instrText>
+          <w:instrText xml:space="preserve"> PAGEREF _Toc239635404 \h </w:instrText>
         </w:r>
         <w:r>
           <w:rPr>
@@ -4856,7 +4614,7 @@
             <w:noProof/>
             <w:webHidden/>
           </w:rPr>
-          <w:t>16</w:t>
+          <w:t>15</w:t>
         </w:r>
         <w:r>
           <w:rPr>
@@ -4882,7 +4640,7 @@
           <w14:ligatures w14:val="standardContextual"/>
         </w:rPr>
       </w:pPr>
-      <w:hyperlink w:anchor="_Toc239182917" w:history="1">
+      <w:hyperlink w:anchor="_Toc239635405" w:history="1">
         <w:r>
           <w:rPr>
             <w:rStyle w:val="Hyperlink"/>
@@ -4910,7 +4668,7 @@
             <w:noProof/>
             <w:webHidden/>
           </w:rPr>
-          <w:instrText xml:space="preserve"> PAGEREF _Toc239182917 \h </w:instrText>
+          <w:instrText xml:space="preserve"> PAGEREF _Toc239635405 \h </w:instrText>
         </w:r>
         <w:r>
           <w:rPr>
@@ -4956,7 +4714,7 @@
           <w14:ligatures w14:val="standardContextual"/>
         </w:rPr>
       </w:pPr>
-      <w:hyperlink w:anchor="_Toc239182918" w:history="1">
+      <w:hyperlink w:anchor="_Toc239635406" w:history="1">
         <w:r>
           <w:rPr>
             <w:rStyle w:val="Hyperlink"/>
@@ -4984,7 +4742,7 @@
             <w:noProof/>
             <w:webHidden/>
           </w:rPr>
-          <w:instrText xml:space="preserve"> PAGEREF _Toc239182918 \h </w:instrText>
+          <w:instrText xml:space="preserve"> PAGEREF _Toc239635406 \h </w:instrText>
         </w:r>
         <w:r>
           <w:rPr>
@@ -5004,7 +4762,7 @@
             <w:noProof/>
             <w:webHidden/>
           </w:rPr>
-          <w:t>17</w:t>
+          <w:t>16</w:t>
         </w:r>
         <w:r>
           <w:rPr>
@@ -5030,7 +4788,7 @@
           <w14:ligatures w14:val="standardContextual"/>
         </w:rPr>
       </w:pPr>
-      <w:hyperlink w:anchor="_Toc239182919" w:history="1">
+      <w:hyperlink w:anchor="_Toc239635407" w:history="1">
         <w:r>
           <w:rPr>
             <w:rStyle w:val="Hyperlink"/>
@@ -5058,7 +4816,7 @@
             <w:noProof/>
             <w:webHidden/>
           </w:rPr>
-          <w:instrText xml:space="preserve"> PAGEREF _Toc239182919 \h </w:instrText>
+          <w:instrText xml:space="preserve"> PAGEREF _Toc239635407 \h </w:instrText>
         </w:r>
         <w:r>
           <w:rPr>
@@ -5078,7 +4836,7 @@
             <w:noProof/>
             <w:webHidden/>
           </w:rPr>
-          <w:t>18</w:t>
+          <w:t>17</w:t>
         </w:r>
         <w:r>
           <w:rPr>
@@ -5104,7 +4862,7 @@
           <w14:ligatures w14:val="standardContextual"/>
         </w:rPr>
       </w:pPr>
-      <w:hyperlink w:anchor="_Toc239182920" w:history="1">
+      <w:hyperlink w:anchor="_Toc239635408" w:history="1">
         <w:r>
           <w:rPr>
             <w:rStyle w:val="Hyperlink"/>
@@ -5132,7 +4890,7 @@
             <w:noProof/>
             <w:webHidden/>
           </w:rPr>
-          <w:instrText xml:space="preserve"> PAGEREF _Toc239182920 \h </w:instrText>
+          <w:instrText xml:space="preserve"> PAGEREF _Toc239635408 \h </w:instrText>
         </w:r>
         <w:r>
           <w:rPr>
@@ -5152,7 +4910,7 @@
             <w:noProof/>
             <w:webHidden/>
           </w:rPr>
-          <w:t>18</w:t>
+          <w:t>17</w:t>
         </w:r>
         <w:r>
           <w:rPr>
@@ -5178,7 +4936,7 @@
           <w14:ligatures w14:val="standardContextual"/>
         </w:rPr>
       </w:pPr>
-      <w:hyperlink w:anchor="_Toc239182921" w:history="1">
+      <w:hyperlink w:anchor="_Toc239635409" w:history="1">
         <w:r>
           <w:rPr>
             <w:rStyle w:val="Hyperlink"/>
@@ -5206,7 +4964,7 @@
             <w:noProof/>
             <w:webHidden/>
           </w:rPr>
-          <w:instrText xml:space="preserve"> PAGEREF _Toc239182921 \h </w:instrText>
+          <w:instrText xml:space="preserve"> PAGEREF _Toc239635409 \h </w:instrText>
         </w:r>
         <w:r>
           <w:rPr>
@@ -5226,7 +4984,7 @@
             <w:noProof/>
             <w:webHidden/>
           </w:rPr>
-          <w:t>18</w:t>
+          <w:t>17</w:t>
         </w:r>
         <w:r>
           <w:rPr>
@@ -5252,7 +5010,7 @@
           <w14:ligatures w14:val="standardContextual"/>
         </w:rPr>
       </w:pPr>
-      <w:hyperlink w:anchor="_Toc239182922" w:history="1">
+      <w:hyperlink w:anchor="_Toc239635410" w:history="1">
         <w:r>
           <w:rPr>
             <w:rStyle w:val="Hyperlink"/>
@@ -5280,7 +5038,7 @@
             <w:noProof/>
             <w:webHidden/>
           </w:rPr>
-          <w:instrText xml:space="preserve"> PAGEREF _Toc239182922 \h </w:instrText>
+          <w:instrText xml:space="preserve"> PAGEREF _Toc239635410 \h </w:instrText>
         </w:r>
         <w:r>
           <w:rPr>
@@ -5300,7 +5058,7 @@
             <w:noProof/>
             <w:webHidden/>
           </w:rPr>
-          <w:t>19</w:t>
+          <w:t>17</w:t>
         </w:r>
         <w:r>
           <w:rPr>
@@ -5326,7 +5084,7 @@
           <w14:ligatures w14:val="standardContextual"/>
         </w:rPr>
       </w:pPr>
-      <w:hyperlink w:anchor="_Toc239182923" w:history="1">
+      <w:hyperlink w:anchor="_Toc239635411" w:history="1">
         <w:r>
           <w:rPr>
             <w:rStyle w:val="Hyperlink"/>
@@ -5354,7 +5112,7 @@
             <w:noProof/>
             <w:webHidden/>
           </w:rPr>
-          <w:instrText xml:space="preserve"> PAGEREF _Toc239182923 \h </w:instrText>
+          <w:instrText xml:space="preserve"> PAGEREF _Toc239635411 \h </w:instrText>
         </w:r>
         <w:r>
           <w:rPr>
@@ -5374,7 +5132,7 @@
             <w:noProof/>
             <w:webHidden/>
           </w:rPr>
-          <w:t>19</w:t>
+          <w:t>18</w:t>
         </w:r>
         <w:r>
           <w:rPr>
@@ -5400,7 +5158,7 @@
           <w14:ligatures w14:val="standardContextual"/>
         </w:rPr>
       </w:pPr>
-      <w:hyperlink w:anchor="_Toc239182924" w:history="1">
+      <w:hyperlink w:anchor="_Toc239635412" w:history="1">
         <w:r>
           <w:rPr>
             <w:rStyle w:val="Hyperlink"/>
@@ -5428,7 +5186,7 @@
             <w:noProof/>
             <w:webHidden/>
           </w:rPr>
-          <w:instrText xml:space="preserve"> PAGEREF _Toc239182924 \h </w:instrText>
+          <w:instrText xml:space="preserve"> PAGEREF _Toc239635412 \h </w:instrText>
         </w:r>
         <w:r>
           <w:rPr>
@@ -5448,7 +5206,7 @@
             <w:noProof/>
             <w:webHidden/>
           </w:rPr>
-          <w:t>19</w:t>
+          <w:t>18</w:t>
         </w:r>
         <w:r>
           <w:rPr>
@@ -5474,7 +5232,7 @@
           <w14:ligatures w14:val="standardContextual"/>
         </w:rPr>
       </w:pPr>
-      <w:hyperlink w:anchor="_Toc239182925" w:history="1">
+      <w:hyperlink w:anchor="_Toc239635413" w:history="1">
         <w:r>
           <w:rPr>
             <w:rStyle w:val="Hyperlink"/>
@@ -5502,7 +5260,7 @@
             <w:noProof/>
             <w:webHidden/>
           </w:rPr>
-          <w:instrText xml:space="preserve"> PAGEREF _Toc239182925 \h </w:instrText>
+          <w:instrText xml:space="preserve"> PAGEREF _Toc239635413 \h </w:instrText>
         </w:r>
         <w:r>
           <w:rPr>
@@ -5522,7 +5280,7 @@
             <w:noProof/>
             <w:webHidden/>
           </w:rPr>
-          <w:t>20</w:t>
+          <w:t>19</w:t>
         </w:r>
         <w:r>
           <w:rPr>
@@ -5548,7 +5306,7 @@
           <w14:ligatures w14:val="standardContextual"/>
         </w:rPr>
       </w:pPr>
-      <w:hyperlink w:anchor="_Toc239182926" w:history="1">
+      <w:hyperlink w:anchor="_Toc239635414" w:history="1">
         <w:r>
           <w:rPr>
             <w:rStyle w:val="Hyperlink"/>
@@ -5576,7 +5334,7 @@
             <w:noProof/>
             <w:webHidden/>
           </w:rPr>
-          <w:instrText xml:space="preserve"> PAGEREF _Toc239182926 \h </w:instrText>
+          <w:instrText xml:space="preserve"> PAGEREF _Toc239635414 \h </w:instrText>
         </w:r>
         <w:r>
           <w:rPr>
@@ -5596,7 +5354,7 @@
             <w:noProof/>
             <w:webHidden/>
           </w:rPr>
-          <w:t>21</w:t>
+          <w:t>20</w:t>
         </w:r>
         <w:r>
           <w:rPr>
@@ -5622,7 +5380,7 @@
           <w14:ligatures w14:val="standardContextual"/>
         </w:rPr>
       </w:pPr>
-      <w:hyperlink w:anchor="_Toc239182927" w:history="1">
+      <w:hyperlink w:anchor="_Toc239635415" w:history="1">
         <w:r>
           <w:rPr>
             <w:rStyle w:val="Hyperlink"/>
@@ -5650,7 +5408,7 @@
             <w:noProof/>
             <w:webHidden/>
           </w:rPr>
-          <w:instrText xml:space="preserve"> PAGEREF _Toc239182927 \h </w:instrText>
+          <w:instrText xml:space="preserve"> PAGEREF _Toc239635415 \h </w:instrText>
         </w:r>
         <w:r>
           <w:rPr>
@@ -5670,7 +5428,7 @@
             <w:noProof/>
             <w:webHidden/>
           </w:rPr>
-          <w:t>21</w:t>
+          <w:t>20</w:t>
         </w:r>
         <w:r>
           <w:rPr>
@@ -5696,7 +5454,7 @@
           <w14:ligatures w14:val="standardContextual"/>
         </w:rPr>
       </w:pPr>
-      <w:hyperlink w:anchor="_Toc239182928" w:history="1">
+      <w:hyperlink w:anchor="_Toc239635416" w:history="1">
         <w:r>
           <w:rPr>
             <w:rStyle w:val="Hyperlink"/>
@@ -5724,7 +5482,7 @@
             <w:noProof/>
             <w:webHidden/>
           </w:rPr>
-          <w:instrText xml:space="preserve"> PAGEREF _Toc239182928 \h </w:instrText>
+          <w:instrText xml:space="preserve"> PAGEREF _Toc239635416 \h </w:instrText>
         </w:r>
         <w:r>
           <w:rPr>
@@ -5744,7 +5502,7 @@
             <w:noProof/>
             <w:webHidden/>
           </w:rPr>
-          <w:t>21</w:t>
+          <w:t>20</w:t>
         </w:r>
         <w:r>
           <w:rPr>
@@ -5770,7 +5528,7 @@
           <w14:ligatures w14:val="standardContextual"/>
         </w:rPr>
       </w:pPr>
-      <w:hyperlink w:anchor="_Toc239182929" w:history="1">
+      <w:hyperlink w:anchor="_Toc239635417" w:history="1">
         <w:r>
           <w:rPr>
             <w:rStyle w:val="Hyperlink"/>
@@ -5798,7 +5556,7 @@
             <w:noProof/>
             <w:webHidden/>
           </w:rPr>
-          <w:instrText xml:space="preserve"> PAGEREF _Toc239182929 \h </w:instrText>
+          <w:instrText xml:space="preserve"> PAGEREF _Toc239635417 \h </w:instrText>
         </w:r>
         <w:r>
           <w:rPr>
@@ -5818,7 +5576,7 @@
             <w:noProof/>
             <w:webHidden/>
           </w:rPr>
-          <w:t>22</w:t>
+          <w:t>21</w:t>
         </w:r>
         <w:r>
           <w:rPr>
@@ -5844,7 +5602,7 @@
           <w14:ligatures w14:val="standardContextual"/>
         </w:rPr>
       </w:pPr>
-      <w:hyperlink w:anchor="_Toc239182930" w:history="1">
+      <w:hyperlink w:anchor="_Toc239635418" w:history="1">
         <w:r>
           <w:rPr>
             <w:rStyle w:val="Hyperlink"/>
@@ -5872,7 +5630,7 @@
             <w:noProof/>
             <w:webHidden/>
           </w:rPr>
-          <w:instrText xml:space="preserve"> PAGEREF _Toc239182930 \h </w:instrText>
+          <w:instrText xml:space="preserve"> PAGEREF _Toc239635418 \h </w:instrText>
         </w:r>
         <w:r>
           <w:rPr>
@@ -5892,7 +5650,7 @@
             <w:noProof/>
             <w:webHidden/>
           </w:rPr>
-          <w:t>22</w:t>
+          <w:t>21</w:t>
         </w:r>
         <w:r>
           <w:rPr>
@@ -5918,7 +5676,7 @@
           <w14:ligatures w14:val="standardContextual"/>
         </w:rPr>
       </w:pPr>
-      <w:hyperlink w:anchor="_Toc239182931" w:history="1">
+      <w:hyperlink w:anchor="_Toc239635419" w:history="1">
         <w:r>
           <w:rPr>
             <w:rStyle w:val="Hyperlink"/>
@@ -5946,7 +5704,7 @@
             <w:noProof/>
             <w:webHidden/>
           </w:rPr>
-          <w:instrText xml:space="preserve"> PAGEREF _Toc239182931 \h </w:instrText>
+          <w:instrText xml:space="preserve"> PAGEREF _Toc239635419 \h </w:instrText>
         </w:r>
         <w:r>
           <w:rPr>
@@ -5966,7 +5724,7 @@
             <w:noProof/>
             <w:webHidden/>
           </w:rPr>
-          <w:t>23</w:t>
+          <w:t>22</w:t>
         </w:r>
         <w:r>
           <w:rPr>
@@ -5992,7 +5750,7 @@
           <w14:ligatures w14:val="standardContextual"/>
         </w:rPr>
       </w:pPr>
-      <w:hyperlink w:anchor="_Toc239182932" w:history="1">
+      <w:hyperlink w:anchor="_Toc239635420" w:history="1">
         <w:r>
           <w:rPr>
             <w:rStyle w:val="Hyperlink"/>
@@ -6020,7 +5778,7 @@
             <w:noProof/>
             <w:webHidden/>
           </w:rPr>
-          <w:instrText xml:space="preserve"> PAGEREF _Toc239182932 \h </w:instrText>
+          <w:instrText xml:space="preserve"> PAGEREF _Toc239635420 \h </w:instrText>
         </w:r>
         <w:r>
           <w:rPr>
@@ -6040,7 +5798,7 @@
             <w:noProof/>
             <w:webHidden/>
           </w:rPr>
-          <w:t>24</w:t>
+          <w:t>23</w:t>
         </w:r>
         <w:r>
           <w:rPr>
@@ -6066,7 +5824,7 @@
           <w14:ligatures w14:val="standardContextual"/>
         </w:rPr>
       </w:pPr>
-      <w:hyperlink w:anchor="_Toc239182933" w:history="1">
+      <w:hyperlink w:anchor="_Toc239635421" w:history="1">
         <w:r>
           <w:rPr>
             <w:rStyle w:val="Hyperlink"/>
@@ -6094,7 +5852,7 @@
             <w:noProof/>
             <w:webHidden/>
           </w:rPr>
-          <w:instrText xml:space="preserve"> PAGEREF _Toc239182933 \h </w:instrText>
+          <w:instrText xml:space="preserve"> PAGEREF _Toc239635421 \h </w:instrText>
         </w:r>
         <w:r>
           <w:rPr>
@@ -6114,7 +5872,7 @@
             <w:noProof/>
             <w:webHidden/>
           </w:rPr>
-          <w:t>25</w:t>
+          <w:t>24</w:t>
         </w:r>
         <w:r>
           <w:rPr>
@@ -6140,7 +5898,7 @@
           <w14:ligatures w14:val="standardContextual"/>
         </w:rPr>
       </w:pPr>
-      <w:hyperlink w:anchor="_Toc239182934" w:history="1">
+      <w:hyperlink w:anchor="_Toc239635422" w:history="1">
         <w:r>
           <w:rPr>
             <w:rStyle w:val="Hyperlink"/>
@@ -6168,7 +5926,7 @@
             <w:noProof/>
             <w:webHidden/>
           </w:rPr>
-          <w:instrText xml:space="preserve"> PAGEREF _Toc239182934 \h </w:instrText>
+          <w:instrText xml:space="preserve"> PAGEREF _Toc239635422 \h </w:instrText>
         </w:r>
         <w:r>
           <w:rPr>
@@ -6188,7 +5946,7 @@
             <w:noProof/>
             <w:webHidden/>
           </w:rPr>
-          <w:t>25</w:t>
+          <w:t>24</w:t>
         </w:r>
         <w:r>
           <w:rPr>
@@ -6214,7 +5972,7 @@
           <w14:ligatures w14:val="standardContextual"/>
         </w:rPr>
       </w:pPr>
-      <w:hyperlink w:anchor="_Toc239182935" w:history="1">
+      <w:hyperlink w:anchor="_Toc239635423" w:history="1">
         <w:r>
           <w:rPr>
             <w:rStyle w:val="Hyperlink"/>
@@ -6242,7 +6000,7 @@
             <w:noProof/>
             <w:webHidden/>
           </w:rPr>
-          <w:instrText xml:space="preserve"> PAGEREF _Toc239182935 \h </w:instrText>
+          <w:instrText xml:space="preserve"> PAGEREF _Toc239635423 \h </w:instrText>
         </w:r>
         <w:r>
           <w:rPr>
@@ -6262,7 +6020,7 @@
             <w:noProof/>
             <w:webHidden/>
           </w:rPr>
-          <w:t>27</w:t>
+          <w:t>25</w:t>
         </w:r>
         <w:r>
           <w:rPr>
@@ -6288,7 +6046,7 @@
           <w14:ligatures w14:val="standardContextual"/>
         </w:rPr>
       </w:pPr>
-      <w:hyperlink w:anchor="_Toc239182936" w:history="1">
+      <w:hyperlink w:anchor="_Toc239635424" w:history="1">
         <w:r>
           <w:rPr>
             <w:rStyle w:val="Hyperlink"/>
@@ -6316,7 +6074,7 @@
             <w:noProof/>
             <w:webHidden/>
           </w:rPr>
-          <w:instrText xml:space="preserve"> PAGEREF _Toc239182936 \h </w:instrText>
+          <w:instrText xml:space="preserve"> PAGEREF _Toc239635424 \h </w:instrText>
         </w:r>
         <w:r>
           <w:rPr>
@@ -6336,7 +6094,7 @@
             <w:noProof/>
             <w:webHidden/>
           </w:rPr>
-          <w:t>27</w:t>
+          <w:t>25</w:t>
         </w:r>
         <w:r>
           <w:rPr>
@@ -6362,7 +6120,7 @@
           <w14:ligatures w14:val="standardContextual"/>
         </w:rPr>
       </w:pPr>
-      <w:hyperlink w:anchor="_Toc239182937" w:history="1">
+      <w:hyperlink w:anchor="_Toc239635425" w:history="1">
         <w:r>
           <w:rPr>
             <w:rStyle w:val="Hyperlink"/>
@@ -6390,7 +6148,7 @@
             <w:noProof/>
             <w:webHidden/>
           </w:rPr>
-          <w:instrText xml:space="preserve"> PAGEREF _Toc239182937 \h </w:instrText>
+          <w:instrText xml:space="preserve"> PAGEREF _Toc239635425 \h </w:instrText>
         </w:r>
         <w:r>
           <w:rPr>
@@ -6410,7 +6168,7 @@
             <w:noProof/>
             <w:webHidden/>
           </w:rPr>
-          <w:t>27</w:t>
+          <w:t>25</w:t>
         </w:r>
         <w:r>
           <w:rPr>
@@ -6436,7 +6194,7 @@
           <w14:ligatures w14:val="standardContextual"/>
         </w:rPr>
       </w:pPr>
-      <w:hyperlink w:anchor="_Toc239182938" w:history="1">
+      <w:hyperlink w:anchor="_Toc239635426" w:history="1">
         <w:r>
           <w:rPr>
             <w:rStyle w:val="Hyperlink"/>
@@ -6464,7 +6222,7 @@
             <w:noProof/>
             <w:webHidden/>
           </w:rPr>
-          <w:instrText xml:space="preserve"> PAGEREF _Toc239182938 \h </w:instrText>
+          <w:instrText xml:space="preserve"> PAGEREF _Toc239635426 \h </w:instrText>
         </w:r>
         <w:r>
           <w:rPr>
@@ -6484,7 +6242,7 @@
             <w:noProof/>
             <w:webHidden/>
           </w:rPr>
-          <w:t>27</w:t>
+          <w:t>25</w:t>
         </w:r>
         <w:r>
           <w:rPr>
@@ -6510,7 +6268,7 @@
           <w14:ligatures w14:val="standardContextual"/>
         </w:rPr>
       </w:pPr>
-      <w:hyperlink w:anchor="_Toc239182939" w:history="1">
+      <w:hyperlink w:anchor="_Toc239635427" w:history="1">
         <w:r>
           <w:rPr>
             <w:rStyle w:val="Hyperlink"/>
@@ -6538,7 +6296,7 @@
             <w:noProof/>
             <w:webHidden/>
           </w:rPr>
-          <w:instrText xml:space="preserve"> PAGEREF _Toc239182939 \h </w:instrText>
+          <w:instrText xml:space="preserve"> PAGEREF _Toc239635427 \h </w:instrText>
         </w:r>
         <w:r>
           <w:rPr>
@@ -6558,7 +6316,7 @@
             <w:noProof/>
             <w:webHidden/>
           </w:rPr>
-          <w:t>28</w:t>
+          <w:t>26</w:t>
         </w:r>
         <w:r>
           <w:rPr>
@@ -6584,7 +6342,7 @@
           <w14:ligatures w14:val="standardContextual"/>
         </w:rPr>
       </w:pPr>
-      <w:hyperlink w:anchor="_Toc239182940" w:history="1">
+      <w:hyperlink w:anchor="_Toc239635428" w:history="1">
         <w:r>
           <w:rPr>
             <w:rStyle w:val="Hyperlink"/>
@@ -6612,7 +6370,7 @@
             <w:noProof/>
             <w:webHidden/>
           </w:rPr>
-          <w:instrText xml:space="preserve"> PAGEREF _Toc239182940 \h </w:instrText>
+          <w:instrText xml:space="preserve"> PAGEREF _Toc239635428 \h </w:instrText>
         </w:r>
         <w:r>
           <w:rPr>
@@ -6632,7 +6390,7 @@
             <w:noProof/>
             <w:webHidden/>
           </w:rPr>
-          <w:t>29</w:t>
+          <w:t>27</w:t>
         </w:r>
         <w:r>
           <w:rPr>
@@ -6658,7 +6416,7 @@
           <w14:ligatures w14:val="standardContextual"/>
         </w:rPr>
       </w:pPr>
-      <w:hyperlink w:anchor="_Toc239182941" w:history="1">
+      <w:hyperlink w:anchor="_Toc239635429" w:history="1">
         <w:r>
           <w:rPr>
             <w:rStyle w:val="Hyperlink"/>
@@ -6686,7 +6444,7 @@
             <w:noProof/>
             <w:webHidden/>
           </w:rPr>
-          <w:instrText xml:space="preserve"> PAGEREF _Toc239182941 \h </w:instrText>
+          <w:instrText xml:space="preserve"> PAGEREF _Toc239635429 \h </w:instrText>
         </w:r>
         <w:r>
           <w:rPr>
@@ -6706,7 +6464,7 @@
             <w:noProof/>
             <w:webHidden/>
           </w:rPr>
-          <w:t>29</w:t>
+          <w:t>27</w:t>
         </w:r>
         <w:r>
           <w:rPr>
@@ -6732,7 +6490,7 @@
           <w14:ligatures w14:val="standardContextual"/>
         </w:rPr>
       </w:pPr>
-      <w:hyperlink w:anchor="_Toc239182942" w:history="1">
+      <w:hyperlink w:anchor="_Toc239635430" w:history="1">
         <w:r>
           <w:rPr>
             <w:rStyle w:val="Hyperlink"/>
@@ -6760,7 +6518,7 @@
             <w:noProof/>
             <w:webHidden/>
           </w:rPr>
-          <w:instrText xml:space="preserve"> PAGEREF _Toc239182942 \h </w:instrText>
+          <w:instrText xml:space="preserve"> PAGEREF _Toc239635430 \h </w:instrText>
         </w:r>
         <w:r>
           <w:rPr>
@@ -6780,7 +6538,7 @@
             <w:noProof/>
             <w:webHidden/>
           </w:rPr>
-          <w:t>30</w:t>
+          <w:t>28</w:t>
         </w:r>
         <w:r>
           <w:rPr>
@@ -6806,7 +6564,7 @@
           <w14:ligatures w14:val="standardContextual"/>
         </w:rPr>
       </w:pPr>
-      <w:hyperlink w:anchor="_Toc239182943" w:history="1">
+      <w:hyperlink w:anchor="_Toc239635431" w:history="1">
         <w:r>
           <w:rPr>
             <w:rStyle w:val="Hyperlink"/>
@@ -6834,7 +6592,7 @@
             <w:noProof/>
             <w:webHidden/>
           </w:rPr>
-          <w:instrText xml:space="preserve"> PAGEREF _Toc239182943 \h </w:instrText>
+          <w:instrText xml:space="preserve"> PAGEREF _Toc239635431 \h </w:instrText>
         </w:r>
         <w:r>
           <w:rPr>
@@ -6854,7 +6612,7 @@
             <w:noProof/>
             <w:webHidden/>
           </w:rPr>
-          <w:t>31</w:t>
+          <w:t>29</w:t>
         </w:r>
         <w:r>
           <w:rPr>
@@ -6880,7 +6638,7 @@
           <w14:ligatures w14:val="standardContextual"/>
         </w:rPr>
       </w:pPr>
-      <w:hyperlink w:anchor="_Toc239182944" w:history="1">
+      <w:hyperlink w:anchor="_Toc239635432" w:history="1">
         <w:r>
           <w:rPr>
             <w:rStyle w:val="Hyperlink"/>
@@ -6908,7 +6666,7 @@
             <w:noProof/>
             <w:webHidden/>
           </w:rPr>
-          <w:instrText xml:space="preserve"> PAGEREF _Toc239182944 \h </w:instrText>
+          <w:instrText xml:space="preserve"> PAGEREF _Toc239635432 \h </w:instrText>
         </w:r>
         <w:r>
           <w:rPr>
@@ -6928,7 +6686,7 @@
             <w:noProof/>
             <w:webHidden/>
           </w:rPr>
-          <w:t>32</w:t>
+          <w:t>30</w:t>
         </w:r>
         <w:r>
           <w:rPr>
@@ -6954,7 +6712,7 @@
           <w14:ligatures w14:val="standardContextual"/>
         </w:rPr>
       </w:pPr>
-      <w:hyperlink w:anchor="_Toc239182945" w:history="1">
+      <w:hyperlink w:anchor="_Toc239635433" w:history="1">
         <w:r>
           <w:rPr>
             <w:rStyle w:val="Hyperlink"/>
@@ -6982,7 +6740,7 @@
             <w:noProof/>
             <w:webHidden/>
           </w:rPr>
-          <w:instrText xml:space="preserve"> PAGEREF _Toc239182945 \h </w:instrText>
+          <w:instrText xml:space="preserve"> PAGEREF _Toc239635433 \h </w:instrText>
         </w:r>
         <w:r>
           <w:rPr>
@@ -7002,7 +6760,7 @@
             <w:noProof/>
             <w:webHidden/>
           </w:rPr>
-          <w:t>32</w:t>
+          <w:t>30</w:t>
         </w:r>
         <w:r>
           <w:rPr>
@@ -7028,7 +6786,7 @@
           <w14:ligatures w14:val="standardContextual"/>
         </w:rPr>
       </w:pPr>
-      <w:hyperlink w:anchor="_Toc239182946" w:history="1">
+      <w:hyperlink w:anchor="_Toc239635434" w:history="1">
         <w:r>
           <w:rPr>
             <w:rStyle w:val="Hyperlink"/>
@@ -7056,7 +6814,7 @@
             <w:noProof/>
             <w:webHidden/>
           </w:rPr>
-          <w:instrText xml:space="preserve"> PAGEREF _Toc239182946 \h </w:instrText>
+          <w:instrText xml:space="preserve"> PAGEREF _Toc239635434 \h </w:instrText>
         </w:r>
         <w:r>
           <w:rPr>
@@ -7076,7 +6834,7 @@
             <w:noProof/>
             <w:webHidden/>
           </w:rPr>
-          <w:t>32</w:t>
+          <w:t>30</w:t>
         </w:r>
         <w:r>
           <w:rPr>
@@ -7102,7 +6860,7 @@
           <w14:ligatures w14:val="standardContextual"/>
         </w:rPr>
       </w:pPr>
-      <w:hyperlink w:anchor="_Toc239182947" w:history="1">
+      <w:hyperlink w:anchor="_Toc239635435" w:history="1">
         <w:r>
           <w:rPr>
             <w:rStyle w:val="Hyperlink"/>
@@ -7130,7 +6888,7 @@
             <w:noProof/>
             <w:webHidden/>
           </w:rPr>
-          <w:instrText xml:space="preserve"> PAGEREF _Toc239182947 \h </w:instrText>
+          <w:instrText xml:space="preserve"> PAGEREF _Toc239635435 \h </w:instrText>
         </w:r>
         <w:r>
           <w:rPr>
@@ -7150,7 +6908,7 @@
             <w:noProof/>
             <w:webHidden/>
           </w:rPr>
-          <w:t>32</w:t>
+          <w:t>31</w:t>
         </w:r>
         <w:r>
           <w:rPr>
@@ -7167,7 +6925,13 @@
       </w:r>
     </w:p>
     <w:p>
-      <w:r>
+      <w:pPr>
+        <w:spacing w:after="0" w:line="20" w:lineRule="exact"/>
+      </w:pPr>
+      <w:r>
+        <w:rPr>
+          <w:sz w:val="2"/>
+        </w:rPr>
         <w:br w:type="page"/>
       </w:r>
     </w:p>
@@ -7185,26 +6949,28 @@
         <w:t>ЛИСТА СКРАЋЕНИЦА</w:t>
       </w:r>
     </w:p>
-    <w:p/>
+    <w:p>
+      <w:pPr>
+        <w:spacing w:after="0" w:line="240" w:lineRule="exact"/>
+      </w:pPr>
+    </w:p>
     <w:tbl>
       <w:tblPr>
         <w:tblStyle w:val="TableGrid"/>
         <w:tblW w:w="0" w:type="auto"/>
+        <w:tblLayout w:type="fixed"/>
         <w:tblLook w:val="04A0" w:firstRow="1" w:lastRow="0" w:firstColumn="1" w:lastColumn="0" w:noHBand="0" w:noVBand="1"/>
       </w:tblPr>
       <w:tblGrid>
-        <w:gridCol w:w="3685"/>
-        <w:gridCol w:w="5102"/>
+        <w:gridCol w:w="3402"/>
+        <w:gridCol w:w="5386"/>
       </w:tblGrid>
       <w:tr>
         <w:tc>
           <w:tcPr>
-            <w:tcW w:w="3685" w:type="dxa"/>
-          </w:tcPr>
-          <w:p>
-            <w:pPr>
-              <w:spacing w:after="40"/>
-            </w:pPr>
+            <w:tcW w:w="3402" w:type="dxa"/>
+          </w:tcPr>
+          <w:p>
             <w:r>
               <w:rPr>
                 <w:b/>
@@ -7216,12 +6982,9 @@
         </w:tc>
         <w:tc>
           <w:tcPr>
-            <w:tcW w:w="5102" w:type="dxa"/>
-          </w:tcPr>
-          <w:p>
-            <w:pPr>
-              <w:spacing w:after="40"/>
-            </w:pPr>
+            <w:tcW w:w="5386" w:type="dxa"/>
+          </w:tcPr>
+          <w:p>
             <w:r>
               <w:rPr>
                 <w:i/>
@@ -7241,12 +7004,9 @@
       <w:tr>
         <w:tc>
           <w:tcPr>
-            <w:tcW w:w="3685" w:type="dxa"/>
-          </w:tcPr>
-          <w:p>
-            <w:pPr>
-              <w:spacing w:after="40"/>
-            </w:pPr>
+            <w:tcW w:w="3402" w:type="dxa"/>
+          </w:tcPr>
+          <w:p>
             <w:r>
               <w:rPr>
                 <w:b/>
@@ -7258,12 +7018,9 @@
         </w:tc>
         <w:tc>
           <w:tcPr>
-            <w:tcW w:w="5102" w:type="dxa"/>
-          </w:tcPr>
-          <w:p>
-            <w:pPr>
-              <w:spacing w:after="40"/>
-            </w:pPr>
+            <w:tcW w:w="5386" w:type="dxa"/>
+          </w:tcPr>
+          <w:p>
             <w:r>
               <w:rPr>
                 <w:i/>
@@ -7283,12 +7040,9 @@
       <w:tr>
         <w:tc>
           <w:tcPr>
-            <w:tcW w:w="3685" w:type="dxa"/>
-          </w:tcPr>
-          <w:p>
-            <w:pPr>
-              <w:spacing w:after="40"/>
-            </w:pPr>
+            <w:tcW w:w="3402" w:type="dxa"/>
+          </w:tcPr>
+          <w:p>
             <w:r>
               <w:rPr>
                 <w:b/>
@@ -7300,12 +7054,9 @@
         </w:tc>
         <w:tc>
           <w:tcPr>
-            <w:tcW w:w="5102" w:type="dxa"/>
-          </w:tcPr>
-          <w:p>
-            <w:pPr>
-              <w:spacing w:after="40"/>
-            </w:pPr>
+            <w:tcW w:w="5386" w:type="dxa"/>
+          </w:tcPr>
+          <w:p>
             <w:r>
               <w:rPr>
                 <w:i/>
@@ -7325,12 +7076,9 @@
       <w:tr>
         <w:tc>
           <w:tcPr>
-            <w:tcW w:w="3685" w:type="dxa"/>
-          </w:tcPr>
-          <w:p>
-            <w:pPr>
-              <w:spacing w:after="40"/>
-            </w:pPr>
+            <w:tcW w:w="3402" w:type="dxa"/>
+          </w:tcPr>
+          <w:p>
             <w:r>
               <w:rPr>
                 <w:b/>
@@ -7342,12 +7090,9 @@
         </w:tc>
         <w:tc>
           <w:tcPr>
-            <w:tcW w:w="5102" w:type="dxa"/>
-          </w:tcPr>
-          <w:p>
-            <w:pPr>
-              <w:spacing w:after="40"/>
-            </w:pPr>
+            <w:tcW w:w="5386" w:type="dxa"/>
+          </w:tcPr>
+          <w:p>
             <w:r>
               <w:rPr>
                 <w:sz w:val="20"/>
@@ -7360,12 +7105,9 @@
       <w:tr>
         <w:tc>
           <w:tcPr>
-            <w:tcW w:w="3685" w:type="dxa"/>
-          </w:tcPr>
-          <w:p>
-            <w:pPr>
-              <w:spacing w:after="40"/>
-            </w:pPr>
+            <w:tcW w:w="3402" w:type="dxa"/>
+          </w:tcPr>
+          <w:p>
             <w:r>
               <w:rPr>
                 <w:b/>
@@ -7377,12 +7119,9 @@
         </w:tc>
         <w:tc>
           <w:tcPr>
-            <w:tcW w:w="5102" w:type="dxa"/>
-          </w:tcPr>
-          <w:p>
-            <w:pPr>
-              <w:spacing w:after="40"/>
-            </w:pPr>
+            <w:tcW w:w="5386" w:type="dxa"/>
+          </w:tcPr>
+          <w:p>
             <w:r>
               <w:rPr>
                 <w:i/>
@@ -7396,12 +7135,9 @@
       <w:tr>
         <w:tc>
           <w:tcPr>
-            <w:tcW w:w="3685" w:type="dxa"/>
-          </w:tcPr>
-          <w:p>
-            <w:pPr>
-              <w:spacing w:after="40"/>
-            </w:pPr>
+            <w:tcW w:w="3402" w:type="dxa"/>
+          </w:tcPr>
+          <w:p>
             <w:r>
               <w:rPr>
                 <w:b/>
@@ -7413,12 +7149,9 @@
         </w:tc>
         <w:tc>
           <w:tcPr>
-            <w:tcW w:w="5102" w:type="dxa"/>
-          </w:tcPr>
-          <w:p>
-            <w:pPr>
-              <w:spacing w:after="40"/>
-            </w:pPr>
+            <w:tcW w:w="5386" w:type="dxa"/>
+          </w:tcPr>
+          <w:p>
             <w:r>
               <w:rPr>
                 <w:sz w:val="20"/>
@@ -7431,12 +7164,9 @@
       <w:tr>
         <w:tc>
           <w:tcPr>
-            <w:tcW w:w="3685" w:type="dxa"/>
-          </w:tcPr>
-          <w:p>
-            <w:pPr>
-              <w:spacing w:after="40"/>
-            </w:pPr>
+            <w:tcW w:w="3402" w:type="dxa"/>
+          </w:tcPr>
+          <w:p>
             <w:r>
               <w:rPr>
                 <w:b/>
@@ -7448,12 +7178,9 @@
         </w:tc>
         <w:tc>
           <w:tcPr>
-            <w:tcW w:w="5102" w:type="dxa"/>
-          </w:tcPr>
-          <w:p>
-            <w:pPr>
-              <w:spacing w:after="40"/>
-            </w:pPr>
+            <w:tcW w:w="5386" w:type="dxa"/>
+          </w:tcPr>
+          <w:p>
             <w:r>
               <w:rPr>
                 <w:i/>
@@ -7467,12 +7194,9 @@
       <w:tr>
         <w:tc>
           <w:tcPr>
-            <w:tcW w:w="3685" w:type="dxa"/>
-          </w:tcPr>
-          <w:p>
-            <w:pPr>
-              <w:spacing w:after="40"/>
-            </w:pPr>
+            <w:tcW w:w="3402" w:type="dxa"/>
+          </w:tcPr>
+          <w:p>
             <w:r>
               <w:rPr>
                 <w:b/>
@@ -7484,12 +7208,9 @@
         </w:tc>
         <w:tc>
           <w:tcPr>
-            <w:tcW w:w="5102" w:type="dxa"/>
-          </w:tcPr>
-          <w:p>
-            <w:pPr>
-              <w:spacing w:after="40"/>
-            </w:pPr>
+            <w:tcW w:w="5386" w:type="dxa"/>
+          </w:tcPr>
+          <w:p>
             <w:r>
               <w:rPr>
                 <w:i/>
@@ -7509,12 +7230,9 @@
       <w:tr>
         <w:tc>
           <w:tcPr>
-            <w:tcW w:w="3685" w:type="dxa"/>
-          </w:tcPr>
-          <w:p>
-            <w:pPr>
-              <w:spacing w:after="40"/>
-            </w:pPr>
+            <w:tcW w:w="3402" w:type="dxa"/>
+          </w:tcPr>
+          <w:p>
             <w:r>
               <w:rPr>
                 <w:b/>
@@ -7526,12 +7244,9 @@
         </w:tc>
         <w:tc>
           <w:tcPr>
-            <w:tcW w:w="5102" w:type="dxa"/>
-          </w:tcPr>
-          <w:p>
-            <w:pPr>
-              <w:spacing w:after="40"/>
-            </w:pPr>
+            <w:tcW w:w="5386" w:type="dxa"/>
+          </w:tcPr>
+          <w:p>
             <w:r>
               <w:rPr>
                 <w:i/>
@@ -7551,12 +7266,9 @@
       <w:tr>
         <w:tc>
           <w:tcPr>
-            <w:tcW w:w="3685" w:type="dxa"/>
-          </w:tcPr>
-          <w:p>
-            <w:pPr>
-              <w:spacing w:after="40"/>
-            </w:pPr>
+            <w:tcW w:w="3402" w:type="dxa"/>
+          </w:tcPr>
+          <w:p>
             <w:r>
               <w:rPr>
                 <w:b/>
@@ -7568,12 +7280,9 @@
         </w:tc>
         <w:tc>
           <w:tcPr>
-            <w:tcW w:w="5102" w:type="dxa"/>
-          </w:tcPr>
-          <w:p>
-            <w:pPr>
-              <w:spacing w:after="40"/>
-            </w:pPr>
+            <w:tcW w:w="5386" w:type="dxa"/>
+          </w:tcPr>
+          <w:p>
             <w:r>
               <w:rPr>
                 <w:i/>
@@ -7593,12 +7302,9 @@
       <w:tr>
         <w:tc>
           <w:tcPr>
-            <w:tcW w:w="3685" w:type="dxa"/>
-          </w:tcPr>
-          <w:p>
-            <w:pPr>
-              <w:spacing w:after="40"/>
-            </w:pPr>
+            <w:tcW w:w="3402" w:type="dxa"/>
+          </w:tcPr>
+          <w:p>
             <w:r>
               <w:rPr>
                 <w:b/>
@@ -7610,12 +7316,9 @@
         </w:tc>
         <w:tc>
           <w:tcPr>
-            <w:tcW w:w="5102" w:type="dxa"/>
-          </w:tcPr>
-          <w:p>
-            <w:pPr>
-              <w:spacing w:after="40"/>
-            </w:pPr>
+            <w:tcW w:w="5386" w:type="dxa"/>
+          </w:tcPr>
+          <w:p>
             <w:r>
               <w:rPr>
                 <w:i/>
@@ -7635,12 +7338,9 @@
       <w:tr>
         <w:tc>
           <w:tcPr>
-            <w:tcW w:w="3685" w:type="dxa"/>
-          </w:tcPr>
-          <w:p>
-            <w:pPr>
-              <w:spacing w:after="40"/>
-            </w:pPr>
+            <w:tcW w:w="3402" w:type="dxa"/>
+          </w:tcPr>
+          <w:p>
             <w:r>
               <w:rPr>
                 <w:b/>
@@ -7652,12 +7352,9 @@
         </w:tc>
         <w:tc>
           <w:tcPr>
-            <w:tcW w:w="5102" w:type="dxa"/>
-          </w:tcPr>
-          <w:p>
-            <w:pPr>
-              <w:spacing w:after="40"/>
-            </w:pPr>
+            <w:tcW w:w="5386" w:type="dxa"/>
+          </w:tcPr>
+          <w:p>
             <w:r>
               <w:rPr>
                 <w:i/>
@@ -7677,12 +7374,9 @@
       <w:tr>
         <w:tc>
           <w:tcPr>
-            <w:tcW w:w="3685" w:type="dxa"/>
-          </w:tcPr>
-          <w:p>
-            <w:pPr>
-              <w:spacing w:after="40"/>
-            </w:pPr>
+            <w:tcW w:w="3402" w:type="dxa"/>
+          </w:tcPr>
+          <w:p>
             <w:r>
               <w:rPr>
                 <w:b/>
@@ -7694,12 +7388,9 @@
         </w:tc>
         <w:tc>
           <w:tcPr>
-            <w:tcW w:w="5102" w:type="dxa"/>
-          </w:tcPr>
-          <w:p>
-            <w:pPr>
-              <w:spacing w:after="40"/>
-            </w:pPr>
+            <w:tcW w:w="5386" w:type="dxa"/>
+          </w:tcPr>
+          <w:p>
             <w:r>
               <w:rPr>
                 <w:i/>
@@ -7713,12 +7404,9 @@
       <w:tr>
         <w:tc>
           <w:tcPr>
-            <w:tcW w:w="3685" w:type="dxa"/>
-          </w:tcPr>
-          <w:p>
-            <w:pPr>
-              <w:spacing w:after="40"/>
-            </w:pPr>
+            <w:tcW w:w="3402" w:type="dxa"/>
+          </w:tcPr>
+          <w:p>
             <w:r>
               <w:rPr>
                 <w:b/>
@@ -7730,12 +7418,9 @@
         </w:tc>
         <w:tc>
           <w:tcPr>
-            <w:tcW w:w="5102" w:type="dxa"/>
-          </w:tcPr>
-          <w:p>
-            <w:pPr>
-              <w:spacing w:after="40"/>
-            </w:pPr>
+            <w:tcW w:w="5386" w:type="dxa"/>
+          </w:tcPr>
+          <w:p>
             <w:r>
               <w:rPr>
                 <w:i/>
@@ -7755,12 +7440,9 @@
       <w:tr>
         <w:tc>
           <w:tcPr>
-            <w:tcW w:w="3685" w:type="dxa"/>
-          </w:tcPr>
-          <w:p>
-            <w:pPr>
-              <w:spacing w:after="40"/>
-            </w:pPr>
+            <w:tcW w:w="3402" w:type="dxa"/>
+          </w:tcPr>
+          <w:p>
             <w:r>
               <w:rPr>
                 <w:b/>
@@ -7772,12 +7454,9 @@
         </w:tc>
         <w:tc>
           <w:tcPr>
-            <w:tcW w:w="5102" w:type="dxa"/>
-          </w:tcPr>
-          <w:p>
-            <w:pPr>
-              <w:spacing w:after="40"/>
-            </w:pPr>
+            <w:tcW w:w="5386" w:type="dxa"/>
+          </w:tcPr>
+          <w:p>
             <w:r>
               <w:rPr>
                 <w:i/>
@@ -7797,12 +7476,9 @@
       <w:tr>
         <w:tc>
           <w:tcPr>
-            <w:tcW w:w="3685" w:type="dxa"/>
-          </w:tcPr>
-          <w:p>
-            <w:pPr>
-              <w:spacing w:after="40"/>
-            </w:pPr>
+            <w:tcW w:w="3402" w:type="dxa"/>
+          </w:tcPr>
+          <w:p>
             <w:r>
               <w:rPr>
                 <w:b/>
@@ -7814,12 +7490,9 @@
         </w:tc>
         <w:tc>
           <w:tcPr>
-            <w:tcW w:w="5102" w:type="dxa"/>
-          </w:tcPr>
-          <w:p>
-            <w:pPr>
-              <w:spacing w:after="40"/>
-            </w:pPr>
+            <w:tcW w:w="5386" w:type="dxa"/>
+          </w:tcPr>
+          <w:p>
             <w:r>
               <w:rPr>
                 <w:i/>
@@ -7833,12 +7506,9 @@
       <w:tr>
         <w:tc>
           <w:tcPr>
-            <w:tcW w:w="3685" w:type="dxa"/>
-          </w:tcPr>
-          <w:p>
-            <w:pPr>
-              <w:spacing w:after="40"/>
-            </w:pPr>
+            <w:tcW w:w="3402" w:type="dxa"/>
+          </w:tcPr>
+          <w:p>
             <w:r>
               <w:rPr>
                 <w:b/>
@@ -7850,12 +7520,9 @@
         </w:tc>
         <w:tc>
           <w:tcPr>
-            <w:tcW w:w="5102" w:type="dxa"/>
-          </w:tcPr>
-          <w:p>
-            <w:pPr>
-              <w:spacing w:after="40"/>
-            </w:pPr>
+            <w:tcW w:w="5386" w:type="dxa"/>
+          </w:tcPr>
+          <w:p>
             <w:r>
               <w:rPr>
                 <w:i/>
@@ -7875,12 +7542,9 @@
       <w:tr>
         <w:tc>
           <w:tcPr>
-            <w:tcW w:w="3685" w:type="dxa"/>
-          </w:tcPr>
-          <w:p>
-            <w:pPr>
-              <w:spacing w:after="40"/>
-            </w:pPr>
+            <w:tcW w:w="3402" w:type="dxa"/>
+          </w:tcPr>
+          <w:p>
             <w:r>
               <w:rPr>
                 <w:b/>
@@ -7892,12 +7556,9 @@
         </w:tc>
         <w:tc>
           <w:tcPr>
-            <w:tcW w:w="5102" w:type="dxa"/>
-          </w:tcPr>
-          <w:p>
-            <w:pPr>
-              <w:spacing w:after="40"/>
-            </w:pPr>
+            <w:tcW w:w="5386" w:type="dxa"/>
+          </w:tcPr>
+          <w:p>
             <w:r>
               <w:rPr>
                 <w:i/>
@@ -7911,12 +7572,9 @@
       <w:tr>
         <w:tc>
           <w:tcPr>
-            <w:tcW w:w="3685" w:type="dxa"/>
-          </w:tcPr>
-          <w:p>
-            <w:pPr>
-              <w:spacing w:after="40"/>
-            </w:pPr>
+            <w:tcW w:w="3402" w:type="dxa"/>
+          </w:tcPr>
+          <w:p>
             <w:r>
               <w:rPr>
                 <w:b/>
@@ -7928,12 +7586,9 @@
         </w:tc>
         <w:tc>
           <w:tcPr>
-            <w:tcW w:w="5102" w:type="dxa"/>
-          </w:tcPr>
-          <w:p>
-            <w:pPr>
-              <w:spacing w:after="40"/>
-            </w:pPr>
+            <w:tcW w:w="5386" w:type="dxa"/>
+          </w:tcPr>
+          <w:p>
             <w:r>
               <w:rPr>
                 <w:i/>
@@ -7947,12 +7602,9 @@
       <w:tr>
         <w:tc>
           <w:tcPr>
-            <w:tcW w:w="3685" w:type="dxa"/>
-          </w:tcPr>
-          <w:p>
-            <w:pPr>
-              <w:spacing w:after="40"/>
-            </w:pPr>
+            <w:tcW w:w="3402" w:type="dxa"/>
+          </w:tcPr>
+          <w:p>
             <w:r>
               <w:rPr>
                 <w:b/>
@@ -7964,12 +7616,9 @@
         </w:tc>
         <w:tc>
           <w:tcPr>
-            <w:tcW w:w="5102" w:type="dxa"/>
-          </w:tcPr>
-          <w:p>
-            <w:pPr>
-              <w:spacing w:after="40"/>
-            </w:pPr>
+            <w:tcW w:w="5386" w:type="dxa"/>
+          </w:tcPr>
+          <w:p>
             <w:r>
               <w:rPr>
                 <w:i/>
@@ -7989,7 +7638,13 @@
     </w:tbl>
     <w:p/>
     <w:p>
-      <w:r>
+      <w:pPr>
+        <w:spacing w:after="0" w:line="20" w:lineRule="exact"/>
+      </w:pPr>
+      <w:r>
+        <w:rPr>
+          <w:sz w:val="2"/>
+        </w:rPr>
         <w:br w:type="page"/>
       </w:r>
     </w:p>
@@ -8007,7 +7662,11 @@
         <w:t>ЛИСТА СЛИКА</w:t>
       </w:r>
     </w:p>
-    <w:p/>
+    <w:p>
+      <w:pPr>
+        <w:spacing w:after="0" w:line="240" w:lineRule="exact"/>
+      </w:pPr>
+    </w:p>
     <w:p>
       <w:pPr>
         <w:pStyle w:val="TOC1"/>
@@ -8032,7 +7691,7 @@
       <w:r>
         <w:fldChar w:fldCharType="separate"/>
       </w:r>
-      <w:hyperlink w:anchor="_Toc239182948" w:history="1">
+      <w:hyperlink w:anchor="_Toc239635436" w:history="1">
         <w:r>
           <w:rPr>
             <w:rStyle w:val="Hyperlink"/>
@@ -8059,7 +7718,7 @@
             <w:noProof/>
             <w:webHidden/>
           </w:rPr>
-          <w:instrText xml:space="preserve"> PAGEREF _Toc239182948 \h </w:instrText>
+          <w:instrText xml:space="preserve"> PAGEREF _Toc239635436 \h </w:instrText>
         </w:r>
         <w:r>
           <w:rPr>
@@ -8105,7 +7764,7 @@
           <w14:ligatures w14:val="standardContextual"/>
         </w:rPr>
       </w:pPr>
-      <w:hyperlink w:anchor="_Toc239182949" w:history="1">
+      <w:hyperlink w:anchor="_Toc239635437" w:history="1">
         <w:r>
           <w:rPr>
             <w:rStyle w:val="Hyperlink"/>
@@ -8132,7 +7791,7 @@
             <w:noProof/>
             <w:webHidden/>
           </w:rPr>
-          <w:instrText xml:space="preserve"> PAGEREF _Toc239182949 \h </w:instrText>
+          <w:instrText xml:space="preserve"> PAGEREF _Toc239635437 \h </w:instrText>
         </w:r>
         <w:r>
           <w:rPr>
@@ -8152,7 +7811,7 @@
             <w:noProof/>
             <w:webHidden/>
           </w:rPr>
-          <w:t>11</w:t>
+          <w:t>10</w:t>
         </w:r>
         <w:r>
           <w:rPr>
@@ -8178,13 +7837,13 @@
           <w14:ligatures w14:val="standardContextual"/>
         </w:rPr>
       </w:pPr>
-      <w:hyperlink w:anchor="_Toc239182950" w:history="1">
+      <w:hyperlink w:anchor="_Toc239635438" w:history="1">
         <w:r>
           <w:rPr>
             <w:rStyle w:val="Hyperlink"/>
             <w:noProof/>
           </w:rPr>
-          <w:t>Слика 4.2. Напредак најбољег измјереног AUC кроз фазе развоја; једина промјена обиљежја донијела је већи помак од дванаест варијанти оцјењивача заједно</w:t>
+          <w:t>Слика 4.2. Најбољи развојни AUC по фазама; различити протоколи ограничавају директно поређење</w:t>
         </w:r>
         <w:r>
           <w:rPr>
@@ -8205,7 +7864,7 @@
             <w:noProof/>
             <w:webHidden/>
           </w:rPr>
-          <w:instrText xml:space="preserve"> PAGEREF _Toc239182950 \h </w:instrText>
+          <w:instrText xml:space="preserve"> PAGEREF _Toc239635438 \h </w:instrText>
         </w:r>
         <w:r>
           <w:rPr>
@@ -8225,7 +7884,7 @@
             <w:noProof/>
             <w:webHidden/>
           </w:rPr>
-          <w:t>14</w:t>
+          <w:t>13</w:t>
         </w:r>
         <w:r>
           <w:rPr>
@@ -8251,7 +7910,7 @@
           <w14:ligatures w14:val="standardContextual"/>
         </w:rPr>
       </w:pPr>
-      <w:hyperlink w:anchor="_Toc239182951" w:history="1">
+      <w:hyperlink w:anchor="_Toc239635439" w:history="1">
         <w:r>
           <w:rPr>
             <w:rStyle w:val="Hyperlink"/>
@@ -8278,7 +7937,7 @@
             <w:noProof/>
             <w:webHidden/>
           </w:rPr>
-          <w:instrText xml:space="preserve"> PAGEREF _Toc239182951 \h </w:instrText>
+          <w:instrText xml:space="preserve"> PAGEREF _Toc239635439 \h </w:instrText>
         </w:r>
         <w:r>
           <w:rPr>
@@ -8298,7 +7957,7 @@
             <w:noProof/>
             <w:webHidden/>
           </w:rPr>
-          <w:t>15</w:t>
+          <w:t>14</w:t>
         </w:r>
         <w:r>
           <w:rPr>
@@ -8324,7 +7983,7 @@
           <w14:ligatures w14:val="standardContextual"/>
         </w:rPr>
       </w:pPr>
-      <w:hyperlink w:anchor="_Toc239182952" w:history="1">
+      <w:hyperlink w:anchor="_Toc239635440" w:history="1">
         <w:r>
           <w:rPr>
             <w:rStyle w:val="Hyperlink"/>
@@ -8351,7 +8010,7 @@
             <w:noProof/>
             <w:webHidden/>
           </w:rPr>
-          <w:instrText xml:space="preserve"> PAGEREF _Toc239182952 \h </w:instrText>
+          <w:instrText xml:space="preserve"> PAGEREF _Toc239635440 \h </w:instrText>
         </w:r>
         <w:r>
           <w:rPr>
@@ -8371,7 +8030,7 @@
             <w:noProof/>
             <w:webHidden/>
           </w:rPr>
-          <w:t>24</w:t>
+          <w:t>23</w:t>
         </w:r>
         <w:r>
           <w:rPr>
@@ -8397,13 +8056,13 @@
           <w14:ligatures w14:val="standardContextual"/>
         </w:rPr>
       </w:pPr>
-      <w:hyperlink w:anchor="_Toc239182953" w:history="1">
+      <w:hyperlink w:anchor="_Toc239635441" w:history="1">
         <w:r>
           <w:rPr>
             <w:rStyle w:val="Hyperlink"/>
             <w:noProof/>
           </w:rPr>
-          <w:t>Слика 7.2. Траса оцјене током мјерења са константним тоном; аларм се подиже послије три узастопна поуздана прозора, а ознака трајног одступања послије дванаест</w:t>
+          <w:t>Слика 7.2. Траса пробе тоном: три поуздана прекорачења за улаз, дванаести мјерени алармни прозор за трајно одступање</w:t>
         </w:r>
         <w:r>
           <w:rPr>
@@ -8424,7 +8083,7 @@
             <w:noProof/>
             <w:webHidden/>
           </w:rPr>
-          <w:instrText xml:space="preserve"> PAGEREF _Toc239182953 \h </w:instrText>
+          <w:instrText xml:space="preserve"> PAGEREF _Toc239635441 \h </w:instrText>
         </w:r>
         <w:r>
           <w:rPr>
@@ -8444,7 +8103,7 @@
             <w:noProof/>
             <w:webHidden/>
           </w:rPr>
-          <w:t>25</w:t>
+          <w:t>24</w:t>
         </w:r>
         <w:r>
           <w:rPr>
@@ -8461,7 +8120,13 @@
       </w:r>
     </w:p>
     <w:p>
-      <w:r>
+      <w:pPr>
+        <w:spacing w:after="0" w:line="20" w:lineRule="exact"/>
+      </w:pPr>
+      <w:r>
+        <w:rPr>
+          <w:sz w:val="2"/>
+        </w:rPr>
         <w:br w:type="page"/>
       </w:r>
     </w:p>
@@ -8479,7 +8144,11 @@
         <w:t>ЛИСТА ТАБЕЛА</w:t>
       </w:r>
     </w:p>
-    <w:p/>
+    <w:p>
+      <w:pPr>
+        <w:spacing w:after="0" w:line="240" w:lineRule="exact"/>
+      </w:pPr>
+    </w:p>
     <w:p>
       <w:pPr>
         <w:pStyle w:val="TOC1"/>
@@ -8504,7 +8173,7 @@
       <w:r>
         <w:fldChar w:fldCharType="separate"/>
       </w:r>
-      <w:hyperlink w:anchor="_Toc239182954" w:history="1">
+      <w:hyperlink w:anchor="_Toc239635442" w:history="1">
         <w:r>
           <w:rPr>
             <w:rStyle w:val="Hyperlink"/>
@@ -8531,7 +8200,7 @@
             <w:noProof/>
             <w:webHidden/>
           </w:rPr>
-          <w:instrText xml:space="preserve"> PAGEREF _Toc239182954 \h </w:instrText>
+          <w:instrText xml:space="preserve"> PAGEREF _Toc239635442 \h </w:instrText>
         </w:r>
         <w:r>
           <w:rPr>
@@ -8577,7 +8246,7 @@
           <w14:ligatures w14:val="standardContextual"/>
         </w:rPr>
       </w:pPr>
-      <w:hyperlink w:anchor="_Toc239182955" w:history="1">
+      <w:hyperlink w:anchor="_Toc239635443" w:history="1">
         <w:r>
           <w:rPr>
             <w:rStyle w:val="Hyperlink"/>
@@ -8604,7 +8273,7 @@
             <w:noProof/>
             <w:webHidden/>
           </w:rPr>
-          <w:instrText xml:space="preserve"> PAGEREF _Toc239182955 \h </w:instrText>
+          <w:instrText xml:space="preserve"> PAGEREF _Toc239635443 \h </w:instrText>
         </w:r>
         <w:r>
           <w:rPr>
@@ -8650,7 +8319,7 @@
           <w14:ligatures w14:val="standardContextual"/>
         </w:rPr>
       </w:pPr>
-      <w:hyperlink w:anchor="_Toc239182956" w:history="1">
+      <w:hyperlink w:anchor="_Toc239635444" w:history="1">
         <w:r>
           <w:rPr>
             <w:rStyle w:val="Hyperlink"/>
@@ -8677,7 +8346,7 @@
             <w:noProof/>
             <w:webHidden/>
           </w:rPr>
-          <w:instrText xml:space="preserve"> PAGEREF _Toc239182956 \h </w:instrText>
+          <w:instrText xml:space="preserve"> PAGEREF _Toc239635444 \h </w:instrText>
         </w:r>
         <w:r>
           <w:rPr>
@@ -8723,7 +8392,7 @@
           <w14:ligatures w14:val="standardContextual"/>
         </w:rPr>
       </w:pPr>
-      <w:hyperlink w:anchor="_Toc239182957" w:history="1">
+      <w:hyperlink w:anchor="_Toc239635445" w:history="1">
         <w:r>
           <w:rPr>
             <w:rStyle w:val="Hyperlink"/>
@@ -8750,7 +8419,7 @@
             <w:noProof/>
             <w:webHidden/>
           </w:rPr>
-          <w:instrText xml:space="preserve"> PAGEREF _Toc239182957 \h </w:instrText>
+          <w:instrText xml:space="preserve"> PAGEREF _Toc239635445 \h </w:instrText>
         </w:r>
         <w:r>
           <w:rPr>
@@ -8796,7 +8465,7 @@
           <w14:ligatures w14:val="standardContextual"/>
         </w:rPr>
       </w:pPr>
-      <w:hyperlink w:anchor="_Toc239182958" w:history="1">
+      <w:hyperlink w:anchor="_Toc239635446" w:history="1">
         <w:r>
           <w:rPr>
             <w:rStyle w:val="Hyperlink"/>
@@ -8823,7 +8492,7 @@
             <w:noProof/>
             <w:webHidden/>
           </w:rPr>
-          <w:instrText xml:space="preserve"> PAGEREF _Toc239182958 \h </w:instrText>
+          <w:instrText xml:space="preserve"> PAGEREF _Toc239635446 \h </w:instrText>
         </w:r>
         <w:r>
           <w:rPr>
@@ -8869,7 +8538,7 @@
           <w14:ligatures w14:val="standardContextual"/>
         </w:rPr>
       </w:pPr>
-      <w:hyperlink w:anchor="_Toc239182959" w:history="1">
+      <w:hyperlink w:anchor="_Toc239635447" w:history="1">
         <w:r>
           <w:rPr>
             <w:rStyle w:val="Hyperlink"/>
@@ -8896,7 +8565,7 @@
             <w:noProof/>
             <w:webHidden/>
           </w:rPr>
-          <w:instrText xml:space="preserve"> PAGEREF _Toc239182959 \h </w:instrText>
+          <w:instrText xml:space="preserve"> PAGEREF _Toc239635447 \h </w:instrText>
         </w:r>
         <w:r>
           <w:rPr>
@@ -8942,7 +8611,7 @@
           <w14:ligatures w14:val="standardContextual"/>
         </w:rPr>
       </w:pPr>
-      <w:hyperlink w:anchor="_Toc239182960" w:history="1">
+      <w:hyperlink w:anchor="_Toc239635448" w:history="1">
         <w:r>
           <w:rPr>
             <w:rStyle w:val="Hyperlink"/>
@@ -8984,7 +8653,7 @@
             <w:noProof/>
             <w:webHidden/>
           </w:rPr>
-          <w:instrText xml:space="preserve"> PAGEREF _Toc239182960 \h </w:instrText>
+          <w:instrText xml:space="preserve"> PAGEREF _Toc239635448 \h </w:instrText>
         </w:r>
         <w:r>
           <w:rPr>
@@ -9030,13 +8699,13 @@
           <w14:ligatures w14:val="standardContextual"/>
         </w:rPr>
       </w:pPr>
-      <w:hyperlink w:anchor="_Toc239182961" w:history="1">
+      <w:hyperlink w:anchor="_Toc239635449" w:history="1">
         <w:r>
           <w:rPr>
             <w:rStyle w:val="Hyperlink"/>
             <w:noProof/>
           </w:rPr>
-          <w:t>Табела 4.7. Шест унапријед наведених алтернатива (</w:t>
+          <w:t>Табела 4.7. Седам алтернатива и основно обиљежје (</w:t>
         </w:r>
         <w:r>
           <w:rPr>
@@ -9072,7 +8741,7 @@
             <w:noProof/>
             <w:webHidden/>
           </w:rPr>
-          <w:instrText xml:space="preserve"> PAGEREF _Toc239182961 \h </w:instrText>
+          <w:instrText xml:space="preserve"> PAGEREF _Toc239635449 \h </w:instrText>
         </w:r>
         <w:r>
           <w:rPr>
@@ -9092,7 +8761,7 @@
             <w:noProof/>
             <w:webHidden/>
           </w:rPr>
-          <w:t>12</w:t>
+          <w:t>11</w:t>
         </w:r>
         <w:r>
           <w:rPr>
@@ -9118,7 +8787,7 @@
           <w14:ligatures w14:val="standardContextual"/>
         </w:rPr>
       </w:pPr>
-      <w:hyperlink w:anchor="_Toc239182962" w:history="1">
+      <w:hyperlink w:anchor="_Toc239635450" w:history="1">
         <w:r>
           <w:rPr>
             <w:rStyle w:val="Hyperlink"/>
@@ -9145,7 +8814,7 @@
             <w:noProof/>
             <w:webHidden/>
           </w:rPr>
-          <w:instrText xml:space="preserve"> PAGEREF _Toc239182962 \h </w:instrText>
+          <w:instrText xml:space="preserve"> PAGEREF _Toc239635450 \h </w:instrText>
         </w:r>
         <w:r>
           <w:rPr>
@@ -9165,7 +8834,7 @@
             <w:noProof/>
             <w:webHidden/>
           </w:rPr>
-          <w:t>13</w:t>
+          <w:t>12</w:t>
         </w:r>
         <w:r>
           <w:rPr>
@@ -9191,7 +8860,7 @@
           <w14:ligatures w14:val="standardContextual"/>
         </w:rPr>
       </w:pPr>
-      <w:hyperlink w:anchor="_Toc239182963" w:history="1">
+      <w:hyperlink w:anchor="_Toc239635451" w:history="1">
         <w:r>
           <w:rPr>
             <w:rStyle w:val="Hyperlink"/>
@@ -9218,7 +8887,7 @@
             <w:noProof/>
             <w:webHidden/>
           </w:rPr>
-          <w:instrText xml:space="preserve"> PAGEREF _Toc239182963 \h </w:instrText>
+          <w:instrText xml:space="preserve"> PAGEREF _Toc239635451 \h </w:instrText>
         </w:r>
         <w:r>
           <w:rPr>
@@ -9264,7 +8933,7 @@
           <w14:ligatures w14:val="standardContextual"/>
         </w:rPr>
       </w:pPr>
-      <w:hyperlink w:anchor="_Toc239182964" w:history="1">
+      <w:hyperlink w:anchor="_Toc239635452" w:history="1">
         <w:r>
           <w:rPr>
             <w:rStyle w:val="Hyperlink"/>
@@ -9291,7 +8960,7 @@
             <w:noProof/>
             <w:webHidden/>
           </w:rPr>
-          <w:instrText xml:space="preserve"> PAGEREF _Toc239182964 \h </w:instrText>
+          <w:instrText xml:space="preserve"> PAGEREF _Toc239635452 \h </w:instrText>
         </w:r>
         <w:r>
           <w:rPr>
@@ -9311,7 +8980,7 @@
             <w:noProof/>
             <w:webHidden/>
           </w:rPr>
-          <w:t>15</w:t>
+          <w:t>14</w:t>
         </w:r>
         <w:r>
           <w:rPr>
@@ -9337,7 +9006,7 @@
           <w14:ligatures w14:val="standardContextual"/>
         </w:rPr>
       </w:pPr>
-      <w:hyperlink w:anchor="_Toc239182965" w:history="1">
+      <w:hyperlink w:anchor="_Toc239635453" w:history="1">
         <w:r>
           <w:rPr>
             <w:rStyle w:val="Hyperlink"/>
@@ -9364,7 +9033,7 @@
             <w:noProof/>
             <w:webHidden/>
           </w:rPr>
-          <w:instrText xml:space="preserve"> PAGEREF _Toc239182965 \h </w:instrText>
+          <w:instrText xml:space="preserve"> PAGEREF _Toc239635453 \h </w:instrText>
         </w:r>
         <w:r>
           <w:rPr>
@@ -9384,7 +9053,7 @@
             <w:noProof/>
             <w:webHidden/>
           </w:rPr>
-          <w:t>16</w:t>
+          <w:t>15</w:t>
         </w:r>
         <w:r>
           <w:rPr>
@@ -9410,7 +9079,7 @@
           <w14:ligatures w14:val="standardContextual"/>
         </w:rPr>
       </w:pPr>
-      <w:hyperlink w:anchor="_Toc239182966" w:history="1">
+      <w:hyperlink w:anchor="_Toc239635454" w:history="1">
         <w:r>
           <w:rPr>
             <w:rStyle w:val="Hyperlink"/>
@@ -9437,7 +9106,7 @@
             <w:noProof/>
             <w:webHidden/>
           </w:rPr>
-          <w:instrText xml:space="preserve"> PAGEREF _Toc239182966 \h </w:instrText>
+          <w:instrText xml:space="preserve"> PAGEREF _Toc239635454 \h </w:instrText>
         </w:r>
         <w:r>
           <w:rPr>
@@ -9457,7 +9126,7 @@
             <w:noProof/>
             <w:webHidden/>
           </w:rPr>
-          <w:t>17</w:t>
+          <w:t>16</w:t>
         </w:r>
         <w:r>
           <w:rPr>
@@ -9483,7 +9152,7 @@
           <w14:ligatures w14:val="standardContextual"/>
         </w:rPr>
       </w:pPr>
-      <w:hyperlink w:anchor="_Toc239182967" w:history="1">
+      <w:hyperlink w:anchor="_Toc239635455" w:history="1">
         <w:r>
           <w:rPr>
             <w:rStyle w:val="Hyperlink"/>
@@ -9525,7 +9194,7 @@
             <w:noProof/>
             <w:webHidden/>
           </w:rPr>
-          <w:instrText xml:space="preserve"> PAGEREF _Toc239182967 \h </w:instrText>
+          <w:instrText xml:space="preserve"> PAGEREF _Toc239635455 \h </w:instrText>
         </w:r>
         <w:r>
           <w:rPr>
@@ -9545,7 +9214,7 @@
             <w:noProof/>
             <w:webHidden/>
           </w:rPr>
-          <w:t>21</w:t>
+          <w:t>20</w:t>
         </w:r>
         <w:r>
           <w:rPr>
@@ -9571,7 +9240,7 @@
           <w14:ligatures w14:val="standardContextual"/>
         </w:rPr>
       </w:pPr>
-      <w:hyperlink w:anchor="_Toc239182968" w:history="1">
+      <w:hyperlink w:anchor="_Toc239635456" w:history="1">
         <w:r>
           <w:rPr>
             <w:rStyle w:val="Hyperlink"/>
@@ -9598,7 +9267,7 @@
             <w:noProof/>
             <w:webHidden/>
           </w:rPr>
-          <w:instrText xml:space="preserve"> PAGEREF _Toc239182968 \h </w:instrText>
+          <w:instrText xml:space="preserve"> PAGEREF _Toc239635456 \h </w:instrText>
         </w:r>
         <w:r>
           <w:rPr>
@@ -9618,7 +9287,7 @@
             <w:noProof/>
             <w:webHidden/>
           </w:rPr>
-          <w:t>21</w:t>
+          <w:t>20</w:t>
         </w:r>
         <w:r>
           <w:rPr>
@@ -9644,7 +9313,7 @@
           <w14:ligatures w14:val="standardContextual"/>
         </w:rPr>
       </w:pPr>
-      <w:hyperlink w:anchor="_Toc239182969" w:history="1">
+      <w:hyperlink w:anchor="_Toc239635457" w:history="1">
         <w:r>
           <w:rPr>
             <w:rStyle w:val="Hyperlink"/>
@@ -9671,7 +9340,7 @@
             <w:noProof/>
             <w:webHidden/>
           </w:rPr>
-          <w:instrText xml:space="preserve"> PAGEREF _Toc239182969 \h </w:instrText>
+          <w:instrText xml:space="preserve"> PAGEREF _Toc239635457 \h </w:instrText>
         </w:r>
         <w:r>
           <w:rPr>
@@ -9691,7 +9360,7 @@
             <w:noProof/>
             <w:webHidden/>
           </w:rPr>
-          <w:t>22</w:t>
+          <w:t>21</w:t>
         </w:r>
         <w:r>
           <w:rPr>
@@ -9717,7 +9386,7 @@
           <w14:ligatures w14:val="standardContextual"/>
         </w:rPr>
       </w:pPr>
-      <w:hyperlink w:anchor="_Toc239182970" w:history="1">
+      <w:hyperlink w:anchor="_Toc239635458" w:history="1">
         <w:r>
           <w:rPr>
             <w:rStyle w:val="Hyperlink"/>
@@ -9744,7 +9413,7 @@
             <w:noProof/>
             <w:webHidden/>
           </w:rPr>
-          <w:instrText xml:space="preserve"> PAGEREF _Toc239182970 \h </w:instrText>
+          <w:instrText xml:space="preserve"> PAGEREF _Toc239635458 \h </w:instrText>
         </w:r>
         <w:r>
           <w:rPr>
@@ -9764,7 +9433,7 @@
             <w:noProof/>
             <w:webHidden/>
           </w:rPr>
-          <w:t>23</w:t>
+          <w:t>22</w:t>
         </w:r>
         <w:r>
           <w:rPr>
@@ -9790,7 +9459,7 @@
           <w14:ligatures w14:val="standardContextual"/>
         </w:rPr>
       </w:pPr>
-      <w:hyperlink w:anchor="_Toc239182971" w:history="1">
+      <w:hyperlink w:anchor="_Toc239635459" w:history="1">
         <w:r>
           <w:rPr>
             <w:rStyle w:val="Hyperlink"/>
@@ -9817,7 +9486,7 @@
             <w:noProof/>
             <w:webHidden/>
           </w:rPr>
-          <w:instrText xml:space="preserve"> PAGEREF _Toc239182971 \h </w:instrText>
+          <w:instrText xml:space="preserve"> PAGEREF _Toc239635459 \h </w:instrText>
         </w:r>
         <w:r>
           <w:rPr>
@@ -9837,7 +9506,7 @@
             <w:noProof/>
             <w:webHidden/>
           </w:rPr>
-          <w:t>24</w:t>
+          <w:t>23</w:t>
         </w:r>
         <w:r>
           <w:rPr>
@@ -9863,7 +9532,7 @@
           <w14:ligatures w14:val="standardContextual"/>
         </w:rPr>
       </w:pPr>
-      <w:hyperlink w:anchor="_Toc239182972" w:history="1">
+      <w:hyperlink w:anchor="_Toc239635460" w:history="1">
         <w:r>
           <w:rPr>
             <w:rStyle w:val="Hyperlink"/>
@@ -9890,7 +9559,7 @@
             <w:noProof/>
             <w:webHidden/>
           </w:rPr>
-          <w:instrText xml:space="preserve"> PAGEREF _Toc239182972 \h </w:instrText>
+          <w:instrText xml:space="preserve"> PAGEREF _Toc239635460 \h </w:instrText>
         </w:r>
         <w:r>
           <w:rPr>
@@ -9910,7 +9579,7 @@
             <w:noProof/>
             <w:webHidden/>
           </w:rPr>
-          <w:t>25</w:t>
+          <w:t>24</w:t>
         </w:r>
         <w:r>
           <w:rPr>
@@ -9936,7 +9605,7 @@
           <w14:ligatures w14:val="standardContextual"/>
         </w:rPr>
       </w:pPr>
-      <w:hyperlink w:anchor="_Toc239182973" w:history="1">
+      <w:hyperlink w:anchor="_Toc239635461" w:history="1">
         <w:r>
           <w:rPr>
             <w:rStyle w:val="Hyperlink"/>
@@ -9963,7 +9632,7 @@
             <w:noProof/>
             <w:webHidden/>
           </w:rPr>
-          <w:instrText xml:space="preserve"> PAGEREF _Toc239182973 \h </w:instrText>
+          <w:instrText xml:space="preserve"> PAGEREF _Toc239635461 \h </w:instrText>
         </w:r>
         <w:r>
           <w:rPr>
@@ -9983,7 +9652,7 @@
             <w:noProof/>
             <w:webHidden/>
           </w:rPr>
-          <w:t>32</w:t>
+          <w:t>30</w:t>
         </w:r>
         <w:r>
           <w:rPr>
@@ -10016,7 +9685,7 @@
       <w:pPr>
         <w:pStyle w:val="Heading1"/>
       </w:pPr>
-      <w:bookmarkStart w:id="0" w:name="_Toc239182886"/>
+      <w:bookmarkStart w:id="0" w:name="_Toc239635374"/>
       <w:r>
         <w:rPr>
           <w:rFonts w:ascii="Arial" w:hAnsi="Arial"/>
@@ -10031,7 +9700,7 @@
         <w:pStyle w:val="BodyText"/>
       </w:pPr>
       <w:r>
-        <w:t>Машине са ротационим дијеловима мијењају свој звучни потпис прије него што откажу. Лежај који се троши, лопатица која се искриви, филтер који се запуши или дисбаланс на осовини мијењају расподјелу енергије по фреквенцијама много прије него што промјена постане видљива на производу или чујна човјеку. Због тога је акустички надзор привлачан облик предиктивног одржавања: сензор се не монтира на машину, не тражи заустављање погона и не мијења њену конструкцију.</w:t>
+        <w:t>Промјене у раду ротационих машина могу се одразити на њихов звучни спектар. Акустичка детекција аномалија користи та одступања као разлог за додатну провјеру машине [2], [3]. Микрофон омогућава бесконтактно мјерење, али истовремено прима звук околине. Због тога промјена звука сама по себи не потврђује квар нити одређује његов узрок.</w:t>
       </w:r>
     </w:p>
     <w:p>
@@ -10047,17 +9716,14 @@
         <w:pStyle w:val="BodyText"/>
       </w:pPr>
       <w:r>
-        <w:t>Практично сва објављена рјешења тог задатка изводе се на графичким процесорима или серверској класи хардвера, често са ансамблима дубоких модела. Индустријска примјена тражи супротно: јефтин и самосталан сензорски чвор који ради без мреже, без облака и без рачунара поред себе. Између те двије слике стоји јаз који није само питање броја операција по секунди. Уређај који сам доноси одлуку мора сам и да постави праг одлуке, мора да препозна када његово мјерење није поуздано, и не смије да настави да учи док ма</w:t>
-      </w:r>
-      <w:r>
-        <w:t>шина није у потврђено исправном стању.</w:t>
+        <w:t>Референтни поступци DCASE првенствено пореде моделе на означеним скуповима снимака [1], [2]. Пренос на микроконтролер захтијева и провјеру времена обраде, меморије и поступка одлучивања. Уређај мора да постави праг, препозна непоуздано мјерење и задржи научени профил током надзора. У овом раду те функције разматрају се заједно са квалитетом рангирања.</w:t>
       </w:r>
     </w:p>
     <w:p>
       <w:pPr>
         <w:pStyle w:val="Heading2"/>
       </w:pPr>
-      <w:bookmarkStart w:id="1" w:name="_Toc239182887"/>
+      <w:bookmarkStart w:id="1" w:name="_Toc239635375"/>
       <w:r>
         <w:rPr>
           <w:rFonts w:ascii="Arial" w:hAnsi="Arial"/>
@@ -10071,10 +9737,7 @@
         <w:pStyle w:val="BodyText"/>
       </w:pPr>
       <w:r>
-        <w:t>Предмет овог рада је пројектовање, реализација и вредновање самосталног уређаја за ненадгледану детекцију аномалија звука ротационих машина, заснованог на микроконтролеру ESP32-S3 и једном MEMS микрофону. Подјела посла је сљедећа. Општи облик варијације нормалног рада учи се унапријед на рачунару, из великог корпуса снимака исправних машина; тај научени опис се уграђује у фирмвер као непромјењива табела. Све што је специфично за конкретну машину — њен центар, њен праг и њена граница поузданости — уређај мје</w:t>
-      </w:r>
-      <w:r>
-        <w:t>ри сам, на лицу мјеста, у првим минутима рада поред те машине.</w:t>
+        <w:t>Предмет овог рада је пројектовање, реализација и вредновање самосталног уређаја за ненадгледану детекцију аномалија звука ротационих машина, заснованог на микроконтролеру ESP32-S3 и једном MEMS микрофону. Подјела посла је сљедећа. Општи облик варијације нормалног рада учи се унапријед на рачунару, из великог корпуса снимака исправних машина; тај научени опис се уграђује у фирмвер као непромјењива табела. Све што је специфично за конкретну машину — њен центар, њен праг и њена граница поузданости — уређај мјери сам, на лицу мјеста, у првим минутима рада поред те машине.</w:t>
       </w:r>
     </w:p>
     <w:p>
@@ -10089,7 +9752,7 @@
       <w:pPr>
         <w:pStyle w:val="Heading2"/>
       </w:pPr>
-      <w:bookmarkStart w:id="2" w:name="_Toc239182888"/>
+      <w:bookmarkStart w:id="2" w:name="_Toc239635376"/>
       <w:r>
         <w:rPr>
           <w:rFonts w:ascii="Arial" w:hAnsi="Arial"/>
@@ -10103,7 +9766,7 @@
         <w:pStyle w:val="BodyText"/>
       </w:pPr>
       <w:r>
-        <w:t>Тема је изабрана због споја двије области које се ријетко срећу у истом раду: обраде сигнала и статистичког учења s једне стране, и уграђених система са строгим ограничењима меморије и времена s друге. Занимало ме је колико од једног истраживачког резултата заиста преживи када се пренесе на микроконтролер и пусти да ради без надзора — и шта се тачно поквари на том путу.</w:t>
+        <w:t>Тема је изабрана због интересовања за обраду сигнала и реализацију статистичких модела на уграђеним системима. Циљ је био да се провјери како ограничења меморије, времена обраде и услова снимања утичу на практичну употребу детектора.</w:t>
       </w:r>
     </w:p>
     <w:p>
@@ -10111,19 +9774,18 @@
         <w:pStyle w:val="BodyText"/>
       </w:pPr>
       <w:r>
-        <w:t>Одговор на то питање испао је занимљивији од очекиваног. Оно што се покварило није била тачност модела него политика одлучивања око њега. Због тога је значајан дио овог рада посвећен управо томе: како се праг изводи, како се препознаје да мјерење није поуздано и шта уређај ради када доказа нема.</w:t>
+        <w:t>Током развоја показало се да квалитет рангирања није довољан за употребљив аларм. Зато је дио рада посвећен извођењу прага, провјери калибрације и понашању при непоузданим мјерењима.</w:t>
       </w:r>
     </w:p>
     <w:p>
       <w:pPr>
         <w:pStyle w:val="Heading2"/>
       </w:pPr>
-      <w:bookmarkStart w:id="3" w:name="_Toc239182889"/>
+      <w:bookmarkStart w:id="3" w:name="_Toc239635377"/>
       <w:r>
         <w:rPr>
           <w:rFonts w:ascii="Arial" w:hAnsi="Arial"/>
         </w:rPr>
-        <w:lastRenderedPageBreak/>
         <w:t>1.3. Циљ и доприноси рада</w:t>
       </w:r>
       <w:bookmarkEnd w:id="3"/>
@@ -10145,6 +9807,7 @@
         <w:rPr>
           <w:b/>
         </w:rPr>
+        <w:lastRenderedPageBreak/>
         <w:t>Комплетан ланац на микроконтролеру.</w:t>
       </w:r>
       <w:r>
@@ -10160,10 +9823,10 @@
         <w:rPr>
           <w:b/>
         </w:rPr>
-        <w:t>Калибрација отпорна на квар.</w:t>
-      </w:r>
-      <w:r>
-        <w:t xml:space="preserve"> Ток калибрације прекида се када доказа нема, умјесто да упозори и настави. Праг се изводи из одвојеног периода и провјерава се на трећем, временски каснијем периоду прије него што уређај уопште пређе у надзор.</w:t>
+        <w:t>Провјера прихватљивости калибрације.</w:t>
+      </w:r>
+      <w:r>
+        <w:t xml:space="preserve"> Учење се прекида када подаци не задовоље задате услове. Праг се изводи из одвојеног нормалног периода и провјерава на каснијем периоду прије преласка у надзор.</w:t>
       </w:r>
     </w:p>
     <w:p>
@@ -10178,7 +9841,7 @@
         <w:t>Капија поузданости.</w:t>
       </w:r>
       <w:r>
-        <w:t xml:space="preserve"> Прозор који је интерно нестабилан одбија се као непоуздан умјесто да буде протумачен. Један микрофон не може тврдити шта је извор сметње, па уређај то и не тврди.</w:t>
+        <w:t xml:space="preserve"> Интерно нестабилан прозор изнад улазног прага одбија се као непоуздан умјесто да буде протумачен. Један микрофон не може тврдити шта је извор сметње, па уређај то и не тврди.</w:t>
       </w:r>
     </w:p>
     <w:p>
@@ -10190,10 +9853,10 @@
         <w:rPr>
           <w:b/>
         </w:rPr>
-        <w:t>Мјерене негативне налазе.</w:t>
-      </w:r>
-      <w:r>
-        <w:t xml:space="preserve"> Забиљежено је и објашњено шест алтернативних обиљежја која су слабија од усвојеног, двије стандардне технике временског филтрирања које погоршавају систем, и једно робусно правило прага које је оборила сопствена провјера на плочици.</w:t>
+        <w:t>Поређење алтернативних поступака.</w:t>
+      </w:r>
+      <w:r>
+        <w:t xml:space="preserve"> Приказано је седам кандидата уз основно обиљежје, више временских правила и робусно правило прага које је одбијено током провјере на плочици.</w:t>
       </w:r>
     </w:p>
     <w:p>
@@ -10205,17 +9868,17 @@
         <w:rPr>
           <w:b/>
         </w:rPr>
-        <w:t>Репродуцибилан артефакт.</w:t>
-      </w:r>
-      <w:r>
-        <w:t xml:space="preserve"> Комплетан ток, од припреме података до фирмвера и записа физичких мјерења, чува се у јавном спремишту са контролним сумама извора сваког мјерења.</w:t>
+        <w:t>Дигитални прилог.</w:t>
+      </w:r>
+      <w:r>
+        <w:t xml:space="preserve"> Изворни код, конфигурације, табеле и записи физичких мјерења чувају се у верзионисаном спремишту, уз контролне суме извора и фирмвера.</w:t>
       </w:r>
     </w:p>
     <w:p>
       <w:pPr>
         <w:pStyle w:val="Heading2"/>
       </w:pPr>
-      <w:bookmarkStart w:id="4" w:name="_Toc239182890"/>
+      <w:bookmarkStart w:id="4" w:name="_Toc239635378"/>
       <w:r>
         <w:rPr>
           <w:rFonts w:ascii="Arial" w:hAnsi="Arial"/>
@@ -10250,7 +9913,13 @@
       </w:r>
     </w:p>
     <w:p>
-      <w:r>
+      <w:pPr>
+        <w:spacing w:after="0" w:line="20" w:lineRule="exact"/>
+      </w:pPr>
+      <w:r>
+        <w:rPr>
+          <w:sz w:val="2"/>
+        </w:rPr>
         <w:br w:type="page"/>
       </w:r>
     </w:p>
@@ -10258,7 +9927,7 @@
       <w:pPr>
         <w:pStyle w:val="Heading1"/>
       </w:pPr>
-      <w:bookmarkStart w:id="5" w:name="_Toc239182891"/>
+      <w:bookmarkStart w:id="5" w:name="_Toc239635379"/>
       <w:r>
         <w:rPr>
           <w:rFonts w:ascii="Arial" w:hAnsi="Arial"/>
@@ -10280,7 +9949,7 @@
       <w:pPr>
         <w:pStyle w:val="Heading2"/>
       </w:pPr>
-      <w:bookmarkStart w:id="6" w:name="_Toc239182892"/>
+      <w:bookmarkStart w:id="6" w:name="_Toc239635380"/>
       <w:r>
         <w:rPr>
           <w:rFonts w:ascii="Arial" w:hAnsi="Arial"/>
@@ -10302,7 +9971,7 @@
         <w:pStyle w:val="BodyText"/>
       </w:pPr>
       <w:r>
-        <w:t xml:space="preserve">Скуп података коришћен у овом раду је развојни скуп такмичења DCASE 2026, задатак 2 [1]. Поставка је </w:t>
+        <w:t xml:space="preserve">Коришћен је развојни скуп DCASE 2026, задатак 2 [1]. Званична поставка </w:t>
       </w:r>
       <w:r>
         <w:rPr>
@@ -10311,7 +9980,7 @@
         <w:t>first-shot</w:t>
       </w:r>
       <w:r>
-        <w:t>: модел се оцјењује на врсти машине и на физичком примјерку који нису коришћени за подешавање. Скуп разликује изворни и циљни домен, гдје циљни домен представља други примјерак исте врсте машине или промијењене услове рада, чиме се намјерно уводи помак домена [2], [3].</w:t>
+        <w:t xml:space="preserve"> разматра пренос на претходно невиђене типове машина. Овај рад користи доступни развојни скуп за избор и поређење поступака, па његови резултати нису независна оцјена на скривеном скупу такмичења. Изворни и циљни домен представљају различите услове снимања или рада [2], [3].</w:t>
       </w:r>
     </w:p>
     <w:p>
@@ -10326,7 +9995,7 @@
       <w:pPr>
         <w:pStyle w:val="Heading2"/>
       </w:pPr>
-      <w:bookmarkStart w:id="7" w:name="_Toc239182893"/>
+      <w:bookmarkStart w:id="7" w:name="_Toc239635381"/>
       <w:r>
         <w:rPr>
           <w:rFonts w:ascii="Arial" w:hAnsi="Arial"/>
@@ -10384,7 +10053,7 @@
       <w:pPr>
         <w:pStyle w:val="Heading2"/>
       </w:pPr>
-      <w:bookmarkStart w:id="8" w:name="_Toc239182894"/>
+      <w:bookmarkStart w:id="8" w:name="_Toc239635382"/>
       <w:r>
         <w:rPr>
           <w:rFonts w:ascii="Arial" w:hAnsi="Arial"/>
@@ -10491,7 +10160,7 @@
       <w:pPr>
         <w:pStyle w:val="Heading2"/>
       </w:pPr>
-      <w:bookmarkStart w:id="9" w:name="_Toc239182895"/>
+      <w:bookmarkStart w:id="9" w:name="_Toc239635383"/>
       <w:r>
         <w:rPr>
           <w:rFonts w:ascii="Arial" w:hAnsi="Arial"/>
@@ -10520,7 +10189,7 @@
       <w:pPr>
         <w:pStyle w:val="Heading2"/>
       </w:pPr>
-      <w:bookmarkStart w:id="10" w:name="_Toc239182896"/>
+      <w:bookmarkStart w:id="10" w:name="_Toc239635384"/>
       <w:r>
         <w:rPr>
           <w:rFonts w:ascii="Arial" w:hAnsi="Arial"/>
@@ -10566,7 +10235,7 @@
       <w:pPr>
         <w:pStyle w:val="Heading2"/>
       </w:pPr>
-      <w:bookmarkStart w:id="11" w:name="_Toc239182897"/>
+      <w:bookmarkStart w:id="11" w:name="_Toc239635385"/>
       <w:r>
         <w:rPr>
           <w:rFonts w:ascii="Arial" w:hAnsi="Arial"/>
@@ -10580,16 +10249,7 @@
         <w:pStyle w:val="BodyText"/>
       </w:pPr>
       <w:r>
-        <w:t xml:space="preserve">Циљна платформа је модул ESP32-S3-WROOM-1 N32R16V [8]. Садржи двојезгарни процесор </w:t>
-      </w:r>
-      <w:r>
-        <w:rPr>
-          <w:i/>
-        </w:rPr>
-        <w:t>Xtensa LX7</w:t>
-      </w:r>
-      <w:r>
-        <w:t xml:space="preserve"> на 240 MHz, 512 KB интерне статичке меморије, 32 MB флеш меморије и 16 MB окталне псеудостатичке меморије. За овај рад су битне три особине: хардверска подршка за сабирницу I2S са преносом преко DMA, довољно радне меморије за спектар високе резолуције, и скуп векторских инструкција који убрзава операције над низовима бројева.</w:t>
+        <w:t>Коришћена је развојна плоча са ESP32-S3 процесором на 240 MHz и 16 MB PSRAM-а. Добављачка ознака N32R16V и подешавање флеш меморије од 32 MB описују конкретну плочу. Та ознака се не налази у табели стандардних WROOM-1 модула у документу [8], па се капацитет плоче не изводи из те табеле. Развојно окружење је ESP-IDF 5.5.5 [9].</w:t>
       </w:r>
     </w:p>
     <w:p>
@@ -10598,7 +10258,7 @@
       </w:pPr>
       <w:r>
         <w:lastRenderedPageBreak/>
-        <w:t>Као извор звука користи се дигитални MEMS микрофон INMP441 [10]. Он даје 24-битни податак преко сабирнице I2S, без потребе за аналогним појачавачем или спољним аналогно-дигиталним претварачем. Тиме се из ланца уклања највећи извор шума и непоновљивости код јефтиних акустичких система. Карактеристике платформе дате су у Табели 2.1.</w:t>
+        <w:t>Као извор звука користи се дигитални MEMS микрофон INMP441 [10]. Он даје 24-битни податак преко сабирнице I2S, па нису потребни спољни аналогно-дигитални претварач и аналогни појачавач. Дигитална веза поједностављује повезивање, али не уклања шум микрофона, утицај напајања или акустике просторије. Карактеристике платформе дате су у Табели 2.1.</w:t>
       </w:r>
     </w:p>
     <w:p>
@@ -10607,7 +10267,7 @@
         <w:keepNext/>
         <w:spacing w:before="200" w:after="60"/>
       </w:pPr>
-      <w:bookmarkStart w:id="12" w:name="_Toc239182954"/>
+      <w:bookmarkStart w:id="12" w:name="_Toc239635442"/>
       <w:r>
         <w:t>Табела 2.1. Карактеристике коришћене платформе</w:t>
       </w:r>
@@ -10626,6 +10286,7 @@
       </w:tblGrid>
       <w:tr>
         <w:trPr>
+          <w:tblHeader/>
           <w:jc w:val="center"/>
         </w:trPr>
         <w:tc>
@@ -10634,6 +10295,7 @@
           </w:tcPr>
           <w:p>
             <w:pPr>
+              <w:keepNext/>
               <w:spacing w:after="40"/>
               <w:jc w:val="center"/>
             </w:pPr>
@@ -10652,6 +10314,7 @@
           </w:tcPr>
           <w:p>
             <w:pPr>
+              <w:keepNext/>
               <w:spacing w:after="40"/>
               <w:jc w:val="center"/>
             </w:pPr>
@@ -10667,6 +10330,7 @@
       </w:tr>
       <w:tr>
         <w:trPr>
+          <w:cantSplit/>
           <w:jc w:val="center"/>
         </w:trPr>
         <w:tc>
@@ -10681,7 +10345,7 @@
               <w:rPr>
                 <w:sz w:val="20"/>
               </w:rPr>
-              <w:t>Модул</w:t>
+              <w:t>Плоча</w:t>
             </w:r>
           </w:p>
         </w:tc>
@@ -10697,13 +10361,14 @@
               <w:rPr>
                 <w:sz w:val="20"/>
               </w:rPr>
-              <w:t>ESP32-S3-WROOM-1 N32R16V</w:t>
+              <w:t>ESP32-S3, ознака добављача N32R16V</w:t>
             </w:r>
           </w:p>
         </w:tc>
       </w:tr>
       <w:tr>
         <w:trPr>
+          <w:cantSplit/>
           <w:jc w:val="center"/>
         </w:trPr>
         <w:tc>
@@ -10741,6 +10406,7 @@
       </w:tr>
       <w:tr>
         <w:trPr>
+          <w:cantSplit/>
           <w:jc w:val="center"/>
         </w:trPr>
         <w:tc>
@@ -10778,6 +10444,7 @@
       </w:tr>
       <w:tr>
         <w:trPr>
+          <w:cantSplit/>
           <w:jc w:val="center"/>
         </w:trPr>
         <w:tc>
@@ -10815,6 +10482,7 @@
       </w:tr>
       <w:tr>
         <w:trPr>
+          <w:cantSplit/>
           <w:jc w:val="center"/>
         </w:trPr>
         <w:tc>
@@ -10852,6 +10520,7 @@
       </w:tr>
       <w:tr>
         <w:trPr>
+          <w:cantSplit/>
           <w:jc w:val="center"/>
         </w:trPr>
         <w:tc>
@@ -10889,6 +10558,7 @@
       </w:tr>
       <w:tr>
         <w:trPr>
+          <w:cantSplit/>
           <w:jc w:val="center"/>
         </w:trPr>
         <w:tc>
@@ -10940,7 +10610,13 @@
       </w:r>
     </w:p>
     <w:p>
-      <w:r>
+      <w:pPr>
+        <w:spacing w:after="0" w:line="20" w:lineRule="exact"/>
+      </w:pPr>
+      <w:r>
+        <w:rPr>
+          <w:sz w:val="2"/>
+        </w:rPr>
         <w:br w:type="page"/>
       </w:r>
     </w:p>
@@ -10948,7 +10624,7 @@
       <w:pPr>
         <w:pStyle w:val="Heading1"/>
       </w:pPr>
-      <w:bookmarkStart w:id="13" w:name="_Toc239182898"/>
+      <w:bookmarkStart w:id="13" w:name="_Toc239635386"/>
       <w:r>
         <w:rPr>
           <w:rFonts w:ascii="Arial" w:hAnsi="Arial"/>
@@ -10970,7 +10646,7 @@
       <w:pPr>
         <w:pStyle w:val="Heading2"/>
       </w:pPr>
-      <w:bookmarkStart w:id="14" w:name="_Toc239182899"/>
+      <w:bookmarkStart w:id="14" w:name="_Toc239635387"/>
       <w:r>
         <w:rPr>
           <w:rFonts w:ascii="Arial" w:hAnsi="Arial"/>
@@ -11006,7 +10682,7 @@
           <w:noProof/>
         </w:rPr>
         <w:drawing>
-          <wp:inline distT="0" distB="0" distL="0" distR="0" wp14:anchorId="727245FF" wp14:editId="24F43DA7">
+          <wp:inline distT="0" distB="0" distL="0" distR="0" wp14:anchorId="5B64091E" wp14:editId="27BE9E6A">
             <wp:extent cx="5040000" cy="2325366"/>
             <wp:effectExtent l="0" t="0" r="0" b="0"/>
             <wp:docPr id="1" name="Picture 1"/>
@@ -11046,7 +10722,7 @@
       <w:pPr>
         <w:pStyle w:val="Potpisslike"/>
       </w:pPr>
-      <w:bookmarkStart w:id="15" w:name="_Toc239182948"/>
+      <w:bookmarkStart w:id="15" w:name="_Toc239635436"/>
       <w:r>
         <w:t>Слика 3.1. Подјела посла: општи модел се учи на рачунару и уграђује у фирмвер, а центар, праг и граница поузданости мјере се на лицу мјеста</w:t>
       </w:r>
@@ -11056,7 +10732,7 @@
       <w:pPr>
         <w:pStyle w:val="Heading2"/>
       </w:pPr>
-      <w:bookmarkStart w:id="16" w:name="_Toc239182900"/>
+      <w:bookmarkStart w:id="16" w:name="_Toc239635388"/>
       <w:r>
         <w:rPr>
           <w:rFonts w:ascii="Arial" w:hAnsi="Arial"/>
@@ -11175,7 +10851,7 @@
       <w:pPr>
         <w:pStyle w:val="Heading2"/>
       </w:pPr>
-      <w:bookmarkStart w:id="17" w:name="_Toc239182901"/>
+      <w:bookmarkStart w:id="17" w:name="_Toc239635389"/>
       <w:r>
         <w:rPr>
           <w:rFonts w:ascii="Arial" w:hAnsi="Arial"/>
@@ -11261,7 +10937,13 @@
       </w:r>
     </w:p>
     <w:p>
-      <w:r>
+      <w:pPr>
+        <w:spacing w:after="0" w:line="20" w:lineRule="exact"/>
+      </w:pPr>
+      <w:r>
+        <w:rPr>
+          <w:sz w:val="2"/>
+        </w:rPr>
         <w:br w:type="page"/>
       </w:r>
     </w:p>
@@ -11269,7 +10951,7 @@
       <w:pPr>
         <w:pStyle w:val="Heading1"/>
       </w:pPr>
-      <w:bookmarkStart w:id="18" w:name="_Toc239182902"/>
+      <w:bookmarkStart w:id="18" w:name="_Toc239635390"/>
       <w:r>
         <w:rPr>
           <w:rFonts w:ascii="Arial" w:hAnsi="Arial"/>
@@ -11292,28 +10974,19 @@
         <w:pStyle w:val="BodyText"/>
       </w:pPr>
       <w:r>
-        <w:t xml:space="preserve">Све вриједности у овом поглављу су AUC на циљном домену вентилатора — дакле на примјерку који модел није чуо — осим гдје је изричито наведено другачије. Протокол локалне калибрације је исти код свих приступа: </w:t>
-      </w:r>
-      <w:r>
-        <w:rPr>
-          <w:i/>
-        </w:rPr>
-        <w:t>k</w:t>
-      </w:r>
-      <w:r>
-        <w:t xml:space="preserve"> исјечака циљне машине користи се само за мјерење центра, оцјена се ради на преосталим нормалним и свим аномалним исјечцима, исјечак коришћен за калибрацију се никада не оцјењује, а поступак се понавља 20 до 100 пута са различитим избором.</w:t>
+        <w:t>У овом поглављу дати су развојни резултати на DCASE скупу. Ранији експерименти разликују се по подјелама и протоколу; њихове најбоље вриједности описују ток истраживања и нису јединствено контролисано поређење. Упарене рунде користе исте калибрационе подјеле за све кандидате. Ознаке аномалија не улазе у фит, али је ранији увид у резултате утицао на избор приступа, па остаје пристрасност избора модела.</w:t>
       </w:r>
     </w:p>
     <w:p>
       <w:pPr>
         <w:pStyle w:val="Heading2"/>
       </w:pPr>
-      <w:bookmarkStart w:id="19" w:name="_Toc239182903"/>
+      <w:bookmarkStart w:id="19" w:name="_Toc239635391"/>
       <w:r>
         <w:rPr>
           <w:rFonts w:ascii="Arial" w:hAnsi="Arial"/>
         </w:rPr>
-        <w:t>4.1. Правило поштеног поређења</w:t>
+        <w:t>4.1. Протокол поређења</w:t>
       </w:r>
       <w:bookmarkEnd w:id="19"/>
     </w:p>
@@ -11346,7 +11019,7 @@
       <w:pPr>
         <w:pStyle w:val="Heading2"/>
       </w:pPr>
-      <w:bookmarkStart w:id="20" w:name="_Toc239182904"/>
+      <w:bookmarkStart w:id="20" w:name="_Toc239635392"/>
       <w:r>
         <w:rPr>
           <w:rFonts w:ascii="Arial" w:hAnsi="Arial"/>
@@ -11369,7 +11042,7 @@
         <w:keepNext/>
         <w:spacing w:before="200" w:after="60"/>
       </w:pPr>
-      <w:bookmarkStart w:id="21" w:name="_Toc239182955"/>
+      <w:bookmarkStart w:id="21" w:name="_Toc239635443"/>
       <w:r>
         <w:t>Табела 4.1. Резултати приступа заснованих на неуронским мрежама</w:t>
       </w:r>
@@ -11388,6 +11061,7 @@
       </w:tblGrid>
       <w:tr>
         <w:trPr>
+          <w:tblHeader/>
           <w:jc w:val="center"/>
         </w:trPr>
         <w:tc>
@@ -11396,6 +11070,7 @@
           </w:tcPr>
           <w:p>
             <w:pPr>
+              <w:keepNext/>
               <w:spacing w:after="40"/>
               <w:jc w:val="center"/>
             </w:pPr>
@@ -11414,6 +11089,7 @@
           </w:tcPr>
           <w:p>
             <w:pPr>
+              <w:keepNext/>
               <w:spacing w:after="40"/>
               <w:jc w:val="center"/>
             </w:pPr>
@@ -11429,6 +11105,7 @@
       </w:tr>
       <w:tr>
         <w:trPr>
+          <w:cantSplit/>
           <w:jc w:val="center"/>
         </w:trPr>
         <w:tc>
@@ -11467,6 +11144,7 @@
       </w:tr>
       <w:tr>
         <w:trPr>
+          <w:cantSplit/>
           <w:jc w:val="center"/>
         </w:trPr>
         <w:tc>
@@ -11505,6 +11183,7 @@
       </w:tr>
       <w:tr>
         <w:trPr>
+          <w:cantSplit/>
           <w:jc w:val="center"/>
         </w:trPr>
         <w:tc>
@@ -11543,6 +11222,7 @@
       </w:tr>
       <w:tr>
         <w:trPr>
+          <w:cantSplit/>
           <w:jc w:val="center"/>
         </w:trPr>
         <w:tc>
@@ -11591,7 +11271,7 @@
         <w:ind w:firstLine="0"/>
       </w:pPr>
       <w:r>
-        <w:t>Аутоенкодер учи да прекопира спектар. Мрежа која добро копира не мора разумјети машину — довољно јој је да запамти просјечан облик. На истом снимку измјерена је грешка реконструкције 2,53 за исправан и 2,57 за неисправан вентилатор, дакле разлика од 1,6 %. Грешка реконструкције није мјера здравља машине.</w:t>
+        <w:t>У испробаној конфигурацији грешка реконструкције није довољно раздвајала класе. У једном поређењу добијено је 2,53 за нормалан и 2,57 за аномални снимак, што је разлика од око 1,6 %. То је налаз за ову архитектуру и протокол; не искључује примјену других аутоенкодера.</w:t>
       </w:r>
     </w:p>
     <w:p>
@@ -11599,19 +11279,18 @@
         <w:pStyle w:val="BodyText"/>
       </w:pPr>
       <w:r>
-        <w:t>Научена уградња пада из другог разлога. Мрежа је учена да разликује типове машина и радне режиме, а тај задатак је прелак: довољно јој је да научи „ово је вентилатор, ово је редуктор“. Да би то постигла, она намјерно одбацује варијацију унутар једне машине — а управо та варијација разликује исправан од неисправног примјерка.</w:t>
+        <w:t>Научена репрезентација такође није дала добро рангирање. Једно могуће објашњење је неподударање задатка обуке, који разликује типове машина и режиме, са промјенама унутар једне машине. Овај механизам није издвојен посебним експериментом, па се наводи као тумачење.</w:t>
       </w:r>
     </w:p>
     <w:p>
       <w:pPr>
         <w:pStyle w:val="Heading2"/>
       </w:pPr>
-      <w:bookmarkStart w:id="22" w:name="_Toc239182905"/>
+      <w:bookmarkStart w:id="22" w:name="_Toc239635393"/>
       <w:r>
         <w:rPr>
           <w:rFonts w:ascii="Arial" w:hAnsi="Arial"/>
         </w:rPr>
-        <w:lastRenderedPageBreak/>
         <w:t>4.3. Фаза 2 — статистика над мел сажетком</w:t>
       </w:r>
       <w:bookmarkEnd w:id="22"/>
@@ -11630,8 +11309,9 @@
         <w:keepNext/>
         <w:spacing w:before="200" w:after="60"/>
       </w:pPr>
-      <w:bookmarkStart w:id="23" w:name="_Toc239182956"/>
-      <w:r>
+      <w:bookmarkStart w:id="23" w:name="_Toc239635444"/>
+      <w:r>
+        <w:lastRenderedPageBreak/>
         <w:t>Табела 4.2. Статистички приступи над лог-мел сажетком</w:t>
       </w:r>
       <w:bookmarkEnd w:id="23"/>
@@ -11650,6 +11330,7 @@
       </w:tblGrid>
       <w:tr>
         <w:trPr>
+          <w:tblHeader/>
           <w:jc w:val="center"/>
         </w:trPr>
         <w:tc>
@@ -11658,6 +11339,7 @@
           </w:tcPr>
           <w:p>
             <w:pPr>
+              <w:keepNext/>
               <w:spacing w:after="40"/>
               <w:jc w:val="center"/>
             </w:pPr>
@@ -11676,6 +11358,7 @@
           </w:tcPr>
           <w:p>
             <w:pPr>
+              <w:keepNext/>
               <w:spacing w:after="40"/>
               <w:jc w:val="center"/>
             </w:pPr>
@@ -11694,6 +11377,7 @@
           </w:tcPr>
           <w:p>
             <w:pPr>
+              <w:keepNext/>
               <w:spacing w:after="40"/>
               <w:jc w:val="center"/>
             </w:pPr>
@@ -11709,6 +11393,7 @@
       </w:tr>
       <w:tr>
         <w:trPr>
+          <w:cantSplit/>
           <w:jc w:val="center"/>
         </w:trPr>
         <w:tc>
@@ -11763,6 +11448,7 @@
       </w:tr>
       <w:tr>
         <w:trPr>
+          <w:cantSplit/>
           <w:jc w:val="center"/>
         </w:trPr>
         <w:tc>
@@ -11817,6 +11503,7 @@
       </w:tr>
       <w:tr>
         <w:trPr>
+          <w:cantSplit/>
           <w:jc w:val="center"/>
         </w:trPr>
         <w:tc>
@@ -11871,6 +11558,7 @@
       </w:tr>
       <w:tr>
         <w:trPr>
+          <w:cantSplit/>
           <w:jc w:val="center"/>
         </w:trPr>
         <w:tc>
@@ -11925,6 +11613,7 @@
       </w:tr>
       <w:tr>
         <w:trPr>
+          <w:cantSplit/>
           <w:jc w:val="center"/>
         </w:trPr>
         <w:tc>
@@ -11979,6 +11668,7 @@
       </w:tr>
       <w:tr>
         <w:trPr>
+          <w:cantSplit/>
           <w:jc w:val="center"/>
         </w:trPr>
         <w:tc>
@@ -12033,6 +11723,7 @@
       </w:tr>
       <w:tr>
         <w:trPr>
+          <w:cantSplit/>
           <w:jc w:val="center"/>
         </w:trPr>
         <w:tc>
@@ -12113,7 +11804,7 @@
       <w:pPr>
         <w:pStyle w:val="Heading2"/>
       </w:pPr>
-      <w:bookmarkStart w:id="24" w:name="_Toc239182906"/>
+      <w:bookmarkStart w:id="24" w:name="_Toc239635394"/>
       <w:r>
         <w:rPr>
           <w:rFonts w:ascii="Arial" w:hAnsi="Arial"/>
@@ -12136,7 +11827,7 @@
         <w:keepNext/>
         <w:spacing w:before="200" w:after="60"/>
       </w:pPr>
-      <w:bookmarkStart w:id="25" w:name="_Toc239182957"/>
+      <w:bookmarkStart w:id="25" w:name="_Toc239635445"/>
       <w:r>
         <w:t>Табела 4.3. Избор из рунди над оцјењивачем</w:t>
       </w:r>
@@ -12156,6 +11847,7 @@
       </w:tblGrid>
       <w:tr>
         <w:trPr>
+          <w:tblHeader/>
           <w:jc w:val="center"/>
         </w:trPr>
         <w:tc>
@@ -12164,6 +11856,7 @@
           </w:tcPr>
           <w:p>
             <w:pPr>
+              <w:keepNext/>
               <w:spacing w:after="40"/>
               <w:jc w:val="center"/>
             </w:pPr>
@@ -12182,6 +11875,7 @@
           </w:tcPr>
           <w:p>
             <w:pPr>
+              <w:keepNext/>
               <w:spacing w:after="40"/>
               <w:jc w:val="center"/>
             </w:pPr>
@@ -12200,6 +11894,7 @@
           </w:tcPr>
           <w:p>
             <w:pPr>
+              <w:keepNext/>
               <w:spacing w:after="40"/>
               <w:jc w:val="center"/>
             </w:pPr>
@@ -12215,6 +11910,7 @@
       </w:tr>
       <w:tr>
         <w:trPr>
+          <w:cantSplit/>
           <w:jc w:val="center"/>
         </w:trPr>
         <w:tc>
@@ -12269,6 +11965,7 @@
       </w:tr>
       <w:tr>
         <w:trPr>
+          <w:cantSplit/>
           <w:jc w:val="center"/>
         </w:trPr>
         <w:tc>
@@ -12323,6 +12020,7 @@
       </w:tr>
       <w:tr>
         <w:trPr>
+          <w:cantSplit/>
           <w:jc w:val="center"/>
         </w:trPr>
         <w:tc>
@@ -12377,6 +12075,7 @@
       </w:tr>
       <w:tr>
         <w:trPr>
+          <w:cantSplit/>
           <w:jc w:val="center"/>
         </w:trPr>
         <w:tc>
@@ -12431,6 +12130,7 @@
       </w:tr>
       <w:tr>
         <w:trPr>
+          <w:cantSplit/>
           <w:jc w:val="center"/>
         </w:trPr>
         <w:tc>
@@ -12485,6 +12185,7 @@
       </w:tr>
       <w:tr>
         <w:trPr>
+          <w:cantSplit/>
           <w:jc w:val="center"/>
         </w:trPr>
         <w:tc>
@@ -12539,6 +12240,7 @@
       </w:tr>
       <w:tr>
         <w:trPr>
+          <w:cantSplit/>
           <w:jc w:val="center"/>
         </w:trPr>
         <w:tc>
@@ -12593,6 +12295,7 @@
       </w:tr>
       <w:tr>
         <w:trPr>
+          <w:cantSplit/>
           <w:jc w:val="center"/>
         </w:trPr>
         <w:tc>
@@ -12647,6 +12350,7 @@
       </w:tr>
       <w:tr>
         <w:trPr>
+          <w:cantSplit/>
           <w:jc w:val="center"/>
         </w:trPr>
         <w:tc>
@@ -12701,6 +12405,7 @@
       </w:tr>
       <w:tr>
         <w:trPr>
+          <w:cantSplit/>
           <w:jc w:val="center"/>
         </w:trPr>
         <w:tc>
@@ -12715,14 +12420,7 @@
               <w:rPr>
                 <w:sz w:val="20"/>
               </w:rPr>
-              <w:t xml:space="preserve">Робусна коваријанса </w:t>
-            </w:r>
-            <w:r>
-              <w:rPr>
-                <w:sz w:val="20"/>
-              </w:rPr>
-              <w:lastRenderedPageBreak/>
-              <w:t>(MinCovDet)</w:t>
+              <w:t>Робусна коваријанса (MinCovDet)</w:t>
             </w:r>
           </w:p>
         </w:tc>
@@ -12739,7 +12437,6 @@
               <w:rPr>
                 <w:sz w:val="20"/>
               </w:rPr>
-              <w:lastRenderedPageBreak/>
               <w:t>0,607–0,682</w:t>
             </w:r>
           </w:p>
@@ -12763,6 +12460,7 @@
       </w:tr>
       <w:tr>
         <w:trPr>
+          <w:cantSplit/>
           <w:jc w:val="center"/>
         </w:trPr>
         <w:tc>
@@ -12827,7 +12525,11 @@
         <w:ind w:firstLine="0"/>
       </w:pPr>
       <w:r>
-        <w:t>Налаз о скупљању коваријансе мијења тумачење ранијег негативног резултата. „Богатији сажетак“ из друге фазе није пао зато што је идеја лоша, него зато што је матрица димензија 1280×1280 процијењена из 990 снимака математички неодржива. Када је скупљање уведено, већи број димензија престао је да буде казна.</w:t>
+        <w:t xml:space="preserve">Налаз о скупљању коваријансе мијења тумачење ранијег негативног резултата. „Богатији сажетак“ из друге фазе није пао зато што је идеја лоша, него зато што је матрица димензија </w:t>
+      </w:r>
+      <w:r>
+        <w:lastRenderedPageBreak/>
+        <w:t>1280×1280 процијењена из 990 снимака математички неодржива. Када је скупљање уведено, већи број димензија престао је да буде казна.</w:t>
       </w:r>
     </w:p>
     <w:p>
@@ -12842,7 +12544,7 @@
       <w:pPr>
         <w:pStyle w:val="Heading2"/>
       </w:pPr>
-      <w:bookmarkStart w:id="26" w:name="_Toc239182907"/>
+      <w:bookmarkStart w:id="26" w:name="_Toc239635395"/>
       <w:r>
         <w:rPr>
           <w:rFonts w:ascii="Arial" w:hAnsi="Arial"/>
@@ -12865,7 +12567,7 @@
         <w:keepNext/>
         <w:spacing w:before="200" w:after="60"/>
       </w:pPr>
-      <w:bookmarkStart w:id="27" w:name="_Toc239182958"/>
+      <w:bookmarkStart w:id="27" w:name="_Toc239635446"/>
       <w:r>
         <w:t>Табела 4.4. Варијанте спектралног обиљежја високе резолуције</w:t>
       </w:r>
@@ -12885,6 +12587,7 @@
       </w:tblGrid>
       <w:tr>
         <w:trPr>
+          <w:tblHeader/>
           <w:jc w:val="center"/>
         </w:trPr>
         <w:tc>
@@ -12893,6 +12596,7 @@
           </w:tcPr>
           <w:p>
             <w:pPr>
+              <w:keepNext/>
               <w:spacing w:after="40"/>
               <w:jc w:val="center"/>
             </w:pPr>
@@ -12911,6 +12615,7 @@
           </w:tcPr>
           <w:p>
             <w:pPr>
+              <w:keepNext/>
               <w:spacing w:after="40"/>
               <w:jc w:val="center"/>
             </w:pPr>
@@ -12929,6 +12634,7 @@
           </w:tcPr>
           <w:p>
             <w:pPr>
+              <w:keepNext/>
               <w:spacing w:after="40"/>
               <w:jc w:val="center"/>
             </w:pPr>
@@ -12944,6 +12650,7 @@
       </w:tr>
       <w:tr>
         <w:trPr>
+          <w:cantSplit/>
           <w:jc w:val="center"/>
         </w:trPr>
         <w:tc>
@@ -12999,6 +12706,7 @@
       </w:tr>
       <w:tr>
         <w:trPr>
+          <w:cantSplit/>
           <w:jc w:val="center"/>
         </w:trPr>
         <w:tc>
@@ -13060,6 +12768,7 @@
       </w:tr>
       <w:tr>
         <w:trPr>
+          <w:cantSplit/>
           <w:jc w:val="center"/>
         </w:trPr>
         <w:tc>
@@ -13121,6 +12830,7 @@
       </w:tr>
       <w:tr>
         <w:trPr>
+          <w:cantSplit/>
           <w:jc w:val="center"/>
         </w:trPr>
         <w:tc>
@@ -13175,6 +12885,7 @@
       </w:tr>
       <w:tr>
         <w:trPr>
+          <w:cantSplit/>
           <w:jc w:val="center"/>
         </w:trPr>
         <w:tc>
@@ -13236,6 +12947,7 @@
       </w:tr>
       <w:tr>
         <w:trPr>
+          <w:cantSplit/>
           <w:jc w:val="center"/>
         </w:trPr>
         <w:tc>
@@ -13333,9 +13045,8 @@
         <w:rPr>
           <w:noProof/>
         </w:rPr>
-        <w:lastRenderedPageBreak/>
         <w:drawing>
-          <wp:inline distT="0" distB="0" distL="0" distR="0" wp14:anchorId="48EDE671" wp14:editId="69AE4E6C">
+          <wp:inline distT="0" distB="0" distL="0" distR="0" wp14:anchorId="56D00C2B" wp14:editId="066FA84A">
             <wp:extent cx="5040000" cy="2263304"/>
             <wp:effectExtent l="0" t="0" r="0" b="0"/>
             <wp:docPr id="2" name="Picture 2"/>
@@ -13375,7 +13086,7 @@
       <w:pPr>
         <w:pStyle w:val="Potpisslike"/>
       </w:pPr>
-      <w:bookmarkStart w:id="28" w:name="_Toc239182949"/>
+      <w:bookmarkStart w:id="28" w:name="_Toc239635437"/>
       <w:r>
         <w:t>Слика 4.1. Спектар нормалног рада вентилатора при двије резолуције; при размаку од 15,6 Hz хармонијске линије се стапају, а при 1,95 Hz остају раздвојене</w:t>
       </w:r>
@@ -13386,7 +13097,7 @@
         <w:pStyle w:val="BodyText"/>
       </w:pPr>
       <w:r>
-        <w:t>Занимљиво је да медијана центра, која је у мел простору доносила три поена, у овом простору не доноси ништа. Објашњење је да је медијана помагала зато што је мел простор био шумнији; у чистијем спектралном простору робусност више нема шта да поправља. Колико калибрација мора да траје показује Табела 4.5.</w:t>
+        <w:t>Медијана центра, која је помагала у ранијем мел простору, у овој рунди не надмашује средњу вриједност. Различита расподјела обиљежја је могуће објашњење, али није посебно изолована. Табела 4.5 приказује зависност рангирања од броја калибрационих исјечака.</w:t>
       </w:r>
     </w:p>
     <w:p>
@@ -13395,8 +13106,9 @@
         <w:keepNext/>
         <w:spacing w:before="200" w:after="60"/>
       </w:pPr>
-      <w:bookmarkStart w:id="29" w:name="_Toc239182959"/>
-      <w:r>
+      <w:bookmarkStart w:id="29" w:name="_Toc239635447"/>
+      <w:r>
+        <w:lastRenderedPageBreak/>
         <w:t>Табела 4.5. Зависност AUC од трајања калибрације (коначно обиљежје)</w:t>
       </w:r>
       <w:bookmarkEnd w:id="29"/>
@@ -13418,6 +13130,7 @@
       </w:tblGrid>
       <w:tr>
         <w:trPr>
+          <w:tblHeader/>
           <w:jc w:val="center"/>
         </w:trPr>
         <w:tc>
@@ -13426,6 +13139,7 @@
           </w:tcPr>
           <w:p>
             <w:pPr>
+              <w:keepNext/>
               <w:spacing w:after="40"/>
               <w:jc w:val="center"/>
             </w:pPr>
@@ -13444,6 +13158,7 @@
           </w:tcPr>
           <w:p>
             <w:pPr>
+              <w:keepNext/>
               <w:spacing w:after="40"/>
               <w:jc w:val="center"/>
             </w:pPr>
@@ -13462,6 +13177,7 @@
           </w:tcPr>
           <w:p>
             <w:pPr>
+              <w:keepNext/>
               <w:spacing w:after="40"/>
               <w:jc w:val="center"/>
             </w:pPr>
@@ -13480,6 +13196,7 @@
           </w:tcPr>
           <w:p>
             <w:pPr>
+              <w:keepNext/>
               <w:spacing w:after="40"/>
               <w:jc w:val="center"/>
             </w:pPr>
@@ -13498,6 +13215,7 @@
           </w:tcPr>
           <w:p>
             <w:pPr>
+              <w:keepNext/>
               <w:spacing w:after="40"/>
               <w:jc w:val="center"/>
             </w:pPr>
@@ -13516,6 +13234,7 @@
           </w:tcPr>
           <w:p>
             <w:pPr>
+              <w:keepNext/>
               <w:spacing w:after="40"/>
               <w:jc w:val="center"/>
             </w:pPr>
@@ -13531,6 +13250,7 @@
       </w:tr>
       <w:tr>
         <w:trPr>
+          <w:cantSplit/>
           <w:jc w:val="center"/>
         </w:trPr>
         <w:tc>
@@ -13647,14 +13367,14 @@
         <w:ind w:firstLine="0"/>
       </w:pPr>
       <w:r>
-        <w:t>Већ 50 s калибрације прелази постављени циљ од 0,80, а крива је равна послије 200 s. Трајање калибрације зато није уско грло, што је било важно за одлуку о томе колико дуго уређај мора да слуша прије него што постане употребљив.</w:t>
+        <w:t>Већ пет нормалних исјечака даје развојни AUC изнад 0,80. Ова табела описује само учење локалног центра и рангирање; не обухвата вријеме извођења и провјере алармног прага. Повећање броја исјечака и даље доноси одређени добитак, уз дуже учење.</w:t>
       </w:r>
     </w:p>
     <w:p>
       <w:pPr>
         <w:pStyle w:val="Heading2"/>
       </w:pPr>
-      <w:bookmarkStart w:id="30" w:name="_Toc239182908"/>
+      <w:bookmarkStart w:id="30" w:name="_Toc239635396"/>
       <w:r>
         <w:rPr>
           <w:rFonts w:ascii="Arial" w:hAnsi="Arial"/>
@@ -13677,7 +13397,7 @@
         <w:keepNext/>
         <w:spacing w:before="200" w:after="60"/>
       </w:pPr>
-      <w:bookmarkStart w:id="31" w:name="_Toc239182960"/>
+      <w:bookmarkStart w:id="31" w:name="_Toc239635448"/>
       <w:r>
         <w:t>Табела 4.6. Поређење обиљежја по машинама, канонска евалуација (</w:t>
       </w:r>
@@ -13707,6 +13427,7 @@
       </w:tblGrid>
       <w:tr>
         <w:trPr>
+          <w:tblHeader/>
           <w:jc w:val="center"/>
         </w:trPr>
         <w:tc>
@@ -13715,6 +13436,7 @@
           </w:tcPr>
           <w:p>
             <w:pPr>
+              <w:keepNext/>
               <w:spacing w:after="40"/>
               <w:jc w:val="center"/>
             </w:pPr>
@@ -13733,6 +13455,7 @@
           </w:tcPr>
           <w:p>
             <w:pPr>
+              <w:keepNext/>
               <w:spacing w:after="40"/>
               <w:jc w:val="center"/>
             </w:pPr>
@@ -13751,6 +13474,7 @@
           </w:tcPr>
           <w:p>
             <w:pPr>
+              <w:keepNext/>
               <w:spacing w:after="40"/>
               <w:jc w:val="center"/>
             </w:pPr>
@@ -13769,6 +13493,7 @@
           </w:tcPr>
           <w:p>
             <w:pPr>
+              <w:keepNext/>
               <w:spacing w:after="40"/>
               <w:jc w:val="center"/>
             </w:pPr>
@@ -13784,6 +13509,7 @@
       </w:tr>
       <w:tr>
         <w:trPr>
+          <w:cantSplit/>
           <w:jc w:val="center"/>
         </w:trPr>
         <w:tc>
@@ -13858,6 +13584,7 @@
       </w:tr>
       <w:tr>
         <w:trPr>
+          <w:cantSplit/>
           <w:jc w:val="center"/>
         </w:trPr>
         <w:tc>
@@ -13930,6 +13657,7 @@
       </w:tr>
       <w:tr>
         <w:trPr>
+          <w:cantSplit/>
           <w:jc w:val="center"/>
         </w:trPr>
         <w:tc>
@@ -14002,6 +13730,7 @@
       </w:tr>
       <w:tr>
         <w:trPr>
+          <w:cantSplit/>
           <w:jc w:val="center"/>
         </w:trPr>
         <w:tc>
@@ -14074,6 +13803,7 @@
       </w:tr>
       <w:tr>
         <w:trPr>
+          <w:cantSplit/>
           <w:jc w:val="center"/>
         </w:trPr>
         <w:tc>
@@ -14146,6 +13876,7 @@
       </w:tr>
       <w:tr>
         <w:trPr>
+          <w:cantSplit/>
           <w:jc w:val="center"/>
         </w:trPr>
         <w:tc>
@@ -14218,6 +13949,7 @@
       </w:tr>
       <w:tr>
         <w:trPr>
+          <w:cantSplit/>
           <w:jc w:val="center"/>
         </w:trPr>
         <w:tc>
@@ -14300,21 +14032,7 @@
         <w:ind w:firstLine="0"/>
       </w:pPr>
       <w:r>
-        <w:t xml:space="preserve">Обиљежје </w:t>
-      </w:r>
-      <w:r>
-        <w:rPr>
-          <w:rFonts w:ascii="Courier New" w:hAnsi="Courier New"/>
-          <w:sz w:val="20"/>
-        </w:rPr>
-        <w:t>psd_shape</w:t>
-      </w:r>
-      <w:r>
-        <w:t xml:space="preserve"> побјеђује на двије од седам машина, а по хармонијској средини — која је званична мјера такмичења — лошије је од мел основе. Физички разлог је очекиван: уске хармонијске линије постоје код ротационих машина, али не код вентила који је </w:t>
-      </w:r>
-      <w:r>
-        <w:lastRenderedPageBreak/>
-        <w:t>импулсиван, клизача код којег доминира трење, или играчке. Тамо висока фреквенцијска резолуција не доноси ништа, а троши димензије и погоршава процјену коваријансе.</w:t>
+        <w:t>Обиљежје psd_shape даје већи AUC на двије од седам машина у овом протоколу. На осталима је боље најмање једно мел обиљежје. Различита спектрална структура машина може објаснити дио разлике, али из ових резултата није утврђен посебан физички узрок за сваку машину. Табела није званични укупни резултат DCASE такмичења.</w:t>
       </w:r>
     </w:p>
     <w:p>
@@ -14347,12 +14065,12 @@
       <w:pPr>
         <w:pStyle w:val="Heading2"/>
       </w:pPr>
-      <w:bookmarkStart w:id="32" w:name="_Toc239182909"/>
+      <w:bookmarkStart w:id="32" w:name="_Toc239635397"/>
       <w:r>
         <w:rPr>
           <w:rFonts w:ascii="Arial" w:hAnsi="Arial"/>
         </w:rPr>
-        <w:t>4.7. Фаза 5 — шест унапријед наведених алтернатива</w:t>
+        <w:t>4.7. Фаза 5 — поређење алтернативних обиљежја</w:t>
       </w:r>
       <w:bookmarkEnd w:id="32"/>
     </w:p>
@@ -14361,16 +14079,7 @@
         <w:pStyle w:val="BodyText"/>
       </w:pPr>
       <w:r>
-        <w:t xml:space="preserve">Све претходне фазе биле су покушаји да се нађе боље обиљежје, и сваки је био мотивисан оним што је претходни пропустио. Ова фаза је први пут поступила обрнуто: узето је шест праваца које је план навео </w:t>
-      </w:r>
-      <w:r>
-        <w:rPr>
-          <w:b/>
-        </w:rPr>
-        <w:t>унапријед</w:t>
-      </w:r>
-      <w:r>
-        <w:t>, измјерени су сви одједном под истим подјелама, и резултат је објављен какав год био. Кандидати су били у коду прије него што је иједан аномални исјечак отворен, а листа се није мијењала према резултату. Резултати свих шест дати су у Табели 4.7.</w:t>
+        <w:t>У наредној рунди поређено је седам кандидата са основним обиљежјем на истих двадесет калибрационих подјела. Листа је фиксирана прије те рунде евалуације. То обезбјеђује упарено поређење унутар рунде, али не уклања ранији увид у развојне резултате. Све конфигурације су дате у Табели 4.7.</w:t>
       </w:r>
     </w:p>
     <w:p>
@@ -14379,9 +14088,9 @@
         <w:keepNext/>
         <w:spacing w:before="200" w:after="60"/>
       </w:pPr>
-      <w:bookmarkStart w:id="33" w:name="_Toc239182961"/>
-      <w:r>
-        <w:t>Табела 4.7. Шест унапријед наведених алтернатива (</w:t>
+      <w:bookmarkStart w:id="33" w:name="_Toc239635449"/>
+      <w:r>
+        <w:t>Табела 4.7. Седам алтернатива и основно обиљежје (</w:t>
       </w:r>
       <w:r>
         <w:rPr>
@@ -14409,6 +14118,7 @@
       </w:tblGrid>
       <w:tr>
         <w:trPr>
+          <w:tblHeader/>
           <w:jc w:val="center"/>
         </w:trPr>
         <w:tc>
@@ -14417,6 +14127,7 @@
           </w:tcPr>
           <w:p>
             <w:pPr>
+              <w:keepNext/>
               <w:spacing w:after="40"/>
               <w:jc w:val="center"/>
             </w:pPr>
@@ -14435,6 +14146,7 @@
           </w:tcPr>
           <w:p>
             <w:pPr>
+              <w:keepNext/>
               <w:spacing w:after="40"/>
               <w:jc w:val="center"/>
             </w:pPr>
@@ -14453,6 +14165,7 @@
           </w:tcPr>
           <w:p>
             <w:pPr>
+              <w:keepNext/>
               <w:spacing w:after="40"/>
               <w:jc w:val="center"/>
             </w:pPr>
@@ -14471,6 +14184,7 @@
           </w:tcPr>
           <w:p>
             <w:pPr>
+              <w:keepNext/>
               <w:spacing w:after="40"/>
               <w:jc w:val="center"/>
             </w:pPr>
@@ -14486,6 +14200,7 @@
       </w:tr>
       <w:tr>
         <w:trPr>
+          <w:cantSplit/>
           <w:jc w:val="center"/>
         </w:trPr>
         <w:tc>
@@ -14558,6 +14273,7 @@
       </w:tr>
       <w:tr>
         <w:trPr>
+          <w:cantSplit/>
           <w:jc w:val="center"/>
         </w:trPr>
         <w:tc>
@@ -14630,6 +14346,7 @@
       </w:tr>
       <w:tr>
         <w:trPr>
+          <w:cantSplit/>
           <w:jc w:val="center"/>
         </w:trPr>
         <w:tc>
@@ -14702,6 +14419,7 @@
       </w:tr>
       <w:tr>
         <w:trPr>
+          <w:cantSplit/>
           <w:jc w:val="center"/>
         </w:trPr>
         <w:tc>
@@ -14717,6 +14435,7 @@
                 <w:rFonts w:ascii="Courier New" w:hAnsi="Courier New"/>
                 <w:sz w:val="18"/>
               </w:rPr>
+              <w:lastRenderedPageBreak/>
               <w:t>psd_logratio</w:t>
             </w:r>
           </w:p>
@@ -14774,6 +14493,7 @@
       </w:tr>
       <w:tr>
         <w:trPr>
+          <w:cantSplit/>
           <w:jc w:val="center"/>
         </w:trPr>
         <w:tc>
@@ -14846,6 +14566,7 @@
       </w:tr>
       <w:tr>
         <w:trPr>
+          <w:cantSplit/>
           <w:jc w:val="center"/>
         </w:trPr>
         <w:tc>
@@ -14918,6 +14639,7 @@
       </w:tr>
       <w:tr>
         <w:trPr>
+          <w:cantSplit/>
           <w:jc w:val="center"/>
         </w:trPr>
         <w:tc>
@@ -14990,6 +14712,7 @@
       </w:tr>
       <w:tr>
         <w:trPr>
+          <w:cantSplit/>
           <w:jc w:val="center"/>
         </w:trPr>
         <w:tc>
@@ -15072,7 +14795,7 @@
         <w:ind w:firstLine="0"/>
       </w:pPr>
       <w:r>
-        <w:t>Ниједан кандидат не побјеђује. Једини позитиван помак од 0,001 је двадесет пута мањи од сопственог расипања по подјели, па није побољшање него шум.</w:t>
+        <w:t>Комбинација са транзијентним обиљежјима даје мали позитиван помак од око 0,0012 AUC. Поређење тог помака са стандардном девијацијом појединачних резултата није тест статистичке значајности. За такав закључак потребан је интервал упарених разлика и независна провјера; постојећи резултат није довољан разлог за сложенији модел.</w:t>
       </w:r>
     </w:p>
     <w:p>
@@ -15080,10 +14803,7 @@
         <w:pStyle w:val="BodyText"/>
       </w:pPr>
       <w:r>
-        <w:t>Механизам пада сваког кандидата је забиљежен, јер је то корисније од саме бројке. Приступи засновани на реду и режиму почивају на претпоставци да ознаке брзине у скупу значе различиту обртну брзину. Процјена основне фреквенције дала је 34,0 Hz за све три брзине. Први рефлекс је био да је процјена покварена, па је урађена контрола независна од ње — положај тоналних врхова изнад спектралне позадине. Врхови се поклапају унутар једне тачке спектра за све три брзине. Брзине се, дакле, у овом скупу не разликују п</w:t>
-      </w:r>
-      <w:r>
-        <w:t>о обртној фреквенцији него по широкопојасном нивоу; процјена је била исправна, а пресликавање осе је само изгубило резолуцију.</w:t>
+        <w:t>Процијењена основна фреквенција остаје око 34 Hz за три ознаке брзине, а доминантни врхови се поклапају унутар једне спектралне тачке. То ограничава корисност испробаног пресликавања у ред обртања. Без тахометра или потврде аутора скупа није доказано да је стварна брзина вратила иста; ознака и акустички врх не морају представљати исту физичку величину.</w:t>
       </w:r>
     </w:p>
     <w:p>
@@ -15099,15 +14819,14 @@
         <w:pStyle w:val="BodyText"/>
       </w:pPr>
       <w:r>
-        <w:lastRenderedPageBreak/>
-        <w:t>Ова фаза није дала бољи модел, али је дала двије друге ствари. Прва је потврда да су ограничења у фирмверу била исправна: фирмвер је одбијао да тврди промјену брзине, амбијенталну буку или механичку аномалију као категорију, јер доказа није било. Ова фаза је доказе потражила по све три линије и није их нашла. Друга је преусмјеравање на право уско грло: када шест алтернатива не помјери обиљежје, а праг се између двије калибрације разликује шеснаест пута, даље улагање у обиљежје нема смисла.</w:t>
+        <w:t>У овој рунди није утврђена предност која би оправдала сложенији уграђени модел. Даљи развој зато је усмјерен на калибрацију и алармну политику. Негативни налази остају ограничени на испитане конфигурације и не искључују друге двоканалне или транзијентне приступе.</w:t>
       </w:r>
     </w:p>
     <w:p>
       <w:pPr>
         <w:pStyle w:val="Heading2"/>
       </w:pPr>
-      <w:bookmarkStart w:id="34" w:name="_Toc239182910"/>
+      <w:bookmarkStart w:id="34" w:name="_Toc239635398"/>
       <w:r>
         <w:rPr>
           <w:rFonts w:ascii="Arial" w:hAnsi="Arial"/>
@@ -15130,7 +14849,7 @@
         <w:keepNext/>
         <w:spacing w:before="200" w:after="60"/>
       </w:pPr>
-      <w:bookmarkStart w:id="35" w:name="_Toc239182962"/>
+      <w:bookmarkStart w:id="35" w:name="_Toc239635450"/>
       <w:r>
         <w:t>Табела 4.8. Временска правила одлучивања (40 подјела, 2000 нормалних прозора)</w:t>
       </w:r>
@@ -15151,6 +14870,7 @@
       </w:tblGrid>
       <w:tr>
         <w:trPr>
+          <w:tblHeader/>
           <w:jc w:val="center"/>
         </w:trPr>
         <w:tc>
@@ -15159,6 +14879,7 @@
           </w:tcPr>
           <w:p>
             <w:pPr>
+              <w:keepNext/>
               <w:spacing w:after="40"/>
               <w:jc w:val="center"/>
             </w:pPr>
@@ -15177,6 +14898,7 @@
           </w:tcPr>
           <w:p>
             <w:pPr>
+              <w:keepNext/>
               <w:spacing w:after="40"/>
               <w:jc w:val="center"/>
             </w:pPr>
@@ -15195,6 +14917,7 @@
           </w:tcPr>
           <w:p>
             <w:pPr>
+              <w:keepNext/>
               <w:spacing w:after="40"/>
               <w:jc w:val="center"/>
             </w:pPr>
@@ -15213,6 +14936,7 @@
           </w:tcPr>
           <w:p>
             <w:pPr>
+              <w:keepNext/>
               <w:spacing w:after="40"/>
               <w:jc w:val="center"/>
             </w:pPr>
@@ -15228,6 +14952,7 @@
       </w:tr>
       <w:tr>
         <w:trPr>
+          <w:cantSplit/>
           <w:jc w:val="center"/>
         </w:trPr>
         <w:tc>
@@ -15300,6 +15025,7 @@
       </w:tr>
       <w:tr>
         <w:trPr>
+          <w:cantSplit/>
           <w:jc w:val="center"/>
         </w:trPr>
         <w:tc>
@@ -15372,6 +15098,7 @@
       </w:tr>
       <w:tr>
         <w:trPr>
+          <w:cantSplit/>
           <w:jc w:val="center"/>
         </w:trPr>
         <w:tc>
@@ -15448,6 +15175,7 @@
       </w:tr>
       <w:tr>
         <w:trPr>
+          <w:cantSplit/>
           <w:jc w:val="center"/>
         </w:trPr>
         <w:tc>
@@ -15520,6 +15248,7 @@
       </w:tr>
       <w:tr>
         <w:trPr>
+          <w:cantSplit/>
           <w:jc w:val="center"/>
         </w:trPr>
         <w:tc>
@@ -15602,6 +15331,7 @@
         <w:ind w:firstLine="0"/>
       </w:pPr>
       <w:r>
+        <w:lastRenderedPageBreak/>
         <w:t xml:space="preserve">Измјерено је супротно од очекиваног. Обје стандардне технике по конструкцији преносе информацију кроз вријеме: код експоненцијалног усредњавања побуда од једног прозора остаје у статистици неколико прозора и сама допуни низ од три, а код кумулативне суме се акумулира. Обје су направљене да ухвате </w:t>
       </w:r>
       <w:r>
@@ -15628,14 +15358,14 @@
         <w:pStyle w:val="BodyText"/>
       </w:pPr>
       <w:r>
-        <w:t>Усвојена је хистереза са раздвојеним прагом уласка и изласка, која не уноси меморију о величини побуде, а преполовљује број алармних епизода када се акустика помјери. Ово је најјаснији примјер правила да стандардна техника није исто што и прикладна техника.</w:t>
+        <w:t>У овој ранијој симулацији хистереза смањује број епизода на другој машини са 11,16 на 5,40 на сат. Поређење не мјери детекцију физичких кварова. Завршни firmware користи засебно изведене апсолутне прагове уласка и изласка; ранији фактор изласка 0,7 није његова коначна поставка.</w:t>
       </w:r>
     </w:p>
     <w:p>
       <w:pPr>
         <w:pStyle w:val="Heading2"/>
       </w:pPr>
-      <w:bookmarkStart w:id="36" w:name="_Toc239182911"/>
+      <w:bookmarkStart w:id="36" w:name="_Toc239635399"/>
       <w:r>
         <w:rPr>
           <w:rFonts w:ascii="Arial" w:hAnsi="Arial"/>
@@ -15659,7 +15389,7 @@
         <w:keepNext/>
         <w:spacing w:before="200" w:after="60"/>
       </w:pPr>
-      <w:bookmarkStart w:id="37" w:name="_Toc239182963"/>
+      <w:bookmarkStart w:id="37" w:name="_Toc239635451"/>
       <w:r>
         <w:t>Табела 4.9. Напредак кроз фазе развоја</w:t>
       </w:r>
@@ -15679,6 +15409,7 @@
       </w:tblGrid>
       <w:tr>
         <w:trPr>
+          <w:tblHeader/>
           <w:jc w:val="center"/>
         </w:trPr>
         <w:tc>
@@ -15687,6 +15418,7 @@
           </w:tcPr>
           <w:p>
             <w:pPr>
+              <w:keepNext/>
               <w:spacing w:after="40"/>
               <w:jc w:val="center"/>
             </w:pPr>
@@ -15705,6 +15437,7 @@
           </w:tcPr>
           <w:p>
             <w:pPr>
+              <w:keepNext/>
               <w:spacing w:after="40"/>
               <w:jc w:val="center"/>
             </w:pPr>
@@ -15723,6 +15456,7 @@
           </w:tcPr>
           <w:p>
             <w:pPr>
+              <w:keepNext/>
               <w:spacing w:after="40"/>
               <w:jc w:val="center"/>
             </w:pPr>
@@ -15738,6 +15472,7 @@
       </w:tr>
       <w:tr>
         <w:trPr>
+          <w:cantSplit/>
           <w:jc w:val="center"/>
         </w:trPr>
         <w:tc>
@@ -15792,6 +15527,7 @@
       </w:tr>
       <w:tr>
         <w:trPr>
+          <w:cantSplit/>
           <w:jc w:val="center"/>
         </w:trPr>
         <w:tc>
@@ -15846,6 +15582,7 @@
       </w:tr>
       <w:tr>
         <w:trPr>
+          <w:cantSplit/>
           <w:jc w:val="center"/>
         </w:trPr>
         <w:tc>
@@ -15900,6 +15637,7 @@
       </w:tr>
       <w:tr>
         <w:trPr>
+          <w:cantSplit/>
           <w:jc w:val="center"/>
         </w:trPr>
         <w:tc>
@@ -15963,6 +15701,7 @@
       </w:tr>
       <w:tr>
         <w:trPr>
+          <w:cantSplit/>
           <w:jc w:val="center"/>
         </w:trPr>
         <w:tc>
@@ -15977,7 +15716,7 @@
               <w:rPr>
                 <w:sz w:val="20"/>
               </w:rPr>
-              <w:t>5. Шест алтернатива</w:t>
+              <w:t>5. Седам алтернатива</w:t>
             </w:r>
           </w:p>
         </w:tc>
@@ -16017,6 +15756,7 @@
       </w:tr>
       <w:tr>
         <w:trPr>
+          <w:cantSplit/>
           <w:jc w:val="center"/>
         </w:trPr>
         <w:tc>
@@ -16031,7 +15771,6 @@
               <w:rPr>
                 <w:sz w:val="20"/>
               </w:rPr>
-              <w:lastRenderedPageBreak/>
               <w:t>6. Временско правило</w:t>
             </w:r>
           </w:p>
@@ -16087,7 +15826,7 @@
           <w:noProof/>
         </w:rPr>
         <w:drawing>
-          <wp:inline distT="0" distB="0" distL="0" distR="0" wp14:anchorId="5F03691D" wp14:editId="20E45C3F">
+          <wp:inline distT="0" distB="0" distL="0" distR="0" wp14:anchorId="0497CA1F" wp14:editId="4E31B352">
             <wp:extent cx="5040000" cy="2173066"/>
             <wp:effectExtent l="0" t="0" r="0" b="0"/>
             <wp:docPr id="3" name="Picture 3"/>
@@ -16127,9 +15866,9 @@
       <w:pPr>
         <w:pStyle w:val="Potpisslike"/>
       </w:pPr>
-      <w:bookmarkStart w:id="38" w:name="_Toc239182950"/>
-      <w:r>
-        <w:t>Слика 4.2. Напредак најбољег измјереног AUC кроз фазе развоја; једина промјена обиљежја донијела је већи помак од дванаест варијанти оцјењивача заједно</w:t>
+      <w:bookmarkStart w:id="38" w:name="_Toc239635438"/>
+      <w:r>
+        <w:t>Слика 4.2. Најбољи развојни AUC по фазама; различити протоколи ограничавају директно поређење</w:t>
       </w:r>
       <w:bookmarkEnd w:id="38"/>
     </w:p>
@@ -16139,14 +15878,17 @@
         <w:ind w:firstLine="0"/>
       </w:pPr>
       <w:r>
-        <w:t>Напредак од 0,451 до 0,864 постигнут је уз потврђен рад на уређају. Из овог пута издвајају се поуке које вриједе и ван овог рада. Обиљежје носи више од оцјењивача: дванаест варијанти оцјењивача дало је седам поена, а једна промјена обиљежја петнаест. Негативан резултат на блиским параметрима не затвара правац — у ранијој табели неуспјеха стајало је да финији прозор од 4096 узорака са линеарним тракама даје 0,50 до 0,64, и то је зауставило истраживање на дуже вријеме, а побједник је био два параметра даље. К</w:t>
-      </w:r>
-      <w:r>
-        <w:t>оначно, „верификовано“ не значи „оптимално“: ранији улаз је био потврђен поређењем рачунара и уређаја и зато третиран као недодирљив, али верификација доказује да је имплементација тачна, не да је избор добар.</w:t>
-      </w:r>
-    </w:p>
-    <w:p>
-      <w:r>
+        <w:t>Развој показује значај избора обиљежја, регуларизације и засебне провјере прага. Најбоље вриједности појединих фаза потичу из различитих подјела и конфигурација. Због тога њихов хронолошки раст описује истраживачки пут, а не контролисани ефекат једне промјене.</w:t>
+      </w:r>
+    </w:p>
+    <w:p>
+      <w:pPr>
+        <w:spacing w:after="0" w:line="20" w:lineRule="exact"/>
+      </w:pPr>
+      <w:r>
+        <w:rPr>
+          <w:sz w:val="2"/>
+        </w:rPr>
         <w:br w:type="page"/>
       </w:r>
     </w:p>
@@ -16154,7 +15896,7 @@
       <w:pPr>
         <w:pStyle w:val="Heading1"/>
       </w:pPr>
-      <w:bookmarkStart w:id="39" w:name="_Toc239182912"/>
+      <w:bookmarkStart w:id="39" w:name="_Toc239635400"/>
       <w:r>
         <w:rPr>
           <w:rFonts w:ascii="Arial" w:hAnsi="Arial"/>
@@ -16176,7 +15918,7 @@
       <w:pPr>
         <w:pStyle w:val="Heading2"/>
       </w:pPr>
-      <w:bookmarkStart w:id="40" w:name="_Toc239182913"/>
+      <w:bookmarkStart w:id="40" w:name="_Toc239635401"/>
       <w:r>
         <w:rPr>
           <w:rFonts w:ascii="Arial" w:hAnsi="Arial"/>
@@ -16199,7 +15941,7 @@
         <w:keepNext/>
         <w:spacing w:before="200" w:after="60"/>
       </w:pPr>
-      <w:bookmarkStart w:id="41" w:name="_Toc239182964"/>
+      <w:bookmarkStart w:id="41" w:name="_Toc239635452"/>
       <w:r>
         <w:t>Табела 5.1. Повезивање микрофона INMP441</w:t>
       </w:r>
@@ -16219,6 +15961,7 @@
       </w:tblGrid>
       <w:tr>
         <w:trPr>
+          <w:tblHeader/>
           <w:jc w:val="center"/>
         </w:trPr>
         <w:tc>
@@ -16227,6 +15970,7 @@
           </w:tcPr>
           <w:p>
             <w:pPr>
+              <w:keepNext/>
               <w:spacing w:after="40"/>
               <w:jc w:val="center"/>
             </w:pPr>
@@ -16245,6 +15989,7 @@
           </w:tcPr>
           <w:p>
             <w:pPr>
+              <w:keepNext/>
               <w:spacing w:after="40"/>
               <w:jc w:val="center"/>
             </w:pPr>
@@ -16263,6 +16008,7 @@
           </w:tcPr>
           <w:p>
             <w:pPr>
+              <w:keepNext/>
               <w:spacing w:after="40"/>
               <w:jc w:val="center"/>
             </w:pPr>
@@ -16278,6 +16024,7 @@
       </w:tr>
       <w:tr>
         <w:trPr>
+          <w:cantSplit/>
           <w:jc w:val="center"/>
         </w:trPr>
         <w:tc>
@@ -16331,6 +16078,7 @@
       </w:tr>
       <w:tr>
         <w:trPr>
+          <w:cantSplit/>
           <w:jc w:val="center"/>
         </w:trPr>
         <w:tc>
@@ -16384,6 +16132,7 @@
       </w:tr>
       <w:tr>
         <w:trPr>
+          <w:cantSplit/>
           <w:jc w:val="center"/>
         </w:trPr>
         <w:tc>
@@ -16437,6 +16186,7 @@
       </w:tr>
       <w:tr>
         <w:trPr>
+          <w:cantSplit/>
           <w:jc w:val="center"/>
         </w:trPr>
         <w:tc>
@@ -16490,6 +16240,7 @@
       </w:tr>
       <w:tr>
         <w:trPr>
+          <w:cantSplit/>
           <w:jc w:val="center"/>
         </w:trPr>
         <w:tc>
@@ -16543,6 +16294,7 @@
       </w:tr>
       <w:tr>
         <w:trPr>
+          <w:cantSplit/>
           <w:jc w:val="center"/>
         </w:trPr>
         <w:tc>
@@ -16607,7 +16359,7 @@
         <w:ind w:firstLine="0"/>
       </w:pPr>
       <w:r>
-        <w:t xml:space="preserve">Сигналне везе до микрофона држе се краћим од 10 cm због интегритета дигиталног сигнала. Тастер за покретање калибрације везан је на GPIO 10 према маси, уз унутрашњи </w:t>
+        <w:t xml:space="preserve">Препоручене су кратке сигналне везе до микрофона. Предвиђен је тастер између GPIO 10 и масе, уз унутрашњи </w:t>
       </w:r>
       <w:r>
         <w:rPr>
@@ -16616,7 +16368,7 @@
         <w:t>pull-up</w:t>
       </w:r>
       <w:r>
-        <w:t xml:space="preserve"> отпорник, а двије свјетлеће диоде на GPIO 2 и GPIO 11 преко отпорника од 220 до 330 Ω. Пинови 35, 36 и 37 се не користе јер их заузима октална псеудостатичка меморија. Цијела шема повезивања дата је на Слици 5.1.</w:t>
+        <w:t>, зелена диода на GPIO 2 преко 100 Ω и црвена на GPIO 11 преко 330 Ω. Уређај остаје на протоборду MB-102 према одлуци од 2. септембра. Завршно повезивање тастера и диода није потврђено мјерењем; у сачуваним тестовима коришћен је виртуелни тастер преко исте оператерске логике. Шема је дата на Слици 5.1.</w:t>
       </w:r>
     </w:p>
     <w:p>
@@ -16630,7 +16382,7 @@
           <w:noProof/>
         </w:rPr>
         <w:drawing>
-          <wp:inline distT="0" distB="0" distL="0" distR="0" wp14:anchorId="73B3A723" wp14:editId="4E1FEA24">
+          <wp:inline distT="0" distB="0" distL="0" distR="0" wp14:anchorId="63B92322" wp14:editId="5085C118">
             <wp:extent cx="5040000" cy="2168293"/>
             <wp:effectExtent l="0" t="0" r="0" b="0"/>
             <wp:docPr id="4" name="Picture 4"/>
@@ -16670,7 +16422,7 @@
       <w:pPr>
         <w:pStyle w:val="Potpisslike"/>
       </w:pPr>
-      <w:bookmarkStart w:id="42" w:name="_Toc239182951"/>
+      <w:bookmarkStart w:id="42" w:name="_Toc239635439"/>
       <w:r>
         <w:t>Слика 5.1. Шема повезивања микрофона, тастера и сигналних диода на модул ESP32-S3</w:t>
       </w:r>
@@ -16680,7 +16432,7 @@
       <w:pPr>
         <w:pStyle w:val="Heading2"/>
       </w:pPr>
-      <w:bookmarkStart w:id="43" w:name="_Toc239182914"/>
+      <w:bookmarkStart w:id="43" w:name="_Toc239635402"/>
       <w:r>
         <w:rPr>
           <w:rFonts w:ascii="Arial" w:hAnsi="Arial"/>
@@ -16706,14 +16458,14 @@
         <w:pStyle w:val="BodyText"/>
       </w:pPr>
       <w:r>
-        <w:t>Та разлика је важнија него што изгледа. Кумулативни бројач изгубљених узорака показује велику вриједност јер уређај у празном ходу, док чека притисак тастера, не празни кружни бафер. То нису изгубљени мјерни узорци. Мјеродавна је разлика по прозору током мјерења, и она је у свим пријављеним резултатима једнака нули.</w:t>
+        <w:t>У старијим мјерењима кумулативни бројач укључивао је узорке одбачене док уређај чека оператера. Актуелни фирмвер празни бафер и ресетује бројач на почетку сесије. За прозоре мјерења провјерава се и разлика бројача, која је у два завршна записа нула. То је доказ одсуства пријављених губитака, а не независна провјера сваког I2S узорка.</w:t>
       </w:r>
     </w:p>
     <w:p>
       <w:pPr>
         <w:pStyle w:val="Heading2"/>
       </w:pPr>
-      <w:bookmarkStart w:id="44" w:name="_Toc239182915"/>
+      <w:bookmarkStart w:id="44" w:name="_Toc239635403"/>
       <w:r>
         <w:rPr>
           <w:rFonts w:ascii="Arial" w:hAnsi="Arial"/>
@@ -16727,7 +16479,7 @@
         <w:pStyle w:val="BodyText"/>
       </w:pPr>
       <w:r>
-        <w:t>Обиљежје се рачуна у сљедећим корацима. Прозор од 10 s покрива се са 39 преклапајућих сегмената дужине 8192 узорка са кораком од 4096. Над сваким сегментом примјењује се прозорска функција и брза Фуријеова трансформација, а квадрати модула се усредњавају. Добијени спектар се сажима у 96 логаритамски распоређених трака између 10 и 4000 Hz, логаритмује и нормализује одузимањем скаларне средње вриједности.</w:t>
+        <w:t>Прозор од 10 s покрива се са 38 потпуних преклапајућих сегмената дужине 8192 узорка, са кораком 4096. Преосталих 256 узорака не улази у нови потпуни сегмент. Примјењује се периодични Ханов прозор, а усредњени спектар снаге сажима се у 96 логаритамских трака од 10 до 4000 Hz. Користи се логаритам основе десет и одузима средња вриједност вектора.</w:t>
       </w:r>
     </w:p>
     <w:p>
@@ -16744,7 +16496,7 @@
         <w:keepNext/>
         <w:spacing w:before="200" w:after="60"/>
       </w:pPr>
-      <w:bookmarkStart w:id="45" w:name="_Toc239182965"/>
+      <w:bookmarkStart w:id="45" w:name="_Toc239635453"/>
       <w:r>
         <w:t>Табела 5.2. Мјерења израчунавања обиљежја на уређају</w:t>
       </w:r>
@@ -16763,6 +16515,7 @@
       </w:tblGrid>
       <w:tr>
         <w:trPr>
+          <w:tblHeader/>
           <w:jc w:val="center"/>
         </w:trPr>
         <w:tc>
@@ -16771,6 +16524,7 @@
           </w:tcPr>
           <w:p>
             <w:pPr>
+              <w:keepNext/>
               <w:spacing w:after="40"/>
               <w:jc w:val="center"/>
             </w:pPr>
@@ -16789,6 +16543,7 @@
           </w:tcPr>
           <w:p>
             <w:pPr>
+              <w:keepNext/>
               <w:spacing w:after="40"/>
               <w:jc w:val="center"/>
             </w:pPr>
@@ -16804,6 +16559,7 @@
       </w:tr>
       <w:tr>
         <w:trPr>
+          <w:cantSplit/>
           <w:jc w:val="center"/>
         </w:trPr>
         <w:tc>
@@ -16842,6 +16598,7 @@
       </w:tr>
       <w:tr>
         <w:trPr>
+          <w:cantSplit/>
           <w:jc w:val="center"/>
         </w:trPr>
         <w:tc>
@@ -16880,6 +16637,7 @@
       </w:tr>
       <w:tr>
         <w:trPr>
+          <w:cantSplit/>
           <w:jc w:val="center"/>
         </w:trPr>
         <w:tc>
@@ -16918,6 +16676,7 @@
       </w:tr>
       <w:tr>
         <w:trPr>
+          <w:cantSplit/>
           <w:jc w:val="center"/>
         </w:trPr>
         <w:tc>
@@ -16956,6 +16715,7 @@
       </w:tr>
       <w:tr>
         <w:trPr>
+          <w:cantSplit/>
           <w:jc w:val="center"/>
         </w:trPr>
         <w:tc>
@@ -17004,14 +16764,22 @@
         <w:ind w:firstLine="0"/>
       </w:pPr>
       <w:r>
-        <w:t>Резерва од око четрнаест пута значи да уређај обради прозор од 10 s за 0,72 s, па остаје довољно времена за све остале послове и за знатно сложенији наставак обраде ако би био потребан. Поклапање са референтном имплементацијом на рачунару на шест значајних цифара потврђује да је пренос обиљежја на уређај тачан.</w:t>
+        <w:t>Измјерених 716 ms односи се на рачунање обиљежја и оцјене, а не на укупно вријеме аквизиције, истраживачке телеметрије и доношења аларма. Око 14 пута краћа обрада од трајања прозора потврђује изводљивост тог рачуна, али није мјерење најгорег времена извршавања цијелог система. Наведена поклапања са референцом односе се на конкретне испитане улазе.</w:t>
+      </w:r>
+    </w:p>
+    <w:p>
+      <w:pPr>
+        <w:pStyle w:val="BodyText"/>
+      </w:pPr>
+      <w:r>
+        <w:t>Осам трака не садржи ниједну FFT тачку и прије центрирања добија фиксну вриједност −20. Због тога одузимање средине не уклања потпуно утицај појачања. На синтетичком широкопојасном сигналу, удвостручавање амплитуде у неизмијењеном C коду помјера попуњене траке за приближно 0,05, а празне за −0,55 јединица обиљежја. Ова рачунарска провјера не мјери утицај на физичку детекцију.</w:t>
       </w:r>
     </w:p>
     <w:p>
       <w:pPr>
         <w:pStyle w:val="Heading2"/>
       </w:pPr>
-      <w:bookmarkStart w:id="46" w:name="_Toc239182916"/>
+      <w:bookmarkStart w:id="46" w:name="_Toc239635404"/>
       <w:r>
         <w:rPr>
           <w:rFonts w:ascii="Arial" w:hAnsi="Arial"/>
@@ -17033,6 +16801,7 @@
         <w:pStyle w:val="BodyText"/>
       </w:pPr>
       <w:r>
+        <w:lastRenderedPageBreak/>
         <w:t>Коначни бинарни фајл фирмвера, у конфигурацији са истраживачком телеметријом, заузима 354 784 B. То је мали дио расположиве флеш партиције, па меморија није ограничавајући чинилац овог рјешења.</w:t>
       </w:r>
     </w:p>
@@ -17040,7 +16809,7 @@
       <w:pPr>
         <w:pStyle w:val="Heading2"/>
       </w:pPr>
-      <w:bookmarkStart w:id="47" w:name="_Toc239182917"/>
+      <w:bookmarkStart w:id="47" w:name="_Toc239635405"/>
       <w:r>
         <w:rPr>
           <w:rFonts w:ascii="Arial" w:hAnsi="Arial"/>
@@ -17054,11 +16823,7 @@
         <w:pStyle w:val="BodyText"/>
       </w:pPr>
       <w:r>
-        <w:t xml:space="preserve">Фирмвер је организован тако да је сваки дио политике одлучивања засебан модул са јасним улазом и излазом, што је омогућило да се исти модули провјеравају на рачунару без </w:t>
-      </w:r>
-      <w:r>
-        <w:lastRenderedPageBreak/>
-        <w:t>плочице. Коначни ток обухвата модуле за прихват звука, провјеру квалитета сигнала, израчунавање обиљежја, калибрацију, извођење прага, капију поузданости, временску одлуку и оператерски интерфејс. Улога сваког модула дата је у Табели 5.3.</w:t>
+        <w:t>Фирмвер је организован тако да је сваки дио политике одлучивања засебан модул са јасним улазом и излазом, што је омогућило да се исти модули провјеравају на рачунару без плочице. Коначни ток обухвата модуле за прихват звука, провјеру квалитета сигнала, израчунавање обиљежја, калибрацију, извођење прага, капију поузданости, временску одлуку и оператерски интерфејс. Улога сваког модула дата је у Табели 5.3.</w:t>
       </w:r>
     </w:p>
     <w:p>
@@ -17067,7 +16832,7 @@
         <w:keepNext/>
         <w:spacing w:before="200" w:after="60"/>
       </w:pPr>
-      <w:bookmarkStart w:id="48" w:name="_Toc239182966"/>
+      <w:bookmarkStart w:id="48" w:name="_Toc239635454"/>
       <w:r>
         <w:t>Табела 5.3. Модули коначног тока</w:t>
       </w:r>
@@ -17086,6 +16851,7 @@
       </w:tblGrid>
       <w:tr>
         <w:trPr>
+          <w:tblHeader/>
           <w:jc w:val="center"/>
         </w:trPr>
         <w:tc>
@@ -17094,6 +16860,7 @@
           </w:tcPr>
           <w:p>
             <w:pPr>
+              <w:keepNext/>
               <w:spacing w:after="40"/>
               <w:jc w:val="center"/>
             </w:pPr>
@@ -17112,6 +16879,7 @@
           </w:tcPr>
           <w:p>
             <w:pPr>
+              <w:keepNext/>
               <w:spacing w:after="40"/>
               <w:jc w:val="center"/>
             </w:pPr>
@@ -17127,6 +16895,7 @@
       </w:tr>
       <w:tr>
         <w:trPr>
+          <w:cantSplit/>
           <w:jc w:val="center"/>
         </w:trPr>
         <w:tc>
@@ -17165,6 +16934,7 @@
       </w:tr>
       <w:tr>
         <w:trPr>
+          <w:cantSplit/>
           <w:jc w:val="center"/>
         </w:trPr>
         <w:tc>
@@ -17203,6 +16973,7 @@
       </w:tr>
       <w:tr>
         <w:trPr>
+          <w:cantSplit/>
           <w:jc w:val="center"/>
         </w:trPr>
         <w:tc>
@@ -17241,6 +17012,7 @@
       </w:tr>
       <w:tr>
         <w:trPr>
+          <w:cantSplit/>
           <w:jc w:val="center"/>
         </w:trPr>
         <w:tc>
@@ -17279,6 +17051,7 @@
       </w:tr>
       <w:tr>
         <w:trPr>
+          <w:cantSplit/>
           <w:jc w:val="center"/>
         </w:trPr>
         <w:tc>
@@ -17317,6 +17090,7 @@
       </w:tr>
       <w:tr>
         <w:trPr>
+          <w:cantSplit/>
           <w:jc w:val="center"/>
         </w:trPr>
         <w:tc>
@@ -17355,6 +17129,7 @@
       </w:tr>
       <w:tr>
         <w:trPr>
+          <w:cantSplit/>
           <w:jc w:val="center"/>
         </w:trPr>
         <w:tc>
@@ -17393,6 +17168,7 @@
       </w:tr>
       <w:tr>
         <w:trPr>
+          <w:cantSplit/>
           <w:jc w:val="center"/>
         </w:trPr>
         <w:tc>
@@ -17431,6 +17207,7 @@
       </w:tr>
       <w:tr>
         <w:trPr>
+          <w:cantSplit/>
           <w:jc w:val="center"/>
         </w:trPr>
         <w:tc>
@@ -17469,6 +17246,7 @@
       </w:tr>
       <w:tr>
         <w:trPr>
+          <w:cantSplit/>
           <w:jc w:val="center"/>
         </w:trPr>
         <w:tc>
@@ -17524,7 +17302,7 @@
       <w:pPr>
         <w:pStyle w:val="Heading2"/>
       </w:pPr>
-      <w:bookmarkStart w:id="49" w:name="_Toc239182918"/>
+      <w:bookmarkStart w:id="49" w:name="_Toc239635406"/>
       <w:r>
         <w:rPr>
           <w:rFonts w:ascii="Arial" w:hAnsi="Arial"/>
@@ -17546,7 +17324,7 @@
         <w:pStyle w:val="BodyText"/>
       </w:pPr>
       <w:r>
-        <w:t>Провјера је намјерно строга. Непознат запис, недостајуће поље, вриједност која није коначан број или редослијед који крши протокол обарају цио запис мјерења као невалидан. Током развоја је то више пута оборило мјерења која су на први поглед изгледала уредно, и сваки такав случај је забиљежен.</w:t>
+        <w:t>Недостајуће обавезно поље, неисправна вриједност или редослијед парсираних протоколарних записа обарају валидност мјерења. Дијагностички текст изван тог уговора може остати непарсиран, као запис CALTRIM. Зато празан списак грешака не доказује провјеру сваке линије серијског излаза.</w:t>
       </w:r>
     </w:p>
     <w:p>
@@ -17554,11 +17332,17 @@
         <w:pStyle w:val="BodyText"/>
       </w:pPr>
       <w:r>
-        <w:t>У развојној конфигурацији уређај додатно емитује и сам вектор од 96 обиљежја, као и пет потвектора по прозору. Ти подаци се чувају уз сваки запис мјерења и омогућавају да се свака одлука накнадно реконструише на рачунару, без понављања физичког експеримента.</w:t>
-      </w:r>
-    </w:p>
-    <w:p>
-      <w:r>
+        <w:t>Ти подаци омогућавају накнадну анализу обиљежја без новог снимања, уз провјеру потпуности манифеста. Не замјењују сирови звук при измјени фронтенда, нити представљају ново физичко мјерење.</w:t>
+      </w:r>
+    </w:p>
+    <w:p>
+      <w:pPr>
+        <w:spacing w:after="0" w:line="20" w:lineRule="exact"/>
+      </w:pPr>
+      <w:r>
+        <w:rPr>
+          <w:sz w:val="2"/>
+        </w:rPr>
         <w:br w:type="page"/>
       </w:r>
     </w:p>
@@ -17566,7 +17350,7 @@
       <w:pPr>
         <w:pStyle w:val="Heading1"/>
       </w:pPr>
-      <w:bookmarkStart w:id="50" w:name="_Toc239182919"/>
+      <w:bookmarkStart w:id="50" w:name="_Toc239635407"/>
       <w:r>
         <w:rPr>
           <w:rFonts w:ascii="Arial" w:hAnsi="Arial"/>
@@ -17588,7 +17372,7 @@
       <w:pPr>
         <w:pStyle w:val="Heading2"/>
       </w:pPr>
-      <w:bookmarkStart w:id="51" w:name="_Toc239182920"/>
+      <w:bookmarkStart w:id="51" w:name="_Toc239635408"/>
       <w:r>
         <w:rPr>
           <w:rFonts w:ascii="Arial" w:hAnsi="Arial"/>
@@ -17610,7 +17394,7 @@
         <w:pStyle w:val="BodyText"/>
       </w:pPr>
       <w:r>
-        <w:t>Узрок је физички. Калибрација је гледала 100 s, а вентилатор излута изван тог опсега кроз десет минута рада. Ниво сигнала притом остаје практично непромијењен — не мијења се јачина него положај хармонијских линија, што ухо не примјећује, а Махаланобисова удаљеност преко 96 трака види као велику промјену. Поред тога, праг изведен из двије узастопне калибрације разликовао се шеснаест пута.</w:t>
+        <w:t>Калибрација је обухватила 100 s звука, а каснији нормални прозори прелазе тако изведен праг. Анализе биљеже осјетљивост уских спектралних трака и разлику прагова до шеснаест пута између понављања. Промјенљив звук, положај поставке и коваријанса могу доприносити тој осјетљивости; експерименти не издвајају јединствен физички узрок.</w:t>
       </w:r>
     </w:p>
     <w:p>
@@ -17634,7 +17418,7 @@
       <w:pPr>
         <w:pStyle w:val="Heading2"/>
       </w:pPr>
-      <w:bookmarkStart w:id="52" w:name="_Toc239182921"/>
+      <w:bookmarkStart w:id="52" w:name="_Toc239635409"/>
       <w:r>
         <w:rPr>
           <w:rFonts w:ascii="Arial" w:hAnsi="Arial"/>
@@ -17656,7 +17440,7 @@
         <w:pStyle w:val="BodyText"/>
       </w:pPr>
       <w:r>
-        <w:t>Ово правило је у пракси оборило велики број калибрација, и узрок је детаљно измјерен. Девет од десет исјечака је увијек уредно, а страда тачно један, и увијек у истом уском појасу од 66 до 75 Hz, што одговара фреквенцији обртања вентилатора. Расипање те једне траке кроз десет исјечака износи 0,08 dB у снимку који пролази, а 0,23 до 0,33 dB у одбијенима. Довољан је, дакле, један скок од око 0,7 dB у једној од 96 трака да калибрација падне.</w:t>
+        <w:t>У анализираним одбијеним калибрацијама највећи допринос долази из једног исјечка и уске траке око 66–75 Hz. Расипање те траке износи око 0,08 јединица обиљежја у прихваћеном, а 0,23–0,33 у одбијеним записима. Одступање од приближно 0,7 прати велики пораст оцјене. Без тахометра тај појас не треба изједначити са потврђеном фреквенцијом обртања, нити опажено одступање тумачити као општи праг осјетљивости.</w:t>
       </w:r>
     </w:p>
     <w:p>
@@ -17688,30 +17472,33 @@
       <w:pPr>
         <w:pStyle w:val="Heading2"/>
       </w:pPr>
-      <w:bookmarkStart w:id="53" w:name="_Toc239182922"/>
+      <w:bookmarkStart w:id="53" w:name="_Toc239635410"/>
       <w:r>
         <w:rPr>
           <w:rFonts w:ascii="Arial" w:hAnsi="Arial"/>
         </w:rPr>
+        <w:t>6.3. Извођење и провјера прага</w:t>
+      </w:r>
+      <w:bookmarkEnd w:id="53"/>
+    </w:p>
+    <w:p>
+      <w:pPr>
+        <w:pStyle w:val="BodyText"/>
+      </w:pPr>
+      <w:r>
+        <w:t xml:space="preserve">Послије прихваћене калибрације уређај прикупља 44 прозора у којима су присутна само нормална стања. Из расподјеле оцјена тих прозора изводе се два прага: праг уласка у аларм као емпиријски 99. перцентил, и праг изласка као 95. перцентил, ограничен одоздо </w:t>
+      </w:r>
+      <w:r>
         <w:lastRenderedPageBreak/>
-        <w:t>6.3. Извођење и провјера прага</w:t>
-      </w:r>
-      <w:bookmarkEnd w:id="53"/>
+        <w:t>медијаном а одозго на половину прага уласка. Центар остаје онај који је капија квалитета прихватила; не мијења се у овој фази.</w:t>
+      </w:r>
     </w:p>
     <w:p>
       <w:pPr>
         <w:pStyle w:val="BodyText"/>
       </w:pPr>
       <w:r>
-        <w:t>Послије прихваћене калибрације уређај прикупља 44 прозора у којима су присутна само нормална стања. Из расподјеле оцјена тих прозора изводе се два прага: праг уласка у аларм као емпиријски 99. перцентил, и праг изласка као 95. перцентил, ограничен одоздо медијаном а одозго на половину прага уласка. Центар остаје онај који је капија квалитета прихватила; не мијења се у овој фази.</w:t>
-      </w:r>
-    </w:p>
-    <w:p>
-      <w:pPr>
-        <w:pStyle w:val="BodyText"/>
-      </w:pPr>
-      <w:r>
-        <w:t>Раздвојени прагови уласка и изласка дају хистерезу из шесте фазе развоја модела. Ограничење одозго на половину прага уласка уведено је послије мјерења у којем је праг изласка био постављен превисоко, па се аларм из прве изазване промјене никада није угасио и сљедећа два блока мјерења нису имала у шта да уђу.</w:t>
+        <w:t>Ограничење излазног прага утиче на задржавање аларма: нижи излазни праг отежава излазак и може продужити епизоду. Ако медијана DERIVE оцјена премаши половину улазног прага, фирмвер одбија некомпатибилне границе. У завршном тесту тоном опоравак није измјерен, па ово правило није потврда опоравка послије сваке промјене.</w:t>
       </w:r>
     </w:p>
     <w:p>
@@ -17736,10 +17523,7 @@
         <w:pStyle w:val="BodyText"/>
       </w:pPr>
       <w:r>
-        <w:t>Та провјера није формалност. Током развоја је испробано робусније правило прага, засновано на медијани и медијани апсолутног одступања, са емпиријским перцентилом као горњом границом. На плочици је то правило дало праг од 791, док су нормални прозори у истој сесији били између 2083 и 7766. Провјера је калибрацију одбила прије него што је настао иједан прозор надзора. Узрок је што медијана апсолутног одступања описује само тијело расподјеле, а реп расподјеле код овог вентилатора је знатно дужи од троструке р</w:t>
-      </w:r>
-      <w:r>
-        <w:t>обусне девијације, па робусна граница сјече испод нормалног радног опсега. Емпиријски перцентил тај реп поштује јер се рачуна из стварних вриједности.</w:t>
+        <w:t>Та провјера није формалност. Током развоја је испробано робусније правило прага, засновано на медијани и медијани апсолутног одступања, са емпиријским перцентилом као горњом границом. На плочици је то правило дало праг од 791, док су нормални прозори у истој сесији били између 2083 и 7766. Провјера је калибрацију одбила прије него што је настао иједан прозор надзора. Узрок је што медијана апсолутног одступања описује само тијело расподјеле, а реп расподјеле код овог вентилатора је знатно дужи од троструке робусне девијације, па робусна граница сјече испод нормалног радног опсега. Емпиријски перцентил тај реп поштује јер се рачуна из стварних вриједности.</w:t>
       </w:r>
     </w:p>
     <w:p>
@@ -17754,7 +17538,7 @@
       <w:pPr>
         <w:pStyle w:val="Heading2"/>
       </w:pPr>
-      <w:bookmarkStart w:id="54" w:name="_Toc239182923"/>
+      <w:bookmarkStart w:id="54" w:name="_Toc239635411"/>
       <w:r>
         <w:rPr>
           <w:rFonts w:ascii="Arial" w:hAnsi="Arial"/>
@@ -17768,16 +17552,7 @@
         <w:pStyle w:val="BodyText"/>
       </w:pPr>
       <w:r>
-        <w:t xml:space="preserve">Прозор од 10 s дијели се на пет потпрозора, и за сваки се рачуна обиљежје. Ако се та обиљежја међусобно превише разликују, прозор је интерно нестабилан и његова оцјена није поуздана мјера стања машине. Такав прозор прелази у посебно стање и </w:t>
-      </w:r>
-      <w:r>
-        <w:rPr>
-          <w:b/>
-        </w:rPr>
-        <w:t>не улази у грађење аларма</w:t>
-      </w:r>
-      <w:r>
-        <w:t>.</w:t>
+        <w:t>Прозор од 10 s дијели се на пет потпрозора са сопственим обиљежјима. Када укупна оцјена премаши улазни праг и потпрозори се превише разликују, капија означава прозор као непоуздан. HOLD прекида низ узастопних прекорачења. За оцјене испод или на улазном прагу ова капија не уводи HOLD, па није општи филтер свих нестабилних прозора.</w:t>
       </w:r>
     </w:p>
     <w:p>
@@ -17818,7 +17593,7 @@
       <w:pPr>
         <w:pStyle w:val="Heading2"/>
       </w:pPr>
-      <w:bookmarkStart w:id="55" w:name="_Toc239182924"/>
+      <w:bookmarkStart w:id="55" w:name="_Toc239635412"/>
       <w:r>
         <w:rPr>
           <w:rFonts w:ascii="Arial" w:hAnsi="Arial"/>
@@ -17832,11 +17607,19 @@
         <w:pStyle w:val="BodyText"/>
       </w:pPr>
       <w:r>
-        <w:t xml:space="preserve">Аларм се подиже тек послије три узастопна поуздана прозора изнад прага уласка, а гаси се када оцјена падне испод прага изласка. Послије дванаест алармних прозора, дакле </w:t>
+        <w:t>Аларм се подиже послије три узастопне поуздане оцјене строго веће од улазног прага, а гаси се када оцјена буде мања или једнака излазном прагу. Трајно одступање пријављује се на дванаестом мјереном алармном прозору, укључујући прозор уласка. HOLD паузира бројач, па дванаест прозора није нужно два минута непрекидног зидног времена.</w:t>
+      </w:r>
+    </w:p>
+    <w:p>
+      <w:pPr>
+        <w:pStyle w:val="BodyText"/>
+      </w:pPr>
+      <w:r>
+        <w:t xml:space="preserve">Намјерно се разликује трајно акустичко одступање од терминалног проблема. Терминално стање резервисано је за грешку сензора или тока: истекло вријеме чекања на </w:t>
       </w:r>
       <w:r>
         <w:lastRenderedPageBreak/>
-        <w:t>око два минута непрекидног одступања, издаје се додатна ознака трајног одступања. Стање притом остаје аномалија.</w:t>
+        <w:t>звук, вриједност која није коначан број, губитак присуства машине или одбијена калибрација. Дуготрајна акустичка промјена пријављује се као аномалија са ознаком непознате промјене.</w:t>
       </w:r>
     </w:p>
     <w:p>
@@ -17844,14 +17627,6 @@
         <w:pStyle w:val="BodyText"/>
       </w:pPr>
       <w:r>
-        <w:t>Намјерно се разликује трајно акустичко одступање од терминалног проблема. Терминално стање резервисано је за грешку сензора или тока: истекло вријеме чекања на звук, вриједност која није коначан број, губитак присуства машине или одбијена калибрација. Дуготрајна акустичка промјена пријављује се као аномалија са ознаком непознате промјене.</w:t>
-      </w:r>
-    </w:p>
-    <w:p>
-      <w:pPr>
-        <w:pStyle w:val="BodyText"/>
-      </w:pPr>
-      <w:r>
         <w:t>Разлог за ту подјелу је принципијелан. Један микрофон може потврдити да се промјена одржава, али не може доказати да је узрок механички квар. Уређај који би лампицу „квар“ палио на основу звука тврдио би више него што је измјерио.</w:t>
       </w:r>
     </w:p>
@@ -17859,7 +17634,7 @@
       <w:pPr>
         <w:pStyle w:val="Heading2"/>
       </w:pPr>
-      <w:bookmarkStart w:id="56" w:name="_Toc239182925"/>
+      <w:bookmarkStart w:id="56" w:name="_Toc239635413"/>
       <w:r>
         <w:rPr>
           <w:rFonts w:ascii="Arial" w:hAnsi="Arial"/>
@@ -17881,7 +17656,7 @@
         <w:pStyle w:val="BodyText"/>
       </w:pPr>
       <w:r>
-        <w:t>Први и посљедњи прозор сваког блока означавају се као прелазни и избацују се из метрика. Разлог је што се ознака услова уписује на граници, па прозор од 10 s који је захвата садржи оба стања. Без тог правила би гранични прозори систематски кварили обје стране поређења.</w:t>
+        <w:t>Хост означава наредни DET запис послије сваке промјене услова као прелазни. Такви прозори, непотврђени услови и невалидни протоколарни записи изостављају се из метрика. Не одбацују се аутоматски и први и посљедњи прозор сваког блока. Ознаке се везују за вријеме пријема телеметрије, па остаје несигурност синхронизације са стварном побудом.</w:t>
       </w:r>
     </w:p>
     <w:p>
@@ -17893,7 +17668,13 @@
       </w:r>
     </w:p>
     <w:p>
-      <w:r>
+      <w:pPr>
+        <w:spacing w:after="0" w:line="20" w:lineRule="exact"/>
+      </w:pPr>
+      <w:r>
+        <w:rPr>
+          <w:sz w:val="2"/>
+        </w:rPr>
         <w:br w:type="page"/>
       </w:r>
     </w:p>
@@ -17901,7 +17682,7 @@
       <w:pPr>
         <w:pStyle w:val="Heading1"/>
       </w:pPr>
-      <w:bookmarkStart w:id="57" w:name="_Toc239182926"/>
+      <w:bookmarkStart w:id="57" w:name="_Toc239635414"/>
       <w:r>
         <w:rPr>
           <w:rFonts w:ascii="Arial" w:hAnsi="Arial"/>
@@ -17923,7 +17704,7 @@
       <w:pPr>
         <w:pStyle w:val="Heading2"/>
       </w:pPr>
-      <w:bookmarkStart w:id="58" w:name="_Toc239182927"/>
+      <w:bookmarkStart w:id="58" w:name="_Toc239635415"/>
       <w:r>
         <w:rPr>
           <w:rFonts w:ascii="Arial" w:hAnsi="Arial"/>
@@ -17937,10 +17718,7 @@
         <w:pStyle w:val="BodyText"/>
       </w:pPr>
       <w:r>
-        <w:t>Развојни скуп DCASE 2026 састављен је од снимака стварних индустријских машина [3] и минијатурних машина из скупа ToyADMOS2 [6], па обухвата и доменски помак који се у раду мјери. Обрада на рачунару ослања се на библиотеке SciPy [12] за спектралну процјену и сцикит-леарн [11] за процјену коваријансе. Канонска евалуација пореди три обиљежја под истим оцјењивачем, на сто унапријед одређених подјела, са 20 исјечака за локалну калибрацију. Аномални исјечци се учитавају тек у завршној фази, послије замрзавања ли</w:t>
-      </w:r>
-      <w:r>
-        <w:t>сте метода, подјела и модела. Поступак се прекида ако открије аномалију у кохорти за обуку или преклапање калибрационих и оцјењиваних исјечака. Резултати су у Табели 7.1.</w:t>
+        <w:t>Развојни скуп DCASE 2026 састављен је од снимака стварних индустријских машина [3] и минијатурних машина из скупа ToyADMOS2 [6], па обухвата и доменски помак који се у раду мјери. Обрада на рачунару ослања се на библиотеке SciPy [12] за спектралну процјену и сцикит-леарн [11] за процјену коваријансе. Канонска евалуација пореди три обиљежја под истим оцјењивачем, на сто унапријед одређених подјела, са 20 исјечака за локалну калибрацију. Аномални исјечци се учитавају тек у завршној фази, послије замрзавања листе метода, подјела и модела. Поступак се прекида ако открије аномалију у кохорти за обуку или преклапање калибрационих и оцјењиваних исјечака. Резултати су у Табели 7.1.</w:t>
       </w:r>
     </w:p>
     <w:p>
@@ -17949,7 +17727,7 @@
         <w:keepNext/>
         <w:spacing w:before="200" w:after="60"/>
       </w:pPr>
-      <w:bookmarkStart w:id="59" w:name="_Toc239182967"/>
+      <w:bookmarkStart w:id="59" w:name="_Toc239635455"/>
       <w:r>
         <w:t>Табела 7.1. Канонска евалуација: AUC по машини и обиљежју (</w:t>
       </w:r>
@@ -17979,6 +17757,7 @@
       </w:tblGrid>
       <w:tr>
         <w:trPr>
+          <w:tblHeader/>
           <w:jc w:val="center"/>
         </w:trPr>
         <w:tc>
@@ -17987,6 +17766,7 @@
           </w:tcPr>
           <w:p>
             <w:pPr>
+              <w:keepNext/>
               <w:spacing w:after="40"/>
               <w:jc w:val="center"/>
             </w:pPr>
@@ -18005,6 +17785,7 @@
           </w:tcPr>
           <w:p>
             <w:pPr>
+              <w:keepNext/>
               <w:spacing w:after="40"/>
               <w:jc w:val="center"/>
             </w:pPr>
@@ -18023,6 +17804,7 @@
           </w:tcPr>
           <w:p>
             <w:pPr>
+              <w:keepNext/>
               <w:spacing w:after="40"/>
               <w:jc w:val="center"/>
             </w:pPr>
@@ -18041,6 +17823,7 @@
           </w:tcPr>
           <w:p>
             <w:pPr>
+              <w:keepNext/>
               <w:spacing w:after="40"/>
               <w:jc w:val="center"/>
             </w:pPr>
@@ -18056,6 +17839,7 @@
       </w:tr>
       <w:tr>
         <w:trPr>
+          <w:cantSplit/>
           <w:jc w:val="center"/>
         </w:trPr>
         <w:tc>
@@ -18130,6 +17914,7 @@
       </w:tr>
       <w:tr>
         <w:trPr>
+          <w:cantSplit/>
           <w:jc w:val="center"/>
         </w:trPr>
         <w:tc>
@@ -18202,6 +17987,7 @@
       </w:tr>
       <w:tr>
         <w:trPr>
+          <w:cantSplit/>
           <w:jc w:val="center"/>
         </w:trPr>
         <w:tc>
@@ -18274,6 +18060,7 @@
       </w:tr>
       <w:tr>
         <w:trPr>
+          <w:cantSplit/>
           <w:jc w:val="center"/>
         </w:trPr>
         <w:tc>
@@ -18346,6 +18133,7 @@
       </w:tr>
       <w:tr>
         <w:trPr>
+          <w:cantSplit/>
           <w:jc w:val="center"/>
         </w:trPr>
         <w:tc>
@@ -18418,6 +18206,7 @@
       </w:tr>
       <w:tr>
         <w:trPr>
+          <w:cantSplit/>
           <w:jc w:val="center"/>
         </w:trPr>
         <w:tc>
@@ -18490,6 +18279,7 @@
       </w:tr>
       <w:tr>
         <w:trPr>
+          <w:cantSplit/>
           <w:jc w:val="center"/>
         </w:trPr>
         <w:tc>
@@ -18572,14 +18362,14 @@
         <w:ind w:firstLine="0"/>
       </w:pPr>
       <w:r>
-        <w:t>За вентилатор, који је предмет овог рада, постигнут је AUC 0,867 уз стандардизовани pAUC при стопи лажних узбуна до 0,1 од 0,667. Постављени циљ од 0,80 је тиме премашен. Конфигурација уграђена у фирмвер користи десет калибрационих исјечака и за њу је измјерен AUC 0,856 ± 0,024 на 20 подјела; та разлика је цијена краће калибрације и наводи се одвојено да се не би представљала јача конфигурација од оне која стварно ради на уређају.</w:t>
+        <w:t>У овој развојној евалуацији fan постиже AUC 0,867 и стандардизовани pAUC 0,667, изнад постављеног циља AUC 0,80. Конфигурација са десет прозора даје 0,856 ± 0,024 на другом скупу од 20 подјела. Разлика се не може приписати искључиво броју калибрационих прозора јер протоколи нису идентични. Расипање преко подјела мјери осјетљивост на избор калибрације; подјеле поново користе исте снимке и нису независни физички експерименти.</w:t>
       </w:r>
     </w:p>
     <w:p>
       <w:pPr>
         <w:pStyle w:val="Heading2"/>
       </w:pPr>
-      <w:bookmarkStart w:id="60" w:name="_Toc239182928"/>
+      <w:bookmarkStart w:id="60" w:name="_Toc239635416"/>
       <w:r>
         <w:rPr>
           <w:rFonts w:ascii="Arial" w:hAnsi="Arial"/>
@@ -18593,7 +18383,7 @@
         <w:pStyle w:val="BodyText"/>
       </w:pPr>
       <w:r>
-        <w:t>Прије него што је набављен вентилатор, уређај је провјераван репродукцијом снимака из скупа података преко звучника. То мјерење је дало AUC 0,716 умјесто 0,864, и узрок је измјерен, а не претпостављен. Расипање оцјена кроз акустички канал даје Табела 7.2.</w:t>
+        <w:t>Прије мјерења физичког вентилатора изведене су пробе репродукцијом DCASE снимака преко звучника. Добијен је AUC око 0,716, док је развојна дигитална евалуација давала око 0,864. Поставке нису идентичне, па разлика није изолована процјена грешке микрофона или фирмвера. Табела 7.2 приказује забиљежене оцјене у два пута сигнала.</w:t>
       </w:r>
     </w:p>
     <w:p>
@@ -18602,7 +18392,7 @@
         <w:keepNext/>
         <w:spacing w:before="200" w:after="60"/>
       </w:pPr>
-      <w:bookmarkStart w:id="61" w:name="_Toc239182968"/>
+      <w:bookmarkStart w:id="61" w:name="_Toc239635456"/>
       <w:r>
         <w:t>Табела 7.2. Расипање оцјена кроз акустички канал</w:t>
       </w:r>
@@ -18622,6 +18412,7 @@
       </w:tblGrid>
       <w:tr>
         <w:trPr>
+          <w:tblHeader/>
           <w:jc w:val="center"/>
         </w:trPr>
         <w:tc>
@@ -18630,6 +18421,7 @@
           </w:tcPr>
           <w:p>
             <w:pPr>
+              <w:keepNext/>
               <w:spacing w:after="40"/>
               <w:jc w:val="center"/>
             </w:pPr>
@@ -18648,6 +18440,7 @@
           </w:tcPr>
           <w:p>
             <w:pPr>
+              <w:keepNext/>
               <w:spacing w:after="40"/>
               <w:jc w:val="center"/>
             </w:pPr>
@@ -18666,6 +18459,7 @@
           </w:tcPr>
           <w:p>
             <w:pPr>
+              <w:keepNext/>
               <w:spacing w:after="40"/>
               <w:jc w:val="center"/>
             </w:pPr>
@@ -18681,6 +18475,7 @@
       </w:tr>
       <w:tr>
         <w:trPr>
+          <w:cantSplit/>
           <w:jc w:val="center"/>
         </w:trPr>
         <w:tc>
@@ -18736,6 +18531,7 @@
       </w:tr>
       <w:tr>
         <w:trPr>
+          <w:cantSplit/>
           <w:jc w:val="center"/>
         </w:trPr>
         <w:tc>
@@ -18810,7 +18606,7 @@
       </w:pPr>
       <w:r>
         <w:lastRenderedPageBreak/>
-        <w:t>Контролисаним синтетичким кваром растуће јачине измјерен је и праг осјетљивости цијелог ланца. Аномалија из скупа података одговара квару јачине око −30 dB, а преко звучника је потребно око −15 dB да би се аларм подигао. Разлика од око 15 dB објашњава све пролазе без детекције и мјерљиво раздваја тврдњу „модел не ваља“ од тврдње „овај квар је претих за овај пут звука“.</w:t>
+        <w:t>Додатна проба користила је синтетичку акустичку побуду различите јачине. У тој поставци израженији алармни одзив добијен је приближно на −15 dB, наспрам ранијег поређења око −30 dB. То су односи јачина у генерисаној побуди, а не физичка јачина квара или апсолутна осјетљивост у dB SPL. Без калибрисаног акустичког извора не преносе се на друге машине.</w:t>
       </w:r>
     </w:p>
     <w:p>
@@ -18825,7 +18621,7 @@
       <w:pPr>
         <w:pStyle w:val="Heading2"/>
       </w:pPr>
-      <w:bookmarkStart w:id="62" w:name="_Toc239182929"/>
+      <w:bookmarkStart w:id="62" w:name="_Toc239635417"/>
       <w:r>
         <w:rPr>
           <w:rFonts w:ascii="Arial" w:hAnsi="Arial"/>
@@ -18848,7 +18644,7 @@
         <w:keepNext/>
         <w:spacing w:before="200" w:after="60"/>
       </w:pPr>
-      <w:bookmarkStart w:id="63" w:name="_Toc239182969"/>
+      <w:bookmarkStart w:id="63" w:name="_Toc239635457"/>
       <w:r>
         <w:t>Табела 7.3. Први физички тест: оцјене по блоковима</w:t>
       </w:r>
@@ -18870,6 +18666,7 @@
       </w:tblGrid>
       <w:tr>
         <w:trPr>
+          <w:tblHeader/>
           <w:jc w:val="center"/>
         </w:trPr>
         <w:tc>
@@ -18878,6 +18675,7 @@
           </w:tcPr>
           <w:p>
             <w:pPr>
+              <w:keepNext/>
               <w:spacing w:after="40"/>
               <w:jc w:val="center"/>
             </w:pPr>
@@ -18896,6 +18694,7 @@
           </w:tcPr>
           <w:p>
             <w:pPr>
+              <w:keepNext/>
               <w:spacing w:after="40"/>
               <w:jc w:val="center"/>
             </w:pPr>
@@ -18914,6 +18713,7 @@
           </w:tcPr>
           <w:p>
             <w:pPr>
+              <w:keepNext/>
               <w:spacing w:after="40"/>
               <w:jc w:val="center"/>
             </w:pPr>
@@ -18932,6 +18732,7 @@
           </w:tcPr>
           <w:p>
             <w:pPr>
+              <w:keepNext/>
               <w:spacing w:after="40"/>
               <w:jc w:val="center"/>
             </w:pPr>
@@ -18950,6 +18751,7 @@
           </w:tcPr>
           <w:p>
             <w:pPr>
+              <w:keepNext/>
               <w:spacing w:after="40"/>
               <w:jc w:val="center"/>
             </w:pPr>
@@ -18965,6 +18767,7 @@
       </w:tr>
       <w:tr>
         <w:trPr>
+          <w:cantSplit/>
           <w:jc w:val="center"/>
         </w:trPr>
         <w:tc>
@@ -19054,6 +18857,7 @@
       </w:tr>
       <w:tr>
         <w:trPr>
+          <w:cantSplit/>
           <w:jc w:val="center"/>
         </w:trPr>
         <w:tc>
@@ -19143,6 +18947,7 @@
       </w:tr>
       <w:tr>
         <w:trPr>
+          <w:cantSplit/>
           <w:jc w:val="center"/>
         </w:trPr>
         <w:tc>
@@ -19232,6 +19037,7 @@
       </w:tr>
       <w:tr>
         <w:trPr>
+          <w:cantSplit/>
           <w:jc w:val="center"/>
         </w:trPr>
         <w:tc>
@@ -19321,6 +19127,7 @@
       </w:tr>
       <w:tr>
         <w:trPr>
+          <w:cantSplit/>
           <w:jc w:val="center"/>
         </w:trPr>
         <w:tc>
@@ -19410,6 +19217,7 @@
       </w:tr>
       <w:tr>
         <w:trPr>
+          <w:cantSplit/>
           <w:jc w:val="center"/>
         </w:trPr>
         <w:tc>
@@ -19499,6 +19307,7 @@
       </w:tr>
       <w:tr>
         <w:trPr>
+          <w:cantSplit/>
           <w:jc w:val="center"/>
         </w:trPr>
         <w:tc>
@@ -19588,6 +19397,7 @@
       </w:tr>
       <w:tr>
         <w:trPr>
+          <w:cantSplit/>
           <w:jc w:val="center"/>
         </w:trPr>
         <w:tc>
@@ -19677,6 +19487,7 @@
       </w:tr>
       <w:tr>
         <w:trPr>
+          <w:cantSplit/>
           <w:jc w:val="center"/>
         </w:trPr>
         <w:tc>
@@ -19791,7 +19602,7 @@
       <w:pPr>
         <w:pStyle w:val="Heading2"/>
       </w:pPr>
-      <w:bookmarkStart w:id="64" w:name="_Toc239182930"/>
+      <w:bookmarkStart w:id="64" w:name="_Toc239635418"/>
       <w:r>
         <w:rPr>
           <w:rFonts w:ascii="Arial" w:hAnsi="Arial"/>
@@ -19821,7 +19632,7 @@
       <w:pPr>
         <w:pStyle w:val="Heading3"/>
       </w:pPr>
-      <w:bookmarkStart w:id="65" w:name="_Toc239182931"/>
+      <w:bookmarkStart w:id="65" w:name="_Toc239635419"/>
       <w:r>
         <w:rPr>
           <w:rFonts w:ascii="Arial" w:hAnsi="Arial"/>
@@ -19845,7 +19656,7 @@
         <w:keepNext/>
         <w:spacing w:before="200" w:after="60"/>
       </w:pPr>
-      <w:bookmarkStart w:id="66" w:name="_Toc239182970"/>
+      <w:bookmarkStart w:id="66" w:name="_Toc239635458"/>
       <w:r>
         <w:t>Табела 7.4. Оцјене по означеним условима, мјерење са изазваном промјеном (праг уласка 8084)</w:t>
       </w:r>
@@ -19867,6 +19678,7 @@
       </w:tblGrid>
       <w:tr>
         <w:trPr>
+          <w:tblHeader/>
           <w:jc w:val="center"/>
         </w:trPr>
         <w:tc>
@@ -19875,6 +19687,7 @@
           </w:tcPr>
           <w:p>
             <w:pPr>
+              <w:keepNext/>
               <w:spacing w:after="40"/>
               <w:jc w:val="center"/>
             </w:pPr>
@@ -19893,6 +19706,7 @@
           </w:tcPr>
           <w:p>
             <w:pPr>
+              <w:keepNext/>
               <w:spacing w:after="40"/>
               <w:jc w:val="center"/>
             </w:pPr>
@@ -19911,6 +19725,7 @@
           </w:tcPr>
           <w:p>
             <w:pPr>
+              <w:keepNext/>
               <w:spacing w:after="40"/>
               <w:jc w:val="center"/>
             </w:pPr>
@@ -19929,6 +19744,7 @@
           </w:tcPr>
           <w:p>
             <w:pPr>
+              <w:keepNext/>
               <w:spacing w:after="40"/>
               <w:jc w:val="center"/>
             </w:pPr>
@@ -19947,6 +19763,7 @@
           </w:tcPr>
           <w:p>
             <w:pPr>
+              <w:keepNext/>
               <w:spacing w:after="40"/>
               <w:jc w:val="center"/>
             </w:pPr>
@@ -19962,6 +19779,7 @@
       </w:tr>
       <w:tr>
         <w:trPr>
+          <w:cantSplit/>
           <w:jc w:val="center"/>
         </w:trPr>
         <w:tc>
@@ -19993,7 +19811,7 @@
               <w:rPr>
                 <w:sz w:val="20"/>
               </w:rPr>
-              <w:t>5</w:t>
+              <w:t>4</w:t>
             </w:r>
           </w:p>
         </w:tc>
@@ -20044,13 +19862,14 @@
               <w:rPr>
                 <w:sz w:val="20"/>
               </w:rPr>
-              <w:t>1 190</w:t>
+              <w:t>1 146</w:t>
             </w:r>
           </w:p>
         </w:tc>
       </w:tr>
       <w:tr>
         <w:trPr>
+          <w:cantSplit/>
           <w:jc w:val="center"/>
         </w:trPr>
         <w:tc>
@@ -20082,7 +19901,7 @@
               <w:rPr>
                 <w:sz w:val="20"/>
               </w:rPr>
-              <w:t>5</w:t>
+              <w:t>4</w:t>
             </w:r>
           </w:p>
         </w:tc>
@@ -20099,7 +19918,7 @@
               <w:rPr>
                 <w:sz w:val="20"/>
               </w:rPr>
-              <w:t>4</w:t>
+              <w:t>3</w:t>
             </w:r>
           </w:p>
         </w:tc>
@@ -20133,13 +19952,14 @@
               <w:rPr>
                 <w:sz w:val="20"/>
               </w:rPr>
-              <w:t>26 399</w:t>
+              <w:t>30 255</w:t>
             </w:r>
           </w:p>
         </w:tc>
       </w:tr>
       <w:tr>
         <w:trPr>
+          <w:cantSplit/>
           <w:jc w:val="center"/>
         </w:trPr>
         <w:tc>
@@ -20171,7 +19991,7 @@
               <w:rPr>
                 <w:sz w:val="20"/>
               </w:rPr>
-              <w:t>5</w:t>
+              <w:t>4</w:t>
             </w:r>
           </w:p>
         </w:tc>
@@ -20222,13 +20042,14 @@
               <w:rPr>
                 <w:sz w:val="20"/>
               </w:rPr>
-              <w:t>2 837</w:t>
+              <w:t>2 757</w:t>
             </w:r>
           </w:p>
         </w:tc>
       </w:tr>
       <w:tr>
         <w:trPr>
+          <w:cantSplit/>
           <w:jc w:val="center"/>
         </w:trPr>
         <w:tc>
@@ -20260,7 +20081,7 @@
               <w:rPr>
                 <w:sz w:val="20"/>
               </w:rPr>
-              <w:t>5</w:t>
+              <w:t>4</w:t>
             </w:r>
           </w:p>
         </w:tc>
@@ -20311,13 +20132,14 @@
               <w:rPr>
                 <w:sz w:val="20"/>
               </w:rPr>
-              <w:t>60 050</w:t>
+              <w:t>62 344</w:t>
             </w:r>
           </w:p>
         </w:tc>
       </w:tr>
       <w:tr>
         <w:trPr>
+          <w:cantSplit/>
           <w:jc w:val="center"/>
         </w:trPr>
         <w:tc>
@@ -20349,7 +20171,7 @@
               <w:rPr>
                 <w:sz w:val="20"/>
               </w:rPr>
-              <w:t>5</w:t>
+              <w:t>4</w:t>
             </w:r>
           </w:p>
         </w:tc>
@@ -20366,7 +20188,7 @@
               <w:rPr>
                 <w:sz w:val="20"/>
               </w:rPr>
-              <w:t>1</w:t>
+              <w:t>0</w:t>
             </w:r>
           </w:p>
         </w:tc>
@@ -20400,13 +20222,14 @@
               <w:rPr>
                 <w:sz w:val="20"/>
               </w:rPr>
-              <w:t>2 663</w:t>
+              <w:t>2 555</w:t>
             </w:r>
           </w:p>
         </w:tc>
       </w:tr>
       <w:tr>
         <w:trPr>
+          <w:cantSplit/>
           <w:jc w:val="center"/>
         </w:trPr>
         <w:tc>
@@ -20438,7 +20261,7 @@
               <w:rPr>
                 <w:sz w:val="20"/>
               </w:rPr>
-              <w:t>5</w:t>
+              <w:t>4</w:t>
             </w:r>
           </w:p>
         </w:tc>
@@ -20455,6 +20278,23 @@
               <w:rPr>
                 <w:sz w:val="20"/>
               </w:rPr>
+              <w:t>1</w:t>
+            </w:r>
+          </w:p>
+        </w:tc>
+        <w:tc>
+          <w:tcPr>
+            <w:tcW w:w="1758" w:type="dxa"/>
+          </w:tcPr>
+          <w:p>
+            <w:pPr>
+              <w:spacing w:after="40"/>
+              <w:jc w:val="right"/>
+            </w:pPr>
+            <w:r>
+              <w:rPr>
+                <w:sz w:val="20"/>
+              </w:rPr>
               <w:t>2</w:t>
             </w:r>
           </w:p>
@@ -20470,33 +20310,16 @@
             </w:pPr>
             <w:r>
               <w:rPr>
-                <w:b/>
-                <w:sz w:val="20"/>
-              </w:rPr>
-              <w:t>2</w:t>
-            </w:r>
-          </w:p>
-        </w:tc>
-        <w:tc>
-          <w:tcPr>
-            <w:tcW w:w="1758" w:type="dxa"/>
-          </w:tcPr>
-          <w:p>
-            <w:pPr>
-              <w:spacing w:after="40"/>
-              <w:jc w:val="right"/>
-            </w:pPr>
-            <w:r>
-              <w:rPr>
-                <w:sz w:val="20"/>
-              </w:rPr>
-              <w:t>14 389</w:t>
+                <w:sz w:val="20"/>
+              </w:rPr>
+              <w:t>19 844</w:t>
             </w:r>
           </w:p>
         </w:tc>
       </w:tr>
       <w:tr>
         <w:trPr>
+          <w:cantSplit/>
           <w:jc w:val="center"/>
         </w:trPr>
         <w:tc>
@@ -20528,7 +20351,7 @@
               <w:rPr>
                 <w:sz w:val="20"/>
               </w:rPr>
-              <w:t>5</w:t>
+              <w:t>4</w:t>
             </w:r>
           </w:p>
         </w:tc>
@@ -20562,7 +20385,7 @@
               <w:rPr>
                 <w:sz w:val="20"/>
               </w:rPr>
-              <w:t>2</w:t>
+              <w:t>1</w:t>
             </w:r>
           </w:p>
         </w:tc>
@@ -20579,13 +20402,14 @@
               <w:rPr>
                 <w:sz w:val="20"/>
               </w:rPr>
-              <w:t>3 636</w:t>
+              <w:t>3 086</w:t>
             </w:r>
           </w:p>
         </w:tc>
       </w:tr>
       <w:tr>
         <w:trPr>
+          <w:cantSplit/>
           <w:jc w:val="center"/>
         </w:trPr>
         <w:tc>
@@ -20617,7 +20441,7 @@
               <w:rPr>
                 <w:sz w:val="20"/>
               </w:rPr>
-              <w:t>5</w:t>
+              <w:t>4</w:t>
             </w:r>
           </w:p>
         </w:tc>
@@ -20668,13 +20492,14 @@
               <w:rPr>
                 <w:sz w:val="20"/>
               </w:rPr>
-              <w:t>36 838</w:t>
+              <w:t>38 307</w:t>
             </w:r>
           </w:p>
         </w:tc>
       </w:tr>
       <w:tr>
         <w:trPr>
+          <w:cantSplit/>
           <w:jc w:val="center"/>
         </w:trPr>
         <w:tc>
@@ -20706,7 +20531,7 @@
               <w:rPr>
                 <w:sz w:val="20"/>
               </w:rPr>
-              <w:t>5</w:t>
+              <w:t>4</w:t>
             </w:r>
           </w:p>
         </w:tc>
@@ -20723,7 +20548,7 @@
               <w:rPr>
                 <w:sz w:val="20"/>
               </w:rPr>
-              <w:t>1</w:t>
+              <w:t>0</w:t>
             </w:r>
           </w:p>
         </w:tc>
@@ -20757,13 +20582,14 @@
               <w:rPr>
                 <w:sz w:val="20"/>
               </w:rPr>
-              <w:t>3 039</w:t>
+              <w:t>2 819</w:t>
             </w:r>
           </w:p>
         </w:tc>
       </w:tr>
       <w:tr>
         <w:trPr>
+          <w:cantSplit/>
           <w:jc w:val="center"/>
         </w:trPr>
         <w:tc>
@@ -20795,7 +20621,7 @@
               <w:rPr>
                 <w:sz w:val="20"/>
               </w:rPr>
-              <w:t>3</w:t>
+              <w:t>2</w:t>
             </w:r>
           </w:p>
         </w:tc>
@@ -20846,13 +20672,14 @@
               <w:rPr>
                 <w:sz w:val="20"/>
               </w:rPr>
-              <w:t>4 366</w:t>
+              <w:t>49 549</w:t>
             </w:r>
           </w:p>
         </w:tc>
       </w:tr>
       <w:tr>
         <w:trPr>
+          <w:cantSplit/>
           <w:jc w:val="center"/>
         </w:trPr>
         <w:tc>
@@ -20884,7 +20711,7 @@
               <w:rPr>
                 <w:sz w:val="20"/>
               </w:rPr>
-              <w:t>6</w:t>
+              <w:t>5</w:t>
             </w:r>
           </w:p>
         </w:tc>
@@ -20901,7 +20728,7 @@
               <w:rPr>
                 <w:sz w:val="20"/>
               </w:rPr>
-              <w:t>1</w:t>
+              <w:t>0</w:t>
             </w:r>
           </w:p>
         </w:tc>
@@ -20935,7 +20762,7 @@
               <w:rPr>
                 <w:sz w:val="20"/>
               </w:rPr>
-              <w:t>2 864</w:t>
+              <w:t>2 825</w:t>
             </w:r>
           </w:p>
         </w:tc>
@@ -20952,7 +20779,7 @@
         <w:ind w:firstLine="0"/>
       </w:pPr>
       <w:r>
-        <w:t>Модел је промјену видио у сва три блока: медијане 26 399, 60 050 и 14 389 наспрам нормалне 1190. Аларм ипак није подигнут у прва два блока, јер је капија поузданости одбила четири односно три од пет прозора као нестабилне, па бројач узастопних прекорачења никада није стигао до три. Трећи блок је био најмирнији и аларм је подигнут послије три узастопна поуздана прозора.</w:t>
+        <w:t>Медијане оцјена у три блока износе 30 255, 62 344 и 19 844, наспрам 1146 у нормалној основи, након изостављања прелазних прозора. У прва два блока три од четири прихватљива прозора имају ознаку HOLD. Аларм је регистрован у трећем блоку, док унапријед задати критериј детекције у сва три блока није задовољен.</w:t>
       </w:r>
     </w:p>
     <w:p>
@@ -20960,7 +20787,7 @@
         <w:pStyle w:val="BodyText"/>
       </w:pPr>
       <w:r>
-        <w:t>Ово није промашај детекције него пројектовано понашање. Папирић се држи руком, па изазвана промјена по конструкцији није константна, а систем одбија да нестабилан прозор прогласи аномалијом. Аларм се затим пренио два прозора у фазу опоравка и угасио се када је оцјена пала испод прага изласка, уз медијану времена опоравка од 10,1 s.</w:t>
+        <w:t>GUIDED25 извјештај има исход FAIL: детекција је остварена у једном од три блока, а аларм је пренесен у опоравак. Одбацивање нестабилних прозора одговара имплементираној логици, али тиме није испуњен циљ експеримента. Држање папирића руком је могуће објашњење нестабилности; без независног мјерења побуде није потврђен једини узрок. У скупу прихватљивих прозора опоравак садржи један алармни прозор, уз пријављену медијану опоравка 10,08 s.</w:t>
       </w:r>
     </w:p>
     <w:p>
@@ -20968,7 +20795,7 @@
         <w:pStyle w:val="BodyText"/>
       </w:pPr>
       <w:r>
-        <w:t>Разговор и отварање врата нису подигли аларм иако су им оцјене биле високе, 36 838 односно 4366. Четири од пет прозора разговора проглашена су непоузданим. То је тражена особина: сметња се одбија као непоуздана, умјесто да буде протумачена као стање машине. Цијела траса мјерења приказана је на Слици 7.1.</w:t>
+        <w:t>У означеним блоковима разговора и врата нема аларма. Медијане прихватљивих прозора износе 38 307 и 49 549. Сва четири прозора разговора и један од два прозора врата имају HOLD ознаку. Ови кратки блокови показују понашање у датој поставци, али не процјењују општу отпорност на буку. Слика 7.1 приказује све DET прозоре ради континуитета, док Табела 7.4 изоставља прелазне и непотврђене прозоре.</w:t>
       </w:r>
     </w:p>
     <w:p>
@@ -20983,7 +20810,7 @@
         </w:rPr>
         <w:lastRenderedPageBreak/>
         <w:drawing>
-          <wp:inline distT="0" distB="0" distL="0" distR="0" wp14:anchorId="39664DCE" wp14:editId="24C3B2CD">
+          <wp:inline distT="0" distB="0" distL="0" distR="0" wp14:anchorId="364D8538" wp14:editId="56FC8478">
             <wp:extent cx="5040000" cy="2754236"/>
             <wp:effectExtent l="0" t="0" r="0" b="0"/>
             <wp:docPr id="5" name="Picture 5"/>
@@ -21023,7 +20850,7 @@
       <w:pPr>
         <w:pStyle w:val="Potpisslike"/>
       </w:pPr>
-      <w:bookmarkStart w:id="67" w:name="_Toc239182952"/>
+      <w:bookmarkStart w:id="67" w:name="_Toc239635440"/>
       <w:r>
         <w:t>Слика 7.1. Траса оцјене током мјерења са изазваном промјеном протока; означени су праг уласка, праг изласка, непоуздани прозори и алармна епизода</w:t>
       </w:r>
@@ -21033,7 +20860,7 @@
       <w:pPr>
         <w:pStyle w:val="Heading3"/>
       </w:pPr>
-      <w:bookmarkStart w:id="68" w:name="_Toc239182932"/>
+      <w:bookmarkStart w:id="68" w:name="_Toc239635420"/>
       <w:r>
         <w:rPr>
           <w:rFonts w:ascii="Arial" w:hAnsi="Arial"/>
@@ -21047,7 +20874,7 @@
         <w:pStyle w:val="BodyText"/>
       </w:pPr>
       <w:r>
-        <w:t>Да би се провјерило понашање при промјени која јесте константна, изведено је друго мјерење у којем је извор промјене био константан тон од 1 kHz са звучника, на фиксној јачини и положају. Калибрација је у овом мјерењу прошла без избацивања исјечака, са коефицијентом варијације 0,43. Изведени праг уласка износи 21 810, а праг изласка 10 905. Оцјене по означеним условима даје Табела 7.5.</w:t>
+        <w:t>Друго мјерење користи репродуковани тон од 1 kHz. Калибрација је прихваћена без избацивања исјечака, са коефицијентом варијације 0,43; прагови износе 21 810 и 10 905. У записима је услов означен као константан тон, али постоје биљешке о промјени јачине током пробе. Табела 7.5 зато описује означени блок, а не побуду независно измјерене и сталне амплитуде.</w:t>
       </w:r>
     </w:p>
     <w:p>
@@ -21056,7 +20883,7 @@
         <w:keepNext/>
         <w:spacing w:before="200" w:after="60"/>
       </w:pPr>
-      <w:bookmarkStart w:id="69" w:name="_Toc239182971"/>
+      <w:bookmarkStart w:id="69" w:name="_Toc239635459"/>
       <w:r>
         <w:t>Табела 7.5. Оцјене по означеним условима, мјерење са константним тоном (праг уласка 21 810)</w:t>
       </w:r>
@@ -21079,6 +20906,7 @@
       </w:tblGrid>
       <w:tr>
         <w:trPr>
+          <w:tblHeader/>
           <w:jc w:val="center"/>
         </w:trPr>
         <w:tc>
@@ -21087,6 +20915,7 @@
           </w:tcPr>
           <w:p>
             <w:pPr>
+              <w:keepNext/>
               <w:spacing w:after="40"/>
               <w:jc w:val="center"/>
             </w:pPr>
@@ -21105,6 +20934,7 @@
           </w:tcPr>
           <w:p>
             <w:pPr>
+              <w:keepNext/>
               <w:spacing w:after="40"/>
               <w:jc w:val="center"/>
             </w:pPr>
@@ -21123,6 +20953,7 @@
           </w:tcPr>
           <w:p>
             <w:pPr>
+              <w:keepNext/>
               <w:spacing w:after="40"/>
               <w:jc w:val="center"/>
             </w:pPr>
@@ -21141,6 +20972,7 @@
           </w:tcPr>
           <w:p>
             <w:pPr>
+              <w:keepNext/>
               <w:spacing w:after="40"/>
               <w:jc w:val="center"/>
             </w:pPr>
@@ -21159,6 +20991,7 @@
           </w:tcPr>
           <w:p>
             <w:pPr>
+              <w:keepNext/>
               <w:spacing w:after="40"/>
               <w:jc w:val="center"/>
             </w:pPr>
@@ -21177,6 +21010,7 @@
           </w:tcPr>
           <w:p>
             <w:pPr>
+              <w:keepNext/>
               <w:spacing w:after="40"/>
               <w:jc w:val="center"/>
             </w:pPr>
@@ -21192,6 +21026,7 @@
       </w:tr>
       <w:tr>
         <w:trPr>
+          <w:cantSplit/>
           <w:jc w:val="center"/>
         </w:trPr>
         <w:tc>
@@ -21223,7 +21058,7 @@
               <w:rPr>
                 <w:sz w:val="20"/>
               </w:rPr>
-              <w:t>6</w:t>
+              <w:t>5</w:t>
             </w:r>
           </w:p>
         </w:tc>
@@ -21274,7 +21109,7 @@
               <w:rPr>
                 <w:sz w:val="20"/>
               </w:rPr>
-              <w:t>7 164</w:t>
+              <w:t>7 085</w:t>
             </w:r>
           </w:p>
         </w:tc>
@@ -21297,6 +21132,7 @@
       </w:tr>
       <w:tr>
         <w:trPr>
+          <w:cantSplit/>
           <w:jc w:val="center"/>
         </w:trPr>
         <w:tc>
@@ -21328,7 +21164,7 @@
               <w:rPr>
                 <w:sz w:val="20"/>
               </w:rPr>
-              <w:t>45</w:t>
+              <w:t>44</w:t>
             </w:r>
           </w:p>
         </w:tc>
@@ -21379,7 +21215,7 @@
               <w:rPr>
                 <w:sz w:val="20"/>
               </w:rPr>
-              <w:t>22 629</w:t>
+              <w:t>23 574</w:t>
             </w:r>
           </w:p>
         </w:tc>
@@ -21395,13 +21231,14 @@
               <w:rPr>
                 <w:sz w:val="20"/>
               </w:rPr>
-              <w:t>6 890 – 87 152</w:t>
+              <w:t>7 327 – 87 152</w:t>
             </w:r>
           </w:p>
         </w:tc>
       </w:tr>
       <w:tr>
         <w:trPr>
+          <w:cantSplit/>
           <w:jc w:val="center"/>
         </w:trPr>
         <w:tc>
@@ -21416,7 +21253,7 @@
               <w:rPr>
                 <w:sz w:val="20"/>
               </w:rPr>
-              <w:t>Послије тона</w:t>
+              <w:t>Ознака опоравка послије тона</w:t>
             </w:r>
           </w:p>
         </w:tc>
@@ -21433,7 +21270,7 @@
               <w:rPr>
                 <w:sz w:val="20"/>
               </w:rPr>
-              <w:t>51</w:t>
+              <w:t>50</w:t>
             </w:r>
           </w:p>
         </w:tc>
@@ -21467,7 +21304,7 @@
               <w:rPr>
                 <w:sz w:val="20"/>
               </w:rPr>
-              <w:t>51</w:t>
+              <w:t>50</w:t>
             </w:r>
           </w:p>
         </w:tc>
@@ -21484,7 +21321,7 @@
               <w:rPr>
                 <w:sz w:val="20"/>
               </w:rPr>
-              <w:t>32 884</w:t>
+              <w:t>33 170</w:t>
             </w:r>
           </w:p>
         </w:tc>
@@ -21517,7 +21354,7 @@
         <w:ind w:firstLine="0"/>
       </w:pPr>
       <w:r>
-        <w:t>Аларм је подигнут послије три узастопна поуздана прозора изнад прага, дакле послије око 30 s од тренутка када је тон постао довољно јак. Послије дванаест алармних прозора, односно око два минута, емитована је ознака трајног одступања. Кроз цијело мјерење није изгубљен ниједан узорак, а истраживачка телеметрија је комплетна за свих 125 прозора.</w:t>
+        <w:t>Аларм се подиже када се остваре три узастопна поуздана прекорачења. То одговара приближно 30 s трајања три прозора, али није измјерена латенција од првог укључивања тона. Догађај трајног одступања настаје на дванаестом мјереном алармном прозору, укључујући прозор уласка; HOLD паузира тај бројач. Нема пријављених губитака узорака. Манифест садржи 125 истраживачких прозора, односно 10 CAL и 115 DET прозора; не садржи обиљежја цијелих DERIVE и VERIFY фаза.</w:t>
       </w:r>
     </w:p>
     <w:p>
@@ -21525,7 +21362,7 @@
         <w:pStyle w:val="BodyText"/>
       </w:pPr>
       <w:r>
-        <w:t>Првих девет прозора тона дало је оцјене између 6890 и 15 582, дакле унутар нормалног опсега, јер је звучник био на премалој јачини. Послије појачања оцјена скаче на стабилних 30 000 до 33 000. То је користан негативан податак: промјена мора бити довољно јака у односу на сопствени шум вентилатора, а праг није апсолутна осјетљивост. Траса цијелог мјерења је на Слици 7.2.</w:t>
+        <w:t>Првих девет прозора означених тоном остаје испод улазног прага. Неки премашују ранији опсег нормалне основе, па се не могу описати као да су сви у том опсегу. Касније оцјене расту. Без записа тачног тренутка промјене јачине и калибрисаног извора не може се издвојити однос дозе и одзива. Слика 7.2 приказује цијелу трасу, укључујући прелазне прозоре.</w:t>
       </w:r>
     </w:p>
     <w:p>
@@ -21540,7 +21377,7 @@
         </w:rPr>
         <w:lastRenderedPageBreak/>
         <w:drawing>
-          <wp:inline distT="0" distB="0" distL="0" distR="0" wp14:anchorId="02AF2995" wp14:editId="14DAFB12">
+          <wp:inline distT="0" distB="0" distL="0" distR="0" wp14:anchorId="3072C23E" wp14:editId="3D928569">
             <wp:extent cx="5040000" cy="2754236"/>
             <wp:effectExtent l="0" t="0" r="0" b="0"/>
             <wp:docPr id="6" name="Picture 6"/>
@@ -21580,9 +21417,9 @@
       <w:pPr>
         <w:pStyle w:val="Potpisslike"/>
       </w:pPr>
-      <w:bookmarkStart w:id="70" w:name="_Toc239182953"/>
-      <w:r>
-        <w:t>Слика 7.2. Траса оцјене током мјерења са константним тоном; аларм се подиже послије три узастопна поуздана прозора, а ознака трајног одступања послије дванаест</w:t>
+      <w:bookmarkStart w:id="70" w:name="_Toc239635441"/>
+      <w:r>
+        <w:t>Слика 7.2. Траса пробе тоном: три поуздана прекорачења за улаз, дванаести мјерени алармни прозор за трајно одступање</w:t>
       </w:r>
       <w:bookmarkEnd w:id="70"/>
     </w:p>
@@ -21591,14 +21428,14 @@
         <w:pStyle w:val="BodyText"/>
       </w:pPr>
       <w:r>
-        <w:t>Послије гашења тона оцјена је пала са око 40 000 на 12 266 до 19 561, дакле испод прага уласка али изнад прага изласка, па је аларм остао закључан до краја мјерења. Хистереза је радила како је пројектована, али је мјерење завршено прије него што је оцјена пала испод прага изласка, па вријеме опоравка за овај извор промјене није измјерено.</w:t>
+        <w:t>Пред крај записа оцјена пада са приближно 40 000 на 12 266–19 561, испод улазног, али изнад излазног прага. Аларм остаје активан. Из овог пада се не може одредити тачно вријеме гашења извора, а вријеме завршног опоравка није измјерено.</w:t>
       </w:r>
     </w:p>
     <w:p>
       <w:pPr>
         <w:pStyle w:val="Heading2"/>
       </w:pPr>
-      <w:bookmarkStart w:id="71" w:name="_Toc239182933"/>
+      <w:bookmarkStart w:id="71" w:name="_Toc239635421"/>
       <w:r>
         <w:rPr>
           <w:rFonts w:ascii="Arial" w:hAnsi="Arial"/>
@@ -21622,7 +21459,7 @@
         <w:keepNext/>
         <w:spacing w:before="200" w:after="60"/>
       </w:pPr>
-      <w:bookmarkStart w:id="72" w:name="_Toc239182972"/>
+      <w:bookmarkStart w:id="72" w:name="_Toc239635460"/>
       <w:r>
         <w:t>Табела 7.6. Сажетак два валидна мјерења на вентилатору</w:t>
       </w:r>
@@ -21642,6 +21479,7 @@
       </w:tblGrid>
       <w:tr>
         <w:trPr>
+          <w:tblHeader/>
           <w:jc w:val="center"/>
         </w:trPr>
         <w:tc>
@@ -21650,6 +21488,7 @@
           </w:tcPr>
           <w:p>
             <w:pPr>
+              <w:keepNext/>
               <w:spacing w:after="40"/>
               <w:jc w:val="center"/>
             </w:pPr>
@@ -21668,6 +21507,7 @@
           </w:tcPr>
           <w:p>
             <w:pPr>
+              <w:keepNext/>
               <w:spacing w:after="40"/>
               <w:jc w:val="center"/>
             </w:pPr>
@@ -21686,6 +21526,7 @@
           </w:tcPr>
           <w:p>
             <w:pPr>
+              <w:keepNext/>
               <w:spacing w:after="40"/>
               <w:jc w:val="center"/>
             </w:pPr>
@@ -21694,13 +21535,14 @@
                 <w:b/>
                 <w:sz w:val="20"/>
               </w:rPr>
-              <w:t>Константан тон</w:t>
+              <w:t>Тон од 1 kHz</w:t>
             </w:r>
           </w:p>
         </w:tc>
       </w:tr>
       <w:tr>
         <w:trPr>
+          <w:cantSplit/>
           <w:jc w:val="center"/>
         </w:trPr>
         <w:tc>
@@ -21754,6 +21596,7 @@
       </w:tr>
       <w:tr>
         <w:trPr>
+          <w:cantSplit/>
           <w:jc w:val="center"/>
         </w:trPr>
         <w:tc>
@@ -21807,6 +21650,7 @@
       </w:tr>
       <w:tr>
         <w:trPr>
+          <w:cantSplit/>
           <w:jc w:val="center"/>
         </w:trPr>
         <w:tc>
@@ -21860,6 +21704,7 @@
       </w:tr>
       <w:tr>
         <w:trPr>
+          <w:cantSplit/>
           <w:jc w:val="center"/>
         </w:trPr>
         <w:tc>
@@ -21874,7 +21719,7 @@
               <w:rPr>
                 <w:sz w:val="20"/>
               </w:rPr>
-              <w:t>Прозора надзора</w:t>
+              <w:t>DET прозора укупно / у метрици</w:t>
             </w:r>
           </w:p>
         </w:tc>
@@ -21890,7 +21735,7 @@
               <w:rPr>
                 <w:sz w:val="20"/>
               </w:rPr>
-              <w:t>65</w:t>
+              <w:t>65 / 43</w:t>
             </w:r>
           </w:p>
         </w:tc>
@@ -21906,13 +21751,14 @@
               <w:rPr>
                 <w:sz w:val="20"/>
               </w:rPr>
-              <w:t>115</w:t>
+              <w:t>115 / 99</w:t>
             </w:r>
           </w:p>
         </w:tc>
       </w:tr>
       <w:tr>
         <w:trPr>
+          <w:cantSplit/>
           <w:jc w:val="center"/>
         </w:trPr>
         <w:tc>
@@ -21966,6 +21812,7 @@
       </w:tr>
       <w:tr>
         <w:trPr>
+          <w:cantSplit/>
           <w:jc w:val="center"/>
         </w:trPr>
         <w:tc>
@@ -22019,6 +21866,7 @@
       </w:tr>
       <w:tr>
         <w:trPr>
+          <w:cantSplit/>
           <w:jc w:val="center"/>
         </w:trPr>
         <w:tc>
@@ -22072,6 +21920,7 @@
       </w:tr>
       <w:tr>
         <w:trPr>
+          <w:cantSplit/>
           <w:jc w:val="center"/>
         </w:trPr>
         <w:tc>
@@ -22135,14 +21984,14 @@
         <w:ind w:firstLine="0"/>
       </w:pPr>
       <w:r>
-        <w:t>Оба мјерења су означена као валидан физички резултат, што значи да су прошла све провјере протокола: потпун рукохват са фирмвером, прихваћену калибрацију, потпуну и сагласну телеметрију и одсуство изгубљених узорака.</w:t>
+        <w:t>Ознака валидног физичког резултата потврђује прихватљивост записа за анализу. Она није исто што и пролаз критерија експеримента: GUIDED25 проба са папирићем има исход FAIL. Сажетак користи 43 од 65 DET прозора првог мјерења и 99 од 115 другог. HOLD прозори остају у табели као одбијене одлуке, а нису накнадно уклоњени ради бољих резултата.</w:t>
       </w:r>
     </w:p>
     <w:p>
       <w:pPr>
         <w:pStyle w:val="Heading2"/>
       </w:pPr>
-      <w:bookmarkStart w:id="73" w:name="_Toc239182934"/>
+      <w:bookmarkStart w:id="73" w:name="_Toc239635422"/>
       <w:r>
         <w:rPr>
           <w:rFonts w:ascii="Arial" w:hAnsi="Arial"/>
@@ -22156,23 +22005,17 @@
         <w:pStyle w:val="BodyText"/>
       </w:pPr>
       <w:r>
-        <w:t xml:space="preserve">Уз физичка мјерења, систем се провјерава и аутоматски. Скуп тестова на рачунару садржи 478 провјера и покрива поређење имплементација у Pythonu и у језику C преко дијељене библиотеке, уговоре протокола, политике одлучивања и оба физичка мјерења као </w:t>
-      </w:r>
-      <w:r>
-        <w:lastRenderedPageBreak/>
-        <w:t>замрзнуту регресију. Посебан алат провјерава да су бројеви у фирмверу, у замрзнутим политикама и у алатима за обраду међусобно сагласни.</w:t>
-      </w:r>
-    </w:p>
-    <w:p>
-      <w:pPr>
-        <w:pStyle w:val="BodyText"/>
-      </w:pPr>
-      <w:r>
-        <w:t>Ове провјере не доказују ништа физичко и то је изричито записано и у самој конфигурацији непрекидне интеграције. Успјешна изградња и зелени тестови не доказују ни упис фирмвера, ни рад на плочици, ни понашање поред стварне машине.</w:t>
-      </w:r>
-    </w:p>
-    <w:p>
-      <w:r>
+        <w:t>Прошло је 478 тестова протокола, политика и поређења са C кодом, као и провјера шеме конфигурације. Ове провјере не замјењују физичку валидацију уређаја.</w:t>
+      </w:r>
+    </w:p>
+    <w:p>
+      <w:pPr>
+        <w:spacing w:after="0" w:line="20" w:lineRule="exact"/>
+      </w:pPr>
+      <w:r>
+        <w:rPr>
+          <w:sz w:val="2"/>
+        </w:rPr>
         <w:br w:type="page"/>
       </w:r>
     </w:p>
@@ -22180,7 +22023,7 @@
       <w:pPr>
         <w:pStyle w:val="Heading1"/>
       </w:pPr>
-      <w:bookmarkStart w:id="74" w:name="_Toc239182935"/>
+      <w:bookmarkStart w:id="74" w:name="_Toc239635423"/>
       <w:r>
         <w:rPr>
           <w:rFonts w:ascii="Arial" w:hAnsi="Arial"/>
@@ -22202,7 +22045,7 @@
       <w:pPr>
         <w:pStyle w:val="Heading2"/>
       </w:pPr>
-      <w:bookmarkStart w:id="75" w:name="_Toc239182936"/>
+      <w:bookmarkStart w:id="75" w:name="_Toc239635424"/>
       <w:r>
         <w:rPr>
           <w:rFonts w:ascii="Arial" w:hAnsi="Arial"/>
@@ -22216,7 +22059,7 @@
         <w:pStyle w:val="BodyText"/>
       </w:pPr>
       <w:r>
-        <w:t>Основна тврдња коју мјерења подржавају је да је могуће направити самосталан акустички надзор ротационе машине на микроконтролеру вриједности неколико десетина евра, без мреже и без рачунара у путањи одлуке. Уређај сам учи нормално стање машине коју никада није чуо, сам изводи праг из периода у којем су присутна само нормална стања, и поуздано пријављује константну акустичку промјену.</w:t>
+        <w:t>Мјерења показују да се статистички детектор са учењем локалног центра и прага може извршавати на ESP32-S3. Постојећи записи потврђују одлуке уређаја у двије завршне пробе. Проба папирићем ипак не задовољава све критерије, а послије тона опоравак остаје неизмјерен. Зато резултат представља функционални прототип са документованим ограничењима.</w:t>
       </w:r>
     </w:p>
     <w:p>
@@ -22224,10 +22067,7 @@
         <w:pStyle w:val="BodyText"/>
       </w:pPr>
       <w:r>
-        <w:t>Друга тврдња тиче се односа модела и политике око њега. Кроз цио рад је модел био бољи него што је систем био употребљив. Раздвајање изазване промјене од нормалног рада било је готово савршено већ у првом физичком тесту, док је истовремено 90 % нормалних прозора било изнад прага. Побољшања која су систем учинила употребљивим нису била побољшања модела него политике: одвојен период за извођење прага, независна провјера тог прага, хистереза, капија поузданости и правило о одбацивању највише два калибрациона и</w:t>
-      </w:r>
-      <w:r>
-        <w:t>сјечка.</w:t>
+        <w:t>Први физички тест добро раздваја оцјене изазване промјене и нормалног рада, али 54 од 60 нормалних прозора прелази тадашњи праг. Тај примјер раздваја рангирање од одлуке при фиксном прагу. Касније промјене уводе одвојено извођење и провјеру прага, хистерезу, капију поузданости и ограничено одбацивање калибрационих исјечака. Двије прихваћене калибрације не потврђују да је проблем прагова уопштено ријешен.</w:t>
       </w:r>
     </w:p>
     <w:p>
@@ -22235,14 +22075,14 @@
         <w:pStyle w:val="BodyText"/>
       </w:pPr>
       <w:r>
-        <w:t>Трећа тврдња тиче се вриједности провјера које се активирају ријетко. Провјера прага на одвојеном периоду дјеловала је као формалност све док није оборила робусно правило које је на папиру изгледало боље од усвојеног. То је најјаснија потврда да капија која се не активира годинама и даље има сврху.</w:t>
+        <w:t>Одбијање робусног прага током VERIFY фазе показује практичну улогу одвојене провјере. Правило које даје прихватљив фит на ранијем нормалном периоду може подбацити на каснијем. Тај резултат подржава задржавање провјере, али не доказује да пролаз кратког VERIFY периода гарантује дугорочну поузданост.</w:t>
       </w:r>
     </w:p>
     <w:p>
       <w:pPr>
         <w:pStyle w:val="Heading2"/>
       </w:pPr>
-      <w:bookmarkStart w:id="76" w:name="_Toc239182937"/>
+      <w:bookmarkStart w:id="76" w:name="_Toc239635425"/>
       <w:r>
         <w:rPr>
           <w:rFonts w:ascii="Arial" w:hAnsi="Arial"/>
@@ -22256,7 +22096,7 @@
         <w:pStyle w:val="BodyText"/>
       </w:pPr>
       <w:r>
-        <w:t>У односу на објављена рјешења задатка DCASE, овај рад не конкурише по тачности. Водећи системи користе ансамбле дубоких модела са самонадзираним предтренирањем и постижу знатно више вриједности хармонијске средине преко свих машина. Допринос овог рада је у другој равни: показује шта се поквари када се један такав приступ, сведен на најједноставнији облик, стварно пусти да ради без надзора на микроконтролеру.</w:t>
+        <w:t>Референтни радови [1]–[3] дају поставку задатка, податке и поређења алгоритама. Овај рад додаје опис локалног учења и провјере прага на микроконтролеру. Бројке нису директно упоредиве са службеним ранг-листама због другачијих калибрационих подјела, изабраног типа машине и коришћења развојног скупа.</w:t>
       </w:r>
     </w:p>
     <w:p>
@@ -22264,14 +22104,14 @@
         <w:pStyle w:val="BodyText"/>
       </w:pPr>
       <w:r>
-        <w:t>У односу на постојеће радове из области минијатурног машинског учења, разлика је у томе што се овдје не пријављује само да модел стаје у меморију и ради у реалном времену. Пријављује се и како се праг изводи без иједне аномалије, како се препознаје да мјерење није поуздано, и шта уређај ради када доказа нема.</w:t>
+        <w:t>Практични допринос је у повезивању израчунавања обиљежја са контролом квалитета, калибрацијом и записом одлука. Преглед литературе у овом раду није систематски преглед свих уграђених ASD система и не успоставља првенство такве архитектуре.</w:t>
       </w:r>
     </w:p>
     <w:p>
       <w:pPr>
         <w:pStyle w:val="Heading2"/>
       </w:pPr>
-      <w:bookmarkStart w:id="77" w:name="_Toc239182938"/>
+      <w:bookmarkStart w:id="77" w:name="_Toc239635426"/>
       <w:r>
         <w:rPr>
           <w:rFonts w:ascii="Arial" w:hAnsi="Arial"/>
@@ -22285,7 +22125,7 @@
         <w:pStyle w:val="BodyText"/>
       </w:pPr>
       <w:r>
-        <w:t>Ограничења су наведена без ублажавања, јер би њихово изостављање учинило резултате неупотребљивим за било кога ко би хтио да их понови.</w:t>
+        <w:t>Обим изведених мјерења ограничава сљедеће закључке:</w:t>
       </w:r>
     </w:p>
     <w:p>
@@ -22327,7 +22167,6 @@
         <w:rPr>
           <w:b/>
         </w:rPr>
-        <w:lastRenderedPageBreak/>
         <w:t>Изазвана промјена није потврђен квар.</w:t>
       </w:r>
       <w:r>
@@ -22346,7 +22185,7 @@
         <w:t>Мали узорци.</w:t>
       </w:r>
       <w:r>
-        <w:t xml:space="preserve"> Поједини блокови мјерења имају по пет прозора. Вриједности изведене из њих имају широк интервал повјерења и представљају функционалну провјеру, не процјену стопе.</w:t>
+        <w:t xml:space="preserve"> Поједини блокови имају само два до пет прихватљивих прозора. Њихове дескриптивне статистике представљају кратку функционалну провјеру. Интервали повјерења за дугорочну детекцију нису процијењени.</w:t>
       </w:r>
     </w:p>
     <w:p>
@@ -22358,6 +22197,7 @@
         <w:rPr>
           <w:b/>
         </w:rPr>
+        <w:lastRenderedPageBreak/>
         <w:t>Стопа лажних узбуна није процијењена дугорочно.</w:t>
       </w:r>
       <w:r>
@@ -22388,10 +22228,10 @@
         <w:rPr>
           <w:b/>
         </w:rPr>
-        <w:t>Осјетљивост капије квалитета калибрације.</w:t>
-      </w:r>
-      <w:r>
-        <w:t xml:space="preserve"> Један исјечак од десет, са одступањем од око 0,7 dB у једној од 96 трака, довољан је да обори калибрацију. Правило о одбацивању два исјечка лијечи посљедицу, не узрок.</w:t>
+        <w:t>Осјетљивост провјере калибрације.</w:t>
+      </w:r>
+      <w:r>
+        <w:t xml:space="preserve"> У анализираним записима одступање уске траке за приближно 0,7 јединица логаритамског обиљежја прати велики пораст оцјене. То није измјерен општи праг осјетљивости. Одбацивање највише два исјечка ублажава проблем у једној сесији, без доказа да уклања његов узрок.</w:t>
       </w:r>
     </w:p>
     <w:p>
@@ -22403,17 +22243,17 @@
         <w:rPr>
           <w:b/>
         </w:rPr>
-        <w:t>Нумеричке политике нису замрзнуте за производњу.</w:t>
-      </w:r>
-      <w:r>
-        <w:t xml:space="preserve"> Правило извођења прага је потврђено на два мјерења, али замрзавање за производну употребу тражи нову верзију политике и ново, унапријед пријављено мјерење.</w:t>
+        <w:t>Развојни избор политике.</w:t>
+      </w:r>
+      <w:r>
+        <w:t xml:space="preserve"> Прагови и центри фитовани су из нормалних података. Ипак, током развоја су прегледани исходи ранијих аномалних и физичких проба, па забрана аномалија у фиту није доказ да је цијели избор политике био независан од тих исхода. Политика остаје DEVELOPMENT и нема потврђену дугорочну стопу лажних аларма.</w:t>
       </w:r>
     </w:p>
     <w:p>
       <w:pPr>
         <w:pStyle w:val="Heading2"/>
       </w:pPr>
-      <w:bookmarkStart w:id="78" w:name="_Toc239182939"/>
+      <w:bookmarkStart w:id="78" w:name="_Toc239635427"/>
       <w:r>
         <w:rPr>
           <w:rFonts w:ascii="Arial" w:hAnsi="Arial"/>
@@ -22427,11 +22267,17 @@
         <w:pStyle w:val="BodyText"/>
       </w:pPr>
       <w:r>
-        <w:t>Сљедеће ставке су реализоване у коду и провјерене на рачунару, али нису потврђене на потпуно састављеном хардверу, па се тако и пријављују: потпуно самосталан рад са залемљеним тастером и сигналним диодама, понашање при прекиду везе са микрофоном, понашање при нестанку напајања и при поновном покретању, и мјерење потрошње цијелог ланца. Ниједан успјешан тест на рачунару не замјењује те провјере.</w:t>
-      </w:r>
-    </w:p>
-    <w:p>
-      <w:r>
+        <w:t>На хардверу нису потврђени потпуно самосталан интерфејс са тастером и диодама, контролисани прекид I2S везе, понашање при губитку напајања и потрошња цијелог ланца. NVS модул постоји, али развојна политика не дозвољава чување и враћање профила: послије рестарта потребно је ново учење. Ове ставке остају ограничења рада, без претпоставке да ће додатна мјерења бити изведена.</w:t>
+      </w:r>
+    </w:p>
+    <w:p>
+      <w:pPr>
+        <w:spacing w:after="0" w:line="20" w:lineRule="exact"/>
+      </w:pPr>
+      <w:r>
+        <w:rPr>
+          <w:sz w:val="2"/>
+        </w:rPr>
         <w:br w:type="page"/>
       </w:r>
     </w:p>
@@ -22439,7 +22285,7 @@
       <w:pPr>
         <w:pStyle w:val="Heading1"/>
       </w:pPr>
-      <w:bookmarkStart w:id="79" w:name="_Toc239182940"/>
+      <w:bookmarkStart w:id="79" w:name="_Toc239635428"/>
       <w:r>
         <w:rPr>
           <w:rFonts w:ascii="Arial" w:hAnsi="Arial"/>
@@ -22454,7 +22300,7 @@
         <w:pStyle w:val="BodyText"/>
       </w:pPr>
       <w:r>
-        <w:t>У раду је реализован самосталан уређај за ненадгледану детекцију аномалија звука ротационих машина на микроконтролеру ESP32-S3 са једним MEMS микрофоном. Општи облик варијације нормалног рада учи се унапријед на рачунару из 990 снимака исправног рада, а све што је специфично за конкретну машину — центар, праг и граница поузданости — уређај мјери сам, у првим минутима рада поред те машине.</w:t>
+        <w:t>Реализован је прототип детектора акустичких одступања вентилатора на ESP32-S3 са једним MEMS микрофоном. Глобални статистички модел изведен је из 990 нормалних снимака, док уређај учи локални центар и прагове. Завршни вођени поступак од команде за почетак до надзора траје око 13,57 min у обје забиљежене сесије.</w:t>
       </w:r>
     </w:p>
     <w:p>
@@ -22462,7 +22308,7 @@
         <w:pStyle w:val="BodyText"/>
       </w:pPr>
       <w:r>
-        <w:t>Постављени истраживачки циљ од AUC 0,80 је премашен: на референтном скупу за вентилатор постигнут је AUC 0,867 уз стандардизовани pAUC од 0,667. На стварном вентилатору потврђено је да уређај самостално научи нормално стање, изведе праг из периода у којем су присутна само нормална стања, одбије непоуздан прозор умјесто да га тумачи, и поуздано пријави константну акустичку промјену, уз обраду од 716 ms по прозору од 10 s и без иједног изгубљеног узорка.</w:t>
+        <w:t>Развојни циљ AUC 0,80 премашен је конфигурацијом са десет калибрационих прозора (0,856), док одвојена референца са двадесет прозора даје 0,867. Физичка проба тоном потврђује аларм и трајно одступање. Проба папирићем детектује један од три блока и има исход FAIL. Обрада обиљежја и оцјене траје око 716 ms по прозору; у завршним записима нема пријављених губитака узорака. Ови налази не потврђују дијагнозу квара, поновљивост калибрације или дугорочну стопу лажних аларма.</w:t>
       </w:r>
     </w:p>
     <w:p>
@@ -22470,7 +22316,7 @@
         <w:pStyle w:val="BodyText"/>
       </w:pPr>
       <w:r>
-        <w:t>Рад показује и нешто што се рјеђе пријављује. Кроз цијели развој уско грло није био модел него политика одлучивања око њега. Дванаест варијанти оцјењивача донијело је седам поена, једна промјена обиљежја петнаест, а употребљивост система донијела су правила која уопште не мијењају модел: одвојен период за извођење прага, независна провјера тог прага на каснијим подацима, хистереза, капија поузданости и ограничено одбацивање калибрационих исјечака.</w:t>
+        <w:t>Развој је обухватио промјене модела и правила одлучивања. Боље рангирање оцјена није било довољно за употребљив праг на уређају. Засебно извођење и провјера прага омогућили су прихватање двије завршне сесије, али ограничења капије поузданости и опоравка и даље остају.</w:t>
       </w:r>
     </w:p>
     <w:p>
@@ -22478,14 +22324,14 @@
         <w:pStyle w:val="BodyText"/>
       </w:pPr>
       <w:r>
-        <w:t>Забиљежени су и негативни резултати, са механизмом а не само са бројком: шест унапријед наведених алтернативних обиљежја од којих ниједно не побјеђује, двије стандардне технике временског филтрирања које погоршавају систем јер су направљене за обрнут задатак, и једно робусно правило прага које је оборила сопствена провјера на плочици. Тај посљедњи случај је уједно и најјача потврда да провјере које се ријетко активирају имају смисла.</w:t>
+        <w:t>Приказани су и негативни или недовољно увјерљиви резултати алтернативних обиљежја и временских правила. Посебно је значајно одбијање робусног прага током засебног нормалног VERIFY периода. Ти налази објашњавају избор коначне конфигурације, али не доказују да су одбачени поступци неупотребљиви у другим поставкама.</w:t>
       </w:r>
     </w:p>
     <w:p>
       <w:pPr>
         <w:pStyle w:val="Heading2"/>
       </w:pPr>
-      <w:bookmarkStart w:id="80" w:name="_Toc239182941"/>
+      <w:bookmarkStart w:id="80" w:name="_Toc239635429"/>
       <w:r>
         <w:rPr>
           <w:rFonts w:ascii="Arial" w:hAnsi="Arial"/>
@@ -22512,10 +22358,10 @@
         <w:rPr>
           <w:b/>
         </w:rPr>
-        <w:t>Други примјерак и друга просторија.</w:t>
-      </w:r>
-      <w:r>
-        <w:t xml:space="preserve"> То је једини пут до било какве тврдње о генерализацији, и најважнији сљедећи корак.</w:t>
+        <w:t>Независне поставке.</w:t>
+      </w:r>
+      <w:r>
+        <w:t xml:space="preserve"> Други примјерци вентилатора и друга акустичка окружења потребни су за процјену генерализације изван постојеће поставке.</w:t>
       </w:r>
     </w:p>
     <w:p>
@@ -22557,10 +22403,10 @@
         <w:rPr>
           <w:b/>
         </w:rPr>
-        <w:t>Узрок осјетљивости капије квалитета.</w:t>
-      </w:r>
-      <w:r>
-        <w:t xml:space="preserve"> Испад у уском појасу око фреквенције обртања је измјерен и објашњен као својство Махаланобисове удаљености са страном коваријансом, али није уклоњен.</w:t>
+        <w:t>Спектралне траке и коваријанса.</w:t>
+      </w:r>
+      <w:r>
+        <w:t xml:space="preserve"> Осам најнижих трака не садржи FFT тачку, па фиксна логаритамска доња граница нарушава потпуну независност од појачања. Вриједи одвојено испитати спајање празних трака и ограничавање утицаја слабо варијабилних компоненти. Свака таква измјена тражи нови модел и нову провјеру.</w:t>
       </w:r>
     </w:p>
     <w:p>
@@ -22594,7 +22440,13 @@
       </w:r>
     </w:p>
     <w:p>
-      <w:r>
+      <w:pPr>
+        <w:spacing w:after="0" w:line="20" w:lineRule="exact"/>
+      </w:pPr>
+      <w:r>
+        <w:rPr>
+          <w:sz w:val="2"/>
+        </w:rPr>
         <w:br w:type="page"/>
       </w:r>
     </w:p>
@@ -22602,7 +22454,7 @@
       <w:pPr>
         <w:pStyle w:val="Heading1"/>
       </w:pPr>
-      <w:bookmarkStart w:id="81" w:name="_Toc239182942"/>
+      <w:bookmarkStart w:id="81" w:name="_Toc239635430"/>
       <w:r>
         <w:rPr>
           <w:rFonts w:ascii="Arial" w:hAnsi="Arial"/>
@@ -22612,7 +22464,11 @@
       </w:r>
       <w:bookmarkEnd w:id="81"/>
     </w:p>
-    <w:p/>
+    <w:p>
+      <w:pPr>
+        <w:spacing w:after="0" w:line="240" w:lineRule="exact"/>
+      </w:pPr>
+    </w:p>
     <w:p>
       <w:pPr>
         <w:spacing w:after="120"/>
@@ -22750,10 +22606,10 @@
         <w:rPr>
           <w:i/>
         </w:rPr>
-        <w:t>ESP32-S3 Series Datasheet</w:t>
-      </w:r>
-      <w:r>
-        <w:t>, dostupno na: https://www.espressif.com/ (pristupljeno u avgustu 2026).</w:t>
+        <w:t>ESP32-S3-WROOM-1 &amp; ESP32-S3-WROOM-1U Datasheet</w:t>
+      </w:r>
+      <w:r>
+        <w:t>, v1.8. Dostupno: https://www.espressif.com/sites/default/files/documentation/esp32-s3-wroom-1_wroom-1u_datasheet_en.pdf (pristupljeno 6. septembra 2026).</w:t>
       </w:r>
     </w:p>
     <w:p>
@@ -22769,10 +22625,10 @@
         <w:rPr>
           <w:i/>
         </w:rPr>
-        <w:t>ESP-IDF Programming Guide v5.5</w:t>
-      </w:r>
-      <w:r>
-        <w:t>, dostupno na: https://docs.espressif.com/projects/esp-idf/ (pristupljeno u avgustu 2026).</w:t>
+        <w:t>ESP-IDF Programming Guide v5.5, ESP32-S3</w:t>
+      </w:r>
+      <w:r>
+        <w:t>. Dostupno: https://docs.espressif.com/projects/esp-idf/en/v5.5/esp32s3/ (pristupljeno 6. septembra 2026).</w:t>
       </w:r>
     </w:p>
     <w:p>
@@ -22833,7 +22689,13 @@
       </w:r>
     </w:p>
     <w:p>
-      <w:r>
+      <w:pPr>
+        <w:spacing w:after="0" w:line="20" w:lineRule="exact"/>
+      </w:pPr>
+      <w:r>
+        <w:rPr>
+          <w:sz w:val="2"/>
+        </w:rPr>
         <w:br w:type="page"/>
       </w:r>
     </w:p>
@@ -22841,7 +22703,7 @@
       <w:pPr>
         <w:pStyle w:val="Heading1"/>
       </w:pPr>
-      <w:bookmarkStart w:id="82" w:name="_Toc239182943"/>
+      <w:bookmarkStart w:id="82" w:name="_Toc239635431"/>
       <w:r>
         <w:rPr>
           <w:rFonts w:ascii="Arial" w:hAnsi="Arial"/>
@@ -22851,7 +22713,11 @@
       </w:r>
       <w:bookmarkEnd w:id="82"/>
     </w:p>
-    <w:p/>
+    <w:p>
+      <w:pPr>
+        <w:spacing w:after="0" w:line="240" w:lineRule="exact"/>
+      </w:pPr>
+    </w:p>
     <w:p>
       <w:pPr>
         <w:pStyle w:val="BodyText"/>
@@ -22878,7 +22744,13 @@
       </w:r>
     </w:p>
     <w:p>
-      <w:r>
+      <w:pPr>
+        <w:spacing w:after="0" w:line="20" w:lineRule="exact"/>
+      </w:pPr>
+      <w:r>
+        <w:rPr>
+          <w:sz w:val="2"/>
+        </w:rPr>
         <w:br w:type="page"/>
       </w:r>
     </w:p>
@@ -22886,7 +22758,7 @@
       <w:pPr>
         <w:pStyle w:val="Heading1"/>
       </w:pPr>
-      <w:bookmarkStart w:id="83" w:name="_Toc239182944"/>
+      <w:bookmarkStart w:id="83" w:name="_Toc239635432"/>
       <w:r>
         <w:rPr>
           <w:rFonts w:ascii="Arial" w:hAnsi="Arial"/>
@@ -22896,12 +22768,16 @@
       </w:r>
       <w:bookmarkEnd w:id="83"/>
     </w:p>
-    <w:p/>
+    <w:p>
+      <w:pPr>
+        <w:spacing w:after="0" w:line="240" w:lineRule="exact"/>
+      </w:pPr>
+    </w:p>
     <w:p>
       <w:pPr>
         <w:pStyle w:val="Heading2"/>
       </w:pPr>
-      <w:bookmarkStart w:id="84" w:name="_Toc239182945"/>
+      <w:bookmarkStart w:id="84" w:name="_Toc239635433"/>
       <w:r>
         <w:rPr>
           <w:rFonts w:ascii="Arial" w:hAnsi="Arial"/>
@@ -23059,7 +22935,7 @@
       <w:pPr>
         <w:pStyle w:val="Heading2"/>
       </w:pPr>
-      <w:bookmarkStart w:id="85" w:name="_Toc239182946"/>
+      <w:bookmarkStart w:id="85" w:name="_Toc239635434"/>
       <w:r>
         <w:rPr>
           <w:rFonts w:ascii="Arial" w:hAnsi="Arial"/>
@@ -23083,7 +22959,7 @@
         <w:keepNext/>
         <w:spacing w:before="200" w:after="60"/>
       </w:pPr>
-      <w:bookmarkStart w:id="86" w:name="_Toc239182973"/>
+      <w:bookmarkStart w:id="86" w:name="_Toc239635461"/>
       <w:r>
         <w:t>Табела B.1. Закључане политике и њихове верзије</w:t>
       </w:r>
@@ -23103,6 +22979,7 @@
       </w:tblGrid>
       <w:tr>
         <w:trPr>
+          <w:tblHeader/>
           <w:jc w:val="center"/>
         </w:trPr>
         <w:tc>
@@ -23111,6 +22988,7 @@
           </w:tcPr>
           <w:p>
             <w:pPr>
+              <w:keepNext/>
               <w:spacing w:after="40"/>
               <w:jc w:val="center"/>
             </w:pPr>
@@ -23129,6 +23007,7 @@
           </w:tcPr>
           <w:p>
             <w:pPr>
+              <w:keepNext/>
               <w:spacing w:after="40"/>
               <w:jc w:val="center"/>
             </w:pPr>
@@ -23147,6 +23026,7 @@
           </w:tcPr>
           <w:p>
             <w:pPr>
+              <w:keepNext/>
               <w:spacing w:after="40"/>
               <w:jc w:val="center"/>
             </w:pPr>
@@ -23162,6 +23042,7 @@
       </w:tr>
       <w:tr>
         <w:trPr>
+          <w:cantSplit/>
           <w:jc w:val="center"/>
         </w:trPr>
         <w:tc>
@@ -23216,6 +23097,7 @@
       </w:tr>
       <w:tr>
         <w:trPr>
+          <w:cantSplit/>
           <w:jc w:val="center"/>
         </w:trPr>
         <w:tc>
@@ -23270,6 +23152,7 @@
       </w:tr>
       <w:tr>
         <w:trPr>
+          <w:cantSplit/>
           <w:jc w:val="center"/>
         </w:trPr>
         <w:tc>
@@ -23324,6 +23207,7 @@
       </w:tr>
       <w:tr>
         <w:trPr>
+          <w:cantSplit/>
           <w:jc w:val="center"/>
         </w:trPr>
         <w:tc>
@@ -23378,6 +23262,7 @@
       </w:tr>
       <w:tr>
         <w:trPr>
+          <w:cantSplit/>
           <w:jc w:val="center"/>
         </w:trPr>
         <w:tc>
@@ -23432,6 +23317,7 @@
       </w:tr>
       <w:tr>
         <w:trPr>
+          <w:cantSplit/>
           <w:jc w:val="center"/>
         </w:trPr>
         <w:tc>
@@ -23486,6 +23372,7 @@
       </w:tr>
       <w:tr>
         <w:trPr>
+          <w:cantSplit/>
           <w:jc w:val="center"/>
         </w:trPr>
         <w:tc>
@@ -23557,11 +23444,12 @@
       <w:pPr>
         <w:pStyle w:val="Heading2"/>
       </w:pPr>
-      <w:bookmarkStart w:id="87" w:name="_Toc239182947"/>
+      <w:bookmarkStart w:id="87" w:name="_Toc239635435"/>
       <w:r>
         <w:rPr>
           <w:rFonts w:ascii="Arial" w:hAnsi="Arial"/>
         </w:rPr>
+        <w:lastRenderedPageBreak/>
         <w:t>Прилог C — примјер записа телеметрије</w:t>
       </w:r>
       <w:bookmarkEnd w:id="87"/>
@@ -23569,6 +23457,7 @@
     <w:p>
       <w:pPr>
         <w:pStyle w:val="BodyText"/>
+        <w:keepNext/>
         <w:ind w:firstLine="0"/>
       </w:pPr>
       <w:r>
@@ -23577,6 +23466,7 @@
     </w:p>
     <w:p>
       <w:pPr>
+        <w:keepNext/>
         <w:spacing w:after="0"/>
         <w:ind w:left="283"/>
       </w:pPr>
@@ -23585,12 +23475,12 @@
           <w:rFonts w:ascii="Courier New" w:hAnsi="Courier New"/>
           <w:sz w:val="20"/>
         </w:rPr>
-        <w:lastRenderedPageBreak/>
         <w:t>CALTRIM  protocol=asd-quality-v1.6.0 policy=k1-two-clip-trim-v1</w:t>
       </w:r>
     </w:p>
     <w:p>
       <w:pPr>
+        <w:keepNext/>
         <w:spacing w:after="0"/>
         <w:ind w:left="283"/>
       </w:pPr>
@@ -23604,6 +23494,7 @@
     </w:p>
     <w:p>
       <w:pPr>
+        <w:keepNext/>
         <w:spacing w:after="0"/>
         <w:ind w:left="283"/>
       </w:pPr>
@@ -23617,6 +23508,7 @@
     </w:p>
     <w:p>
       <w:pPr>
+        <w:keepNext/>
         <w:spacing w:after="0"/>
         <w:ind w:left="283"/>
       </w:pPr>
@@ -23630,6 +23522,7 @@
     </w:p>
     <w:p>
       <w:pPr>
+        <w:keepNext/>
         <w:spacing w:after="0"/>
         <w:ind w:left="283"/>
       </w:pPr>
@@ -23643,6 +23536,7 @@
     </w:p>
     <w:p>
       <w:pPr>
+        <w:keepNext/>
         <w:spacing w:after="0"/>
         <w:ind w:left="283"/>
       </w:pPr>
@@ -23656,6 +23550,7 @@
     </w:p>
     <w:p>
       <w:pPr>
+        <w:keepNext/>
         <w:spacing w:after="0"/>
         <w:ind w:left="283"/>
       </w:pPr>
@@ -23669,6 +23564,7 @@
     </w:p>
     <w:p>
       <w:pPr>
+        <w:keepNext/>
         <w:spacing w:after="0"/>
         <w:ind w:left="283"/>
       </w:pPr>
@@ -23682,6 +23578,7 @@
     </w:p>
     <w:p>
       <w:pPr>
+        <w:keepNext/>
         <w:spacing w:after="0"/>
         <w:ind w:left="283"/>
       </w:pPr>
@@ -23995,31 +23892,31 @@
       </w:rPr>
     </w:lvl>
   </w:abstractNum>
-  <w:num w:numId="1" w16cid:durableId="714743845">
+  <w:num w:numId="1" w16cid:durableId="1950625809">
     <w:abstractNumId w:val="8"/>
   </w:num>
-  <w:num w:numId="2" w16cid:durableId="1138572297">
+  <w:num w:numId="2" w16cid:durableId="309362033">
     <w:abstractNumId w:val="6"/>
   </w:num>
-  <w:num w:numId="3" w16cid:durableId="2128352873">
+  <w:num w:numId="3" w16cid:durableId="1523743705">
     <w:abstractNumId w:val="5"/>
   </w:num>
-  <w:num w:numId="4" w16cid:durableId="1007174342">
+  <w:num w:numId="4" w16cid:durableId="136531428">
     <w:abstractNumId w:val="4"/>
   </w:num>
-  <w:num w:numId="5" w16cid:durableId="1621835830">
+  <w:num w:numId="5" w16cid:durableId="479661086">
     <w:abstractNumId w:val="7"/>
   </w:num>
-  <w:num w:numId="6" w16cid:durableId="717317578">
+  <w:num w:numId="6" w16cid:durableId="1196044594">
     <w:abstractNumId w:val="3"/>
   </w:num>
-  <w:num w:numId="7" w16cid:durableId="766078067">
+  <w:num w:numId="7" w16cid:durableId="1227296364">
     <w:abstractNumId w:val="2"/>
   </w:num>
-  <w:num w:numId="8" w16cid:durableId="963344699">
+  <w:num w:numId="8" w16cid:durableId="382482046">
     <w:abstractNumId w:val="1"/>
   </w:num>
-  <w:num w:numId="9" w16cid:durableId="1622108579">
+  <w:num w:numId="9" w16cid:durableId="1298411466">
     <w:abstractNumId w:val="0"/>
   </w:num>
 </w:numbering>
@@ -35435,7 +35332,7 @@
     <w:autoRedefine/>
     <w:uiPriority w:val="39"/>
     <w:unhideWhenUsed/>
-    <w:rsid w:val="00FE34F4"/>
+    <w:rsid w:val="000A4499"/>
     <w:pPr>
       <w:spacing w:after="100"/>
     </w:pPr>
@@ -35447,7 +35344,7 @@
     <w:autoRedefine/>
     <w:uiPriority w:val="39"/>
     <w:unhideWhenUsed/>
-    <w:rsid w:val="00FE34F4"/>
+    <w:rsid w:val="000A4499"/>
     <w:pPr>
       <w:spacing w:after="100"/>
       <w:ind w:left="220"/>
@@ -35460,7 +35357,7 @@
     <w:autoRedefine/>
     <w:uiPriority w:val="39"/>
     <w:unhideWhenUsed/>
-    <w:rsid w:val="00FE34F4"/>
+    <w:rsid w:val="000A4499"/>
     <w:pPr>
       <w:spacing w:after="100"/>
       <w:ind w:left="440"/>
@@ -35471,7 +35368,7 @@
     <w:basedOn w:val="DefaultParagraphFont"/>
     <w:uiPriority w:val="99"/>
     <w:unhideWhenUsed/>
-    <w:rsid w:val="00FE34F4"/>
+    <w:rsid w:val="000A4499"/>
     <w:rPr>
       <w:color w:val="0000FF" w:themeColor="hyperlink"/>
       <w:u w:val="single"/>
